--- a/deliverables/Week_08_Fine_Tuning_and_Domain_Adaptation/Week_08_Teaching_Notes.docx
+++ b/deliverables/Week_08_Fine_Tuning_and_Domain_Adaptation/Week_08_Teaching_Notes.docx
@@ -615,7 +615,7 @@
                 <w:sz w:val="20"/>
                 <w:szCs w:val="20"/>
               </w:rPr>
-              <w:t xml:space="preserve">Notebook and Python file with TODOs. Embedded and separate diagrams accompany the lab.</w:t>
+              <w:t xml:space="preserve">Notebook with TODOs. Embedded and separate diagrams accompany the lab.</w:t>
             </w:r>
           </w:p>
         </w:tc>
@@ -681,7 +681,7 @@
                 <w:sz w:val="20"/>
                 <w:szCs w:val="20"/>
               </w:rPr>
-              <w:t xml:space="preserve">Instructor notebook and Python file with completed code and model answers.</w:t>
+              <w:t xml:space="preserve">Instructor notebook with completed code and model answers.</w:t>
             </w:r>
           </w:p>
         </w:tc>
@@ -704,7 +704,7 @@
         <w:spacing w:after="140" w:line="288"/>
       </w:pPr>
       <w:r>
-        <w:t xml:space="preserve">This week is the core of MIMLO 3: adapting pretrained models by changing their weights. Students should leave able to decide when fine-tuning is appropriate, explain SFT, instruction tuning, RLHF, DPO and RL with verifiable rewards, compute LoRA parameter counts, fine-tune with PEFT/TRL, and evaluate base vs fine-tuned models honestly. The results in section 5 are real, from running this week's lab notebook in advance (saved to </w:t>
+        <w:t xml:space="preserve">This week is the core of MIMLO 3: adapting pretrained models by changing their weights. Students should leave able to decide when fine-tuning is appropriate, explain SFT, instruction tuning, RLHF, DPO and RL with verifiable rewards, compute LoRA parameter counts, fine-tune with PEFT/TRL, and evaluate base vs fine-tuned models honestly. The charts in section 5 come from a stored full CPU run of an earlier, larger version of this lab (ten intents, 1,216 training messages, rank 16; </w:t>
       </w:r>
       <w:r>
         <w:rPr>
@@ -716,7 +716,7 @@
         <w:t xml:space="preserve">curriculum/assets/week_08/results.json</w:t>
       </w:r>
       <w:r>
-        <w:t xml:space="preserve">).</w:t>
+        <w:t xml:space="preserve">). The CPU core that students run is smaller; its measured numbers are in the lab guide.</w:t>
       </w:r>
     </w:p>
     <w:tbl>
@@ -1997,8 +1997,8 @@
       </w:tblPr>
       <w:tblGrid>
         <w:gridCol w:w="1450"/>
-        <w:gridCol w:w="3980"/>
-        <w:gridCol w:w="3982"/>
+        <w:gridCol w:w="4327"/>
+        <w:gridCol w:w="3635"/>
       </w:tblGrid>
       <w:tr>
         <w:trPr>
@@ -2038,7 +2038,7 @@
         </w:tc>
         <w:tc>
           <w:tcPr>
-            <w:tcW w:type="dxa" w:w="3980"/>
+            <w:tcW w:type="dxa" w:w="4327"/>
             <w:tcBorders>
               <w:top w:val="single" w:color="D1D5DB" w:sz="4"/>
               <w:left w:val="single" w:color="D1D5DB" w:sz="4"/>
@@ -2069,7 +2069,7 @@
         </w:tc>
         <w:tc>
           <w:tcPr>
-            <w:tcW w:type="dxa" w:w="3982"/>
+            <w:tcW w:type="dxa" w:w="3635"/>
             <w:tcBorders>
               <w:top w:val="single" w:color="D1D5DB" w:sz="4"/>
               <w:left w:val="single" w:color="D1D5DB" w:sz="4"/>
@@ -2135,7 +2135,7 @@
         </w:tc>
         <w:tc>
           <w:tcPr>
-            <w:tcW w:type="dxa" w:w="3980"/>
+            <w:tcW w:type="dxa" w:w="4327"/>
             <w:tcBorders>
               <w:top w:val="single" w:color="D1D5DB" w:sz="4"/>
               <w:left w:val="single" w:color="D1D5DB" w:sz="4"/>
@@ -2163,7 +2163,7 @@
         </w:tc>
         <w:tc>
           <w:tcPr>
-            <w:tcW w:type="dxa" w:w="3982"/>
+            <w:tcW w:type="dxa" w:w="3635"/>
             <w:tcBorders>
               <w:top w:val="single" w:color="D1D5DB" w:sz="4"/>
               <w:left w:val="single" w:color="D1D5DB" w:sz="4"/>
@@ -2185,7 +2185,7 @@
                 <w:sz w:val="20"/>
                 <w:szCs w:val="20"/>
               </w:rPr>
-              <w:t xml:space="preserve">Do ordinary prompt-only calls update stored model weights?</w:t>
+              <w:t xml:space="preserve">Does prompting change a model's weights?</w:t>
             </w:r>
           </w:p>
         </w:tc>
@@ -2220,13 +2220,13 @@
                 <w:sz w:val="20"/>
                 <w:szCs w:val="20"/>
               </w:rPr>
-              <w:t xml:space="preserve">Train / validation / test</w:t>
-            </w:r>
-          </w:p>
-        </w:tc>
-        <w:tc>
-          <w:tcPr>
-            <w:tcW w:type="dxa" w:w="3980"/>
+              <w:t xml:space="preserve">Train/test split</w:t>
+            </w:r>
+          </w:p>
+        </w:tc>
+        <w:tc>
+          <w:tcPr>
+            <w:tcW w:type="dxa" w:w="4327"/>
             <w:tcBorders>
               <w:top w:val="single" w:color="D1D5DB" w:sz="4"/>
               <w:left w:val="single" w:color="D1D5DB" w:sz="4"/>
@@ -2248,13 +2248,13 @@
                 <w:sz w:val="20"/>
                 <w:szCs w:val="20"/>
               </w:rPr>
-              <w:t xml:space="preserve">Separate examples for learning, choosing settings and final measurement.</w:t>
-            </w:r>
-          </w:p>
-        </w:tc>
-        <w:tc>
-          <w:tcPr>
-            <w:tcW w:type="dxa" w:w="3982"/>
+              <w:t xml:space="preserve">Separate examples for learning and for the final, fair check.</w:t>
+            </w:r>
+          </w:p>
+        </w:tc>
+        <w:tc>
+          <w:tcPr>
+            <w:tcW w:type="dxa" w:w="3635"/>
             <w:tcBorders>
               <w:top w:val="single" w:color="D1D5DB" w:sz="4"/>
               <w:left w:val="single" w:color="D1D5DB" w:sz="4"/>
@@ -2276,7 +2276,7 @@
                 <w:sz w:val="20"/>
                 <w:szCs w:val="20"/>
               </w:rPr>
-              <w:t xml:space="preserve">Which split must not be used to train the adapter?</w:t>
+              <w:t xml:space="preserve">May a test message also appear in the training set?</w:t>
             </w:r>
           </w:p>
         </w:tc>
@@ -2311,13 +2311,13 @@
                 <w:sz w:val="20"/>
                 <w:szCs w:val="20"/>
               </w:rPr>
-              <w:t xml:space="preserve">Matrix projection</w:t>
-            </w:r>
-          </w:p>
-        </w:tc>
-        <w:tc>
-          <w:tcPr>
-            <w:tcW w:type="dxa" w:w="3980"/>
+              <w:t xml:space="preserve">Loss</w:t>
+            </w:r>
+          </w:p>
+        </w:tc>
+        <w:tc>
+          <w:tcPr>
+            <w:tcW w:type="dxa" w:w="4327"/>
             <w:tcBorders>
               <w:top w:val="single" w:color="D1D5DB" w:sz="4"/>
               <w:left w:val="single" w:color="D1D5DB" w:sz="4"/>
@@ -2339,13 +2339,13 @@
                 <w:sz w:val="20"/>
                 <w:szCs w:val="20"/>
               </w:rPr>
-              <w:t xml:space="preserve">Multiplying a vector by learned weights to produce another vector.</w:t>
-            </w:r>
-          </w:p>
-        </w:tc>
-        <w:tc>
-          <w:tcPr>
-            <w:tcW w:type="dxa" w:w="3982"/>
+              <w:t xml:space="preserve">A number measuring prediction error during training.</w:t>
+            </w:r>
+          </w:p>
+        </w:tc>
+        <w:tc>
+          <w:tcPr>
+            <w:tcW w:type="dxa" w:w="3635"/>
             <w:tcBorders>
               <w:top w:val="single" w:color="D1D5DB" w:sz="4"/>
               <w:left w:val="single" w:color="D1D5DB" w:sz="4"/>
@@ -2367,189 +2367,7 @@
                 <w:sz w:val="20"/>
                 <w:szCs w:val="20"/>
               </w:rPr>
-              <w:t xml:space="preserve">If a projection maps 8 numbers to 4 numbers, what is its output length?</w:t>
-            </w:r>
-          </w:p>
-        </w:tc>
-      </w:tr>
-      <w:tr>
-        <w:trPr>
-          <w:cantSplit/>
-        </w:trPr>
-        <w:tc>
-          <w:tcPr>
-            <w:tcW w:type="dxa" w:w="1450"/>
-            <w:tcBorders>
-              <w:top w:val="single" w:color="D1D5DB" w:sz="4"/>
-              <w:left w:val="single" w:color="D1D5DB" w:sz="4"/>
-              <w:bottom w:val="single" w:color="D1D5DB" w:sz="4"/>
-              <w:right w:val="single" w:color="D1D5DB" w:sz="4"/>
-            </w:tcBorders>
-            <w:shd w:fill="FFFFFF" w:color="auto" w:val="clear"/>
-            <w:tcMar>
-              <w:top w:type="dxa" w:w="80"/>
-              <w:left w:type="dxa" w:w="120"/>
-              <w:bottom w:type="dxa" w:w="80"/>
-              <w:right w:type="dxa" w:w="120"/>
-            </w:tcMar>
-            <w:vAlign w:val="top"/>
-          </w:tcPr>
-          <w:p>
-            <w:r>
-              <w:rPr>
-                <w:b/>
-                <w:bCs/>
-                <w:sz w:val="20"/>
-                <w:szCs w:val="20"/>
-              </w:rPr>
-              <w:t xml:space="preserve">Loss</w:t>
-            </w:r>
-          </w:p>
-        </w:tc>
-        <w:tc>
-          <w:tcPr>
-            <w:tcW w:type="dxa" w:w="3980"/>
-            <w:tcBorders>
-              <w:top w:val="single" w:color="D1D5DB" w:sz="4"/>
-              <w:left w:val="single" w:color="D1D5DB" w:sz="4"/>
-              <w:bottom w:val="single" w:color="D1D5DB" w:sz="4"/>
-              <w:right w:val="single" w:color="D1D5DB" w:sz="4"/>
-            </w:tcBorders>
-            <w:shd w:fill="FFFFFF" w:color="auto" w:val="clear"/>
-            <w:tcMar>
-              <w:top w:type="dxa" w:w="80"/>
-              <w:left w:type="dxa" w:w="120"/>
-              <w:bottom w:type="dxa" w:w="80"/>
-              <w:right w:type="dxa" w:w="120"/>
-            </w:tcMar>
-            <w:vAlign w:val="top"/>
-          </w:tcPr>
-          <w:p>
-            <w:r>
-              <w:rPr>
-                <w:sz w:val="20"/>
-                <w:szCs w:val="20"/>
-              </w:rPr>
-              <w:t xml:space="preserve">A number measuring prediction error during training.</w:t>
-            </w:r>
-          </w:p>
-        </w:tc>
-        <w:tc>
-          <w:tcPr>
-            <w:tcW w:type="dxa" w:w="3982"/>
-            <w:tcBorders>
-              <w:top w:val="single" w:color="D1D5DB" w:sz="4"/>
-              <w:left w:val="single" w:color="D1D5DB" w:sz="4"/>
-              <w:bottom w:val="single" w:color="D1D5DB" w:sz="4"/>
-              <w:right w:val="single" w:color="D1D5DB" w:sz="4"/>
-            </w:tcBorders>
-            <w:shd w:fill="FFFFFF" w:color="auto" w:val="clear"/>
-            <w:tcMar>
-              <w:top w:type="dxa" w:w="80"/>
-              <w:left w:type="dxa" w:w="120"/>
-              <w:bottom w:type="dxa" w:w="80"/>
-              <w:right w:type="dxa" w:w="120"/>
-            </w:tcMar>
-            <w:vAlign w:val="top"/>
-          </w:tcPr>
-          <w:p>
-            <w:r>
-              <w:rPr>
-                <w:sz w:val="20"/>
-                <w:szCs w:val="20"/>
-              </w:rPr>
-              <w:t xml:space="preserve">What would rising validation loss make you inspect?</w:t>
-            </w:r>
-          </w:p>
-        </w:tc>
-      </w:tr>
-      <w:tr>
-        <w:trPr>
-          <w:cantSplit/>
-        </w:trPr>
-        <w:tc>
-          <w:tcPr>
-            <w:tcW w:type="dxa" w:w="1450"/>
-            <w:tcBorders>
-              <w:top w:val="single" w:color="D1D5DB" w:sz="4"/>
-              <w:left w:val="single" w:color="D1D5DB" w:sz="4"/>
-              <w:bottom w:val="single" w:color="D1D5DB" w:sz="4"/>
-              <w:right w:val="single" w:color="D1D5DB" w:sz="4"/>
-            </w:tcBorders>
-            <w:shd w:fill="EEF0FF" w:color="auto" w:val="clear"/>
-            <w:tcMar>
-              <w:top w:type="dxa" w:w="80"/>
-              <w:left w:type="dxa" w:w="120"/>
-              <w:bottom w:type="dxa" w:w="80"/>
-              <w:right w:type="dxa" w:w="120"/>
-            </w:tcMar>
-            <w:vAlign w:val="top"/>
-          </w:tcPr>
-          <w:p>
-            <w:r>
-              <w:rPr>
-                <w:b/>
-                <w:bCs/>
-                <w:sz w:val="20"/>
-                <w:szCs w:val="20"/>
-              </w:rPr>
-              <w:t xml:space="preserve">Adapter</w:t>
-            </w:r>
-          </w:p>
-        </w:tc>
-        <w:tc>
-          <w:tcPr>
-            <w:tcW w:type="dxa" w:w="3980"/>
-            <w:tcBorders>
-              <w:top w:val="single" w:color="D1D5DB" w:sz="4"/>
-              <w:left w:val="single" w:color="D1D5DB" w:sz="4"/>
-              <w:bottom w:val="single" w:color="D1D5DB" w:sz="4"/>
-              <w:right w:val="single" w:color="D1D5DB" w:sz="4"/>
-            </w:tcBorders>
-            <w:shd w:fill="EEF0FF" w:color="auto" w:val="clear"/>
-            <w:tcMar>
-              <w:top w:type="dxa" w:w="80"/>
-              <w:left w:type="dxa" w:w="120"/>
-              <w:bottom w:type="dxa" w:w="80"/>
-              <w:right w:type="dxa" w:w="120"/>
-            </w:tcMar>
-            <w:vAlign w:val="top"/>
-          </w:tcPr>
-          <w:p>
-            <w:r>
-              <w:rPr>
-                <w:sz w:val="20"/>
-                <w:szCs w:val="20"/>
-              </w:rPr>
-              <w:t xml:space="preserve">Small added weights trained while the base is fixed.</w:t>
-            </w:r>
-          </w:p>
-        </w:tc>
-        <w:tc>
-          <w:tcPr>
-            <w:tcW w:type="dxa" w:w="3982"/>
-            <w:tcBorders>
-              <w:top w:val="single" w:color="D1D5DB" w:sz="4"/>
-              <w:left w:val="single" w:color="D1D5DB" w:sz="4"/>
-              <w:bottom w:val="single" w:color="D1D5DB" w:sz="4"/>
-              <w:right w:val="single" w:color="D1D5DB" w:sz="4"/>
-            </w:tcBorders>
-            <w:shd w:fill="EEF0FF" w:color="auto" w:val="clear"/>
-            <w:tcMar>
-              <w:top w:type="dxa" w:w="80"/>
-              <w:left w:type="dxa" w:w="120"/>
-              <w:bottom w:type="dxa" w:w="80"/>
-              <w:right w:type="dxa" w:w="120"/>
-            </w:tcMar>
-            <w:vAlign w:val="top"/>
-          </w:tcPr>
-          <w:p>
-            <w:r>
-              <w:rPr>
-                <w:sz w:val="20"/>
-                <w:szCs w:val="20"/>
-              </w:rPr>
-              <w:t xml:space="preserve">Is a saved adapter usable without its base model?</w:t>
+              <w:t xml:space="preserve">Does a lower training loss prove better test accuracy?</w:t>
             </w:r>
           </w:p>
         </w:tc>
@@ -2592,7 +2410,7 @@
         <w:t xml:space="preserve">Model weight:</w:t>
       </w:r>
       <w:r>
-        <w:t xml:space="preserve"> No. Prompting changes only the input for that call.</w:t>
+        <w:t xml:space="preserve"> No. Only training, such as fine-tuning, changes weights.</w:t>
       </w:r>
     </w:p>
     <w:p>
@@ -2610,10 +2428,10 @@
           <w:b/>
           <w:bCs/>
         </w:rPr>
-        <w:t xml:space="preserve">Train / validation / test:</w:t>
-      </w:r>
-      <w:r>
-        <w:t xml:space="preserve"> Validation and test. Only training examples update the adapter.</w:t>
+        <w:t xml:space="preserve">Train/test split:</w:t>
+      </w:r>
+      <w:r>
+        <w:t xml:space="preserve"> No. Then the test would reward memorisation instead of measuring new messages.</w:t>
       </w:r>
     </w:p>
     <w:p>
@@ -2631,52 +2449,10 @@
           <w:b/>
           <w:bCs/>
         </w:rPr>
-        <w:t xml:space="preserve">Matrix projection:</w:t>
-      </w:r>
-      <w:r>
-        <w:t xml:space="preserve"> Four numbers.</w:t>
-      </w:r>
-    </w:p>
-    <w:p>
-      <w:pPr>
-        <w:pStyle w:val="ListParagraph"/>
-        <w:keepLines/>
-        <w:numPr>
-          <w:ilvl w:val="0"/>
-          <w:numId w:val="2"/>
-        </w:numPr>
-        <w:spacing w:after="80" w:line="276"/>
-      </w:pPr>
-      <w:r>
-        <w:rPr>
-          <w:b/>
-          <w:bCs/>
-        </w:rPr>
         <w:t xml:space="preserve">Loss:</w:t>
       </w:r>
       <w:r>
-        <w:t xml:space="preserve"> Overfitting: compare it with the training loss and check the data and learning rate.</w:t>
-      </w:r>
-    </w:p>
-    <w:p>
-      <w:pPr>
-        <w:pStyle w:val="ListParagraph"/>
-        <w:keepLines/>
-        <w:numPr>
-          <w:ilvl w:val="0"/>
-          <w:numId w:val="2"/>
-        </w:numPr>
-        <w:spacing w:after="80" w:line="276"/>
-      </w:pPr>
-      <w:r>
-        <w:rPr>
-          <w:b/>
-          <w:bCs/>
-        </w:rPr>
-        <w:t xml:space="preserve">Adapter:</w:t>
-      </w:r>
-      <w:r>
-        <w:t xml:space="preserve"> No. An adapter stores changes to one particular base model.</w:t>
+        <w:t xml:space="preserve"> No. Only the held-out test measures accuracy on new messages.</w:t>
       </w:r>
     </w:p>
     <w:p>
@@ -2695,7 +2471,7 @@
         <w:spacing w:after="140" w:line="288"/>
       </w:pPr>
       <w:r>
-        <w:t xml:space="preserve">Measure whether training improves on a strong prompting baseline</w:t>
+        <w:t xml:space="preserve">Prompt first; then train</w:t>
       </w:r>
     </w:p>
     <w:p>
@@ -2768,7 +2544,7 @@
         <w:spacing w:after="140" w:line="288"/>
       </w:pPr>
       <w:r>
-        <w:t xml:space="preserve">Fine-tuning changes learned parameters, whereas prompting changes the current input. This lab adapts a pretrained language model to emit banking intent labels. The training examples teach the task; validation examples help monitor learning; test examples provide the final comparison. The lab also measures a few-shot baseline so that training must improve on a useful prompting approach. Supervised fine-tuning means learning from known prompt/response pairs. LoRA describes which parameters change: small adapter matrices learn while the base weights remain frozen. These are different choices and can be combined. The trainer measures loss on completion tokens, rather than asking the model to reproduce the prompt. After training, the same parser and test messages are used for comparison. Reduced training loss alone cannot establish better routing accuracy, and the original customer labels can contain ambiguity.</w:t>
+        <w:t xml:space="preserve">Fine-tuning starts by separating the data: training messages teach the adapter, validation messages show whether learning transfers during training, and test messages are kept for one final check. Each training message becomes a chat pair whose answer is the intent label. LoRA adds small trainable matrices while the base weights stay frozen, and supervised fine-tuning lowers the loss on the answer tokens. The adapted model is then tested with the same parser and messages as the prompting baselines, so the comparison is fair.</w:t>
       </w:r>
     </w:p>
     <w:p>
@@ -2791,7 +2567,7 @@
         <w:spacing w:after="80" w:line="276"/>
       </w:pPr>
       <w:r>
-        <w:t xml:space="preserve">A message about a missing card has a reference banking-intent label.</w:t>
+        <w:t xml:space="preserve">Banking77 messages for five intents are split into training, validation and test sets.</w:t>
       </w:r>
     </w:p>
     <w:p>
@@ -2805,7 +2581,7 @@
         <w:spacing w:after="80" w:line="276"/>
       </w:pPr>
       <w:r>
-        <w:t xml:space="preserve">The unmodified model is evaluated with no examples and with one example per intent.</w:t>
+        <w:t xml:space="preserve">to_chat turns each training message into a prompt and an answer label.</w:t>
       </w:r>
     </w:p>
     <w:p>
@@ -2819,7 +2595,7 @@
         <w:spacing w:after="80" w:line="276"/>
       </w:pPr>
       <w:r>
-        <w:t xml:space="preserve">Training pairs put the customer message in the prompt and the intent in the completion.</w:t>
+        <w:t xml:space="preserve">LoRA adds small trainable matrices beside the frozen attention weights.</w:t>
       </w:r>
     </w:p>
     <w:p>
@@ -2833,7 +2609,7 @@
         <w:spacing w:after="80" w:line="276"/>
       </w:pPr>
       <w:r>
-        <w:t xml:space="preserve">Only the LoRA adapter parameters learn from the training examples.</w:t>
+        <w:t xml:space="preserve">One epoch of SFT lowers the loss on the answer tokens.</w:t>
       </w:r>
     </w:p>
     <w:p>
@@ -2847,7 +2623,7 @@
         <w:spacing w:after="80" w:line="276"/>
       </w:pPr>
       <w:r>
-        <w:t xml:space="preserve">The tuned model uses the original zero-shot format on the same held-out test messages.</w:t>
+        <w:t xml:space="preserve">The adapter is tested on the held-out messages and compared with the few-shot baseline.</w:t>
       </w:r>
     </w:p>
     <w:p>
@@ -2864,7 +2640,7 @@
         <w:t xml:space="preserve">Check your understanding.</w:t>
       </w:r>
       <w:r>
-        <w:t xml:space="preserve"> Why compare the tuned model with the few-shot baseline as well as the zero-shot baseline?</w:t>
+        <w:t xml:space="preserve"> Which messages train?</w:t>
       </w:r>
     </w:p>
     <w:p>
@@ -2881,7 +2657,7 @@
         <w:t xml:space="preserve">Instructor explanation.</w:t>
       </w:r>
       <w:r>
-        <w:t xml:space="preserve"> Few-shot prompting is a stronger alternative that needs no training; the adapter's improvement should justify its extra work.</w:t>
+        <w:t xml:space="preserve"> Only the training split; the test messages are used once, at the end.</w:t>
       </w:r>
     </w:p>
     <w:p>
@@ -2900,7 +2676,7 @@
         <w:spacing w:after="140" w:line="288"/>
       </w:pPr>
       <w:r>
-        <w:t xml:space="preserve">Trace information forward and learning backward while the base stays frozen</w:t>
+        <w:t xml:space="preserve">Base frozen</w:t>
       </w:r>
     </w:p>
     <w:p>
@@ -2973,7 +2749,7 @@
         <w:spacing w:after="140" w:line="288"/>
       </w:pPr>
       <w:r>
-        <w:t xml:space="preserve">LoRA adds a learned correction to selected weight matrices. If a base projection maps k input features to d output features, its matrix W contains d times k weights. The adapter first projects the same input through A into r features, then through B back into d features. The small number r is the rank and controls the size of the correction. The forward result is the original W x plus the scaled B(Ax) contribution; these are parallel paths. The trainable count is r times the sum of d and k, rather than d times k. Backpropagation uses the completion loss to adjust A and B while W is frozen. Freezing W preserves the original base parameters, but the active adapter can still change general-answer behaviour. Disabling the adapter restores the base path.</w:t>
+        <w:t xml:space="preserve">In a LoRA layer the same input x takes two paths. The frozen weight W produces W x, as before training. The adapter path multiplies x by a small matrix A, down to r numbers, then by B, back up to the output size. The adapter output is scaled by the coefficient α divided by rank, then the two outputs are added and passed on through the network to the answer-token loss. Backpropagation computes gradients for A and B only, and the optimiser updates them; W keeps its pretrained values. Because B starts at zero, training begins from the pretrained behaviour.</w:t>
       </w:r>
     </w:p>
     <w:p>
@@ -3010,7 +2786,7 @@
         <w:spacing w:after="80" w:line="276"/>
       </w:pPr>
       <w:r>
-        <w:t xml:space="preserve">Rank r=2 uses A with shape [2, 8] and B with shape [8, 2]: 32 trainable entries total.</w:t>
+        <w:t xml:space="preserve">Rank r = 2 uses A with shape [2, 8] and B with shape [8, 2]: 32 trainable entries in total.</w:t>
       </w:r>
     </w:p>
     <w:p>
@@ -3024,7 +2800,7 @@
         <w:spacing w:after="80" w:line="276"/>
       </w:pPr>
       <w:r>
-        <w:t xml:space="preserve">W x and B(Ax) are parallel contributions; the adapter is not a layer after W.</w:t>
+        <w:t xml:space="preserve">W x and the scaled B(Ax) are parallel contributions; the adapter is not a layer after W.</w:t>
       </w:r>
     </w:p>
     <w:p>
@@ -3038,7 +2814,7 @@
         <w:spacing w:after="80" w:line="276"/>
       </w:pPr>
       <w:r>
-        <w:t xml:space="preserve">Their summed output feeds the remaining network and its completion-token loss.</w:t>
+        <w:t xml:space="preserve">Their summed output feeds the rest of the network and the answer-token loss.</w:t>
       </w:r>
     </w:p>
     <w:p>
@@ -3052,7 +2828,7 @@
         <w:spacing w:after="80" w:line="276"/>
       </w:pPr>
       <w:r>
-        <w:t xml:space="preserve">The optimizer updates A and B, while W keeps its pretrained values.</w:t>
+        <w:t xml:space="preserve">The optimiser updates A and B, while W keeps its pretrained values.</w:t>
       </w:r>
     </w:p>
     <w:p>
@@ -3069,7 +2845,7 @@
         <w:t xml:space="preserve">Check your understanding.</w:t>
       </w:r>
       <w:r>
-        <w:t xml:space="preserve"> Does the adapter take W x as its input, or does it use the same x as the base projection?</w:t>
+        <w:t xml:space="preserve"> Does W change?</w:t>
       </w:r>
     </w:p>
     <w:p>
@@ -3086,7 +2862,7 @@
         <w:t xml:space="preserve">Instructor explanation.</w:t>
       </w:r>
       <w:r>
-        <w:t xml:space="preserve"> It uses the same x. The base and adapter paths run in parallel and their outputs are added.</w:t>
+        <w:t xml:space="preserve"> No. Gradients update only A and B; W keeps its pretrained values.</w:t>
       </w:r>
     </w:p>
     <w:p>
@@ -3095,7 +2871,7 @@
         <w:keepNext/>
       </w:pPr>
       <w:r>
-        <w:t xml:space="preserve">From labels to a saved adapter</w:t>
+        <w:t xml:space="preserve">One test, three models</w:t>
       </w:r>
     </w:p>
     <w:p>
@@ -3105,7 +2881,7 @@
         <w:spacing w:after="140" w:line="288"/>
       </w:pPr>
       <w:r>
-        <w:t xml:space="preserve">Read the learning curve and the held-out decisions together</w:t>
+        <w:t xml:space="preserve">Same parser, same messages</w:t>
       </w:r>
     </w:p>
     <w:p>
@@ -3119,7 +2895,7 @@
           <wp:inline distT="0" distB="0" distL="0" distR="0">
             <wp:extent cx="5334000" cy="1962150"/>
             <wp:effectExtent t="0" r="0" b="0" l="0"/>
-            <wp:docPr id="4" name="From labels to a saved adapter" descr="From labels to a saved adapter" title="From labels to a saved adapter"/>
+            <wp:docPr id="4" name="One test, three models" descr="One test, three models" title="One test, three models"/>
             <wp:cNvGraphicFramePr>
               <a:graphicFrameLocks xmlns:a="http://schemas.openxmlformats.org/drawingml/2006/main" noChangeAspect="1"/>
             </wp:cNvGraphicFramePr>
@@ -3168,7 +2944,7 @@
           <w:sz w:val="19"/>
           <w:szCs w:val="19"/>
         </w:rPr>
-        <w:t xml:space="preserve">From labels to a saved adapter</w:t>
+        <w:t xml:space="preserve">One test, three models</w:t>
       </w:r>
     </w:p>
     <w:p>
@@ -3178,7 +2954,7 @@
         <w:spacing w:after="140" w:line="288"/>
       </w:pPr>
       <w:r>
-        <w:t xml:space="preserve">The code connects data preparation, training and evaluation. INTENTS filters the source dataset to ten routing categories. The to_chat function creates conversational prompt/completion pairs, while evaluate records raw outputs, parsed labels and correctness. The normalise function is deliberately lenient: a label wrapped in explanatory text can still count as recognised, so the invalid rate is defined by this parser rather than by strict label-only output. The trainer records loss history for learning-curve inspection. After training, comparison uses the same test examples for both baselines and the tuned model, and the error table reveals which categories were confused. The adapter-off question is one illustrative check of specialisation, rather than a broad general-capability benchmark. Finally, the saved adapter's disk size is compared with the base parameters' in-memory byte count, so the size figures have slightly different definitions.</w:t>
+        <w:t xml:space="preserve">Every row of the comparison table comes from the same evaluation path. A held-out message is formatted with the zero-shot or few-shot prompt, a model generates a short reply, a lenient parser extracts the first intent mentioned, and the result is compared with the reference label. Only the model and prompt differ between rows, so differences in accuracy come from them rather than from different messages or scoring rules.</w:t>
       </w:r>
     </w:p>
     <w:p>
@@ -3201,7 +2977,7 @@
         <w:spacing w:after="80" w:line="276"/>
       </w:pPr>
       <w:r>
-        <w:t xml:space="preserve">Check that the train and validation data come from the training split, while test messages remain separate.</w:t>
+        <w:t xml:space="preserve">Each of the 50 test messages has a known intent label.</w:t>
       </w:r>
     </w:p>
     <w:p>
@@ -3215,7 +2991,7 @@
         <w:spacing w:after="80" w:line="276"/>
       </w:pPr>
       <w:r>
-        <w:t xml:space="preserve">Inspect one to_chat pair before running the trainer.</w:t>
+        <w:t xml:space="preserve">Zero-shot and few-shot prompts use the base model; the adapter uses the zero-shot format it was trained on.</w:t>
       </w:r>
     </w:p>
     <w:p>
@@ -3229,7 +3005,7 @@
         <w:spacing w:after="80" w:line="276"/>
       </w:pPr>
       <w:r>
-        <w:t xml:space="preserve">Watch validation loss alongside training loss rather than choosing by training loss alone.</w:t>
+        <w:t xml:space="preserve">Generation is greedy, with at most 32 new tokens.</w:t>
       </w:r>
     </w:p>
     <w:p>
@@ -3243,7 +3019,7 @@
         <w:spacing w:after="80" w:line="276"/>
       </w:pPr>
       <w:r>
-        <w:t xml:space="preserve">A recognised wrong intent is a decision error; no recognised intent is a parser/format failure.</w:t>
+        <w:t xml:space="preserve">normalise returns the first intent mentioned, accepting spaces for underscores.</w:t>
       </w:r>
     </w:p>
     <w:p>
@@ -3257,7 +3033,7 @@
         <w:spacing w:after="80" w:line="276"/>
       </w:pPr>
       <w:r>
-        <w:t xml:space="preserve">Ask a general question with the adapter on and off, then save the small adapter artifact.</w:t>
+        <w:t xml:space="preserve">The comparison table reports accuracy and the invalid rate for all three models.</w:t>
       </w:r>
     </w:p>
     <w:p>
@@ -3274,7 +3050,7 @@
         <w:t xml:space="preserve">Check your understanding.</w:t>
       </w:r>
       <w:r>
-        <w:t xml:space="preserve"> What two different failures should you distinguish in the test output table?</w:t>
+        <w:t xml:space="preserve"> Why one parser?</w:t>
       </w:r>
     </w:p>
     <w:p>
@@ -3291,7 +3067,7 @@
         <w:t xml:space="preserve">Instructor explanation.</w:t>
       </w:r>
       <w:r>
-        <w:t xml:space="preserve"> A recognised but incorrect intent is a decision error; an output with no recognised intent is an invalid/parser-format outcome.</w:t>
+        <w:t xml:space="preserve"> Otherwise a difference could come from the scoring rules rather than the models.</w:t>
       </w:r>
     </w:p>
     <w:p>
@@ -3310,7 +3086,7 @@
         <w:spacing w:after="140" w:line="288"/>
       </w:pPr>
       <w:r>
-        <w:t xml:space="preserve">Training changes LoRA weights; validation helps choose when to stop</w:t>
+        <w:t xml:space="preserve">Train, then validate</w:t>
       </w:r>
     </w:p>
     <w:p>
@@ -3383,7 +3159,7 @@
         <w:spacing w:after="140" w:line="288"/>
       </w:pPr>
       <w:r>
-        <w:t xml:space="preserve">Training needs inputs and known desired answers. The lab separates banking messages into training, validation and test examples. The to_chat function builds the prompt/completion format expected by the trainer. During supervised fine-tuning, the model reads the prompt and learns to assign higher probability to the correct answer tokens. LoRA limits updates to small added matrices while the original weights remain fixed. Validation loss checks prediction error on examples excluded from learning; it helps spot when further training stops helping. The test set is reserved for the final comparison. Saving the adapter stores the added weights and configuration, not a complete independent language model. The matching base model is required when loading it.</w:t>
+        <w:t xml:space="preserve">Training uses only the training split. Each message becomes a prompt and an answer, and the trainer updates the adapter to raise the probability of the answer tokens. Validation loss is measured on separate messages without updates; if it rises while training loss falls, the adapter is memorising. The saved adapter holds the small A and B matrices plus a configuration file naming the base model, so the same base must be loaded to use it.</w:t>
       </w:r>
     </w:p>
     <w:p>
@@ -3406,7 +3182,7 @@
         <w:spacing w:after="80" w:line="276"/>
       </w:pPr>
       <w:r>
-        <w:t xml:space="preserve">A training message about a missing card payment has a known intent label.</w:t>
+        <w:t xml:space="preserve">A training message about a missing card has a known intent label.</w:t>
       </w:r>
     </w:p>
     <w:p>
@@ -3434,7 +3210,7 @@
         <w:spacing w:after="80" w:line="276"/>
       </w:pPr>
       <w:r>
-        <w:t xml:space="preserve">The trainer changes adapter weights to reduce answer-token loss.</w:t>
+        <w:t xml:space="preserve">The trainer changes adapter weights to reduce the answer-token loss.</w:t>
       </w:r>
     </w:p>
     <w:p>
@@ -3448,7 +3224,7 @@
         <w:spacing w:after="80" w:line="276"/>
       </w:pPr>
       <w:r>
-        <w:t xml:space="preserve">If validation loss rises while training loss falls, investigate overfitting.</w:t>
+        <w:t xml:space="preserve">Validation loss on separate messages shows whether learning transfers.</w:t>
       </w:r>
     </w:p>
     <w:p>
@@ -3462,7 +3238,7 @@
         <w:spacing w:after="80" w:line="276"/>
       </w:pPr>
       <w:r>
-        <w:t xml:space="preserve">Save the adapter with its base-model identity and settings.</w:t>
+        <w:t xml:space="preserve">The adapter is saved with its base-model identity and settings.</w:t>
       </w:r>
     </w:p>
     <w:p>
@@ -3479,7 +3255,7 @@
         <w:t xml:space="preserve">Check your understanding.</w:t>
       </w:r>
       <w:r>
-        <w:t xml:space="preserve"> Does a small adapter file contain the whole model?</w:t>
+        <w:t xml:space="preserve"> Is the base saved?</w:t>
       </w:r>
     </w:p>
     <w:p>
@@ -3496,7 +3272,7 @@
         <w:t xml:space="preserve">Instructor explanation.</w:t>
       </w:r>
       <w:r>
-        <w:t xml:space="preserve"> No. It contains added weights and configuration; load the compatible base model too.</w:t>
+        <w:t xml:space="preserve"> No. The adapter folder holds only the added weights and configuration; load the base model too.</w:t>
       </w:r>
     </w:p>
     <w:p>
@@ -3505,7 +3281,7 @@
         <w:keepNext/>
       </w:pPr>
       <w:r>
-        <w:t xml:space="preserve">Use and check the adapted classifier</w:t>
+        <w:t xml:space="preserve">Use the adapted classifier</w:t>
       </w:r>
     </w:p>
     <w:p>
@@ -3515,7 +3291,7 @@
         <w:spacing w:after="140" w:line="288"/>
       </w:pPr>
       <w:r>
-        <w:t xml:space="preserve">Prediction uses the same chat format, without gradient updates</w:t>
+        <w:t xml:space="preserve">Same template; no updates</w:t>
       </w:r>
     </w:p>
     <w:p>
@@ -3529,7 +3305,7 @@
           <wp:inline distT="0" distB="0" distL="0" distR="0">
             <wp:extent cx="5334000" cy="1962150"/>
             <wp:effectExtent t="0" r="0" b="0" l="0"/>
-            <wp:docPr id="6" name="Use and check the adapted classifier" descr="Use and check the adapted classifier" title="Use and check the adapted classifier"/>
+            <wp:docPr id="6" name="Use the adapted classifier" descr="Use the adapted classifier" title="Use the adapted classifier"/>
             <wp:cNvGraphicFramePr>
               <a:graphicFrameLocks xmlns:a="http://schemas.openxmlformats.org/drawingml/2006/main" noChangeAspect="1"/>
             </wp:cNvGraphicFramePr>
@@ -3578,7 +3354,7 @@
           <w:sz w:val="19"/>
           <w:szCs w:val="19"/>
         </w:rPr>
-        <w:t xml:space="preserve">Use and check the adapted classifier</w:t>
+        <w:t xml:space="preserve">Use the adapted classifier</w:t>
       </w:r>
     </w:p>
     <w:p>
@@ -3588,7 +3364,7 @@
         <w:spacing w:after="140" w:line="288"/>
       </w:pPr>
       <w:r>
-        <w:t xml:space="preserve">After training, the adapted model makes predictions without changing weights. It must receive the same chat format used for training. The base model runs with its LoRA correction active and produces an intent label as text. The normalise function interprets the response; evaluate compares it with the known test label. Use the identical test messages and parsing rule for the original and adapted models so the comparison is fair. An answer may be invalid for the parser or valid but in the wrong category. Keep these errors separate. Disabling the adapter restores the base path, which helps compare the same general question with and without the added correction. One such question is an illustration, not a complete forgetting test.</w:t>
+        <w:t xml:space="preserve">Using the adapted classifier is ordinary inference. A new message is formatted with exactly the template used in training, the base model runs with the adapter attached, and greedy decoding produces a short reply. The parser turns that reply into one intent. No weights change during this process; the adapter's learned corrections are simply added to the frozen base outputs.</w:t>
       </w:r>
     </w:p>
     <w:p>
@@ -3611,7 +3387,7 @@
         <w:spacing w:after="80" w:line="276"/>
       </w:pPr>
       <w:r>
-        <w:t xml:space="preserve">Choose a held-out message about a charged fee.</w:t>
+        <w:t xml:space="preserve">Choose a held-out message about a card that has not arrived.</w:t>
       </w:r>
     </w:p>
     <w:p>
@@ -3625,7 +3401,7 @@
         <w:spacing w:after="80" w:line="276"/>
       </w:pPr>
       <w:r>
-        <w:t xml:space="preserve">Run the base few-shot prompt and adapted model on that same text.</w:t>
+        <w:t xml:space="preserve">Format it with the same chat template used in training.</w:t>
       </w:r>
     </w:p>
     <w:p>
@@ -3639,7 +3415,7 @@
         <w:spacing w:after="80" w:line="276"/>
       </w:pPr>
       <w:r>
-        <w:t xml:space="preserve">Inspect raw replies, parsed labels and the reference together.</w:t>
+        <w:t xml:space="preserve">Run the base model with the adapter; no weights change.</w:t>
       </w:r>
     </w:p>
     <w:p>
@@ -3653,7 +3429,7 @@
         <w:spacing w:after="80" w:line="276"/>
       </w:pPr>
       <w:r>
-        <w:t xml:space="preserve">Record task accuracy and repeat a small general-ability check.</w:t>
+        <w:t xml:space="preserve">Parse the reply into one intent and compare it with the reference.</w:t>
       </w:r>
     </w:p>
     <w:p>
@@ -3670,7 +3446,7 @@
         <w:t xml:space="preserve">Check your understanding.</w:t>
       </w:r>
       <w:r>
-        <w:t xml:space="preserve"> Why use the same parser for base and adapted answers?</w:t>
+        <w:t xml:space="preserve"> Same template?</w:t>
       </w:r>
     </w:p>
     <w:p>
@@ -3687,7 +3463,7 @@
         <w:t xml:space="preserve">Instructor explanation.</w:t>
       </w:r>
       <w:r>
-        <w:t xml:space="preserve"> Otherwise a score difference could come from different checking rules rather than the model.</w:t>
+        <w:t xml:space="preserve"> Yes. Use the training template, or the adapter meets an unfamiliar format.</w:t>
       </w:r>
     </w:p>
     <w:p>
@@ -3713,9 +3489,9 @@
         <w:tblLayout w:type="fixed"/>
       </w:tblPr>
       <w:tblGrid>
-        <w:gridCol w:w="2715"/>
-        <w:gridCol w:w="3392"/>
-        <w:gridCol w:w="3305"/>
+        <w:gridCol w:w="2025"/>
+        <w:gridCol w:w="3693"/>
+        <w:gridCol w:w="3694"/>
       </w:tblGrid>
       <w:tr>
         <w:trPr>
@@ -3724,7 +3500,7 @@
         </w:trPr>
         <w:tc>
           <w:tcPr>
-            <w:tcW w:type="dxa" w:w="2715"/>
+            <w:tcW w:type="dxa" w:w="2025"/>
             <w:tcBorders>
               <w:top w:val="single" w:color="D1D5DB" w:sz="4"/>
               <w:left w:val="single" w:color="D1D5DB" w:sz="4"/>
@@ -3755,7 +3531,7 @@
         </w:tc>
         <w:tc>
           <w:tcPr>
-            <w:tcW w:type="dxa" w:w="3392"/>
+            <w:tcW w:type="dxa" w:w="3693"/>
             <w:tcBorders>
               <w:top w:val="single" w:color="D1D5DB" w:sz="4"/>
               <w:left w:val="single" w:color="D1D5DB" w:sz="4"/>
@@ -3786,7 +3562,7 @@
         </w:tc>
         <w:tc>
           <w:tcPr>
-            <w:tcW w:type="dxa" w:w="3305"/>
+            <w:tcW w:type="dxa" w:w="3694"/>
             <w:tcBorders>
               <w:top w:val="single" w:color="D1D5DB" w:sz="4"/>
               <w:left w:val="single" w:color="D1D5DB" w:sz="4"/>
@@ -3822,7 +3598,7 @@
         </w:trPr>
         <w:tc>
           <w:tcPr>
-            <w:tcW w:type="dxa" w:w="2715"/>
+            <w:tcW w:type="dxa" w:w="2025"/>
             <w:tcBorders>
               <w:top w:val="single" w:color="D1D5DB" w:sz="4"/>
               <w:left w:val="single" w:color="D1D5DB" w:sz="4"/>
@@ -3852,7 +3628,7 @@
         </w:tc>
         <w:tc>
           <w:tcPr>
-            <w:tcW w:type="dxa" w:w="3392"/>
+            <w:tcW w:type="dxa" w:w="3693"/>
             <w:tcBorders>
               <w:top w:val="single" w:color="D1D5DB" w:sz="4"/>
               <w:left w:val="single" w:color="D1D5DB" w:sz="4"/>
@@ -3874,13 +3650,13 @@
                 <w:sz w:val="20"/>
                 <w:szCs w:val="20"/>
               </w:rPr>
-              <w:t xml:space="preserve">Converts a labelled message into a prompt/completion training example.</w:t>
-            </w:r>
-          </w:p>
-        </w:tc>
-        <w:tc>
-          <w:tcPr>
-            <w:tcW w:type="dxa" w:w="3305"/>
+              <w:t xml:space="preserve">Turns a message and its label into a prompt and an answer.</w:t>
+            </w:r>
+          </w:p>
+        </w:tc>
+        <w:tc>
+          <w:tcPr>
+            <w:tcW w:type="dxa" w:w="3694"/>
             <w:tcBorders>
               <w:top w:val="single" w:color="D1D5DB" w:sz="4"/>
               <w:left w:val="single" w:color="D1D5DB" w:sz="4"/>
@@ -3902,7 +3678,7 @@
                 <w:sz w:val="20"/>
                 <w:szCs w:val="20"/>
               </w:rPr>
-              <w:t xml:space="preserve">Identify which tokens belong to the input and which represent the supervised response.</w:t>
+              <w:t xml:space="preserve">Print one pair: the label appears only in the completion.</w:t>
             </w:r>
           </w:p>
         </w:tc>
@@ -3913,7 +3689,7 @@
         </w:trPr>
         <w:tc>
           <w:tcPr>
-            <w:tcW w:type="dxa" w:w="2715"/>
+            <w:tcW w:type="dxa" w:w="2025"/>
             <w:tcBorders>
               <w:top w:val="single" w:color="D1D5DB" w:sz="4"/>
               <w:left w:val="single" w:color="D1D5DB" w:sz="4"/>
@@ -3937,13 +3713,13 @@
                 <w:sz w:val="20"/>
                 <w:szCs w:val="20"/>
               </w:rPr>
-              <w:t xml:space="preserve">normalise</w:t>
-            </w:r>
-          </w:p>
-        </w:tc>
-        <w:tc>
-          <w:tcPr>
-            <w:tcW w:type="dxa" w:w="3392"/>
+              <w:t xml:space="preserve">evaluate</w:t>
+            </w:r>
+          </w:p>
+        </w:tc>
+        <w:tc>
+          <w:tcPr>
+            <w:tcW w:type="dxa" w:w="3693"/>
             <w:tcBorders>
               <w:top w:val="single" w:color="D1D5DB" w:sz="4"/>
               <w:left w:val="single" w:color="D1D5DB" w:sz="4"/>
@@ -3965,13 +3741,13 @@
                 <w:sz w:val="20"/>
                 <w:szCs w:val="20"/>
               </w:rPr>
-              <w:t xml:space="preserve">Finds a recognised intent label inside generated text.</w:t>
-            </w:r>
-          </w:p>
-        </w:tc>
-        <w:tc>
-          <w:tcPr>
-            <w:tcW w:type="dxa" w:w="3305"/>
+              <w:t xml:space="preserve">Runs one model and prompt over the test messages and parses each reply.</w:t>
+            </w:r>
+          </w:p>
+        </w:tc>
+        <w:tc>
+          <w:tcPr>
+            <w:tcW w:type="dxa" w:w="3694"/>
             <w:tcBorders>
               <w:top w:val="single" w:color="D1D5DB" w:sz="4"/>
               <w:left w:val="single" w:color="D1D5DB" w:sz="4"/>
@@ -3993,7 +3769,7 @@
                 <w:sz w:val="20"/>
                 <w:szCs w:val="20"/>
               </w:rPr>
-              <w:t xml:space="preserve">Check how wrapped labels and multiple label mentions are interpreted.</w:t>
+              <w:t xml:space="preserve">Check the accuracy, the invalid rate and the raw replies.</w:t>
             </w:r>
           </w:p>
         </w:tc>
@@ -4004,7 +3780,7 @@
         </w:trPr>
         <w:tc>
           <w:tcPr>
-            <w:tcW w:type="dxa" w:w="2715"/>
+            <w:tcW w:type="dxa" w:w="2025"/>
             <w:tcBorders>
               <w:top w:val="single" w:color="D1D5DB" w:sz="4"/>
               <w:left w:val="single" w:color="D1D5DB" w:sz="4"/>
@@ -4028,13 +3804,13 @@
                 <w:sz w:val="20"/>
                 <w:szCs w:val="20"/>
               </w:rPr>
-              <w:t xml:space="preserve">evaluate</w:t>
-            </w:r>
-          </w:p>
-        </w:tc>
-        <w:tc>
-          <w:tcPr>
-            <w:tcW w:type="dxa" w:w="3392"/>
+              <w:t xml:space="preserve">lora_config</w:t>
+            </w:r>
+          </w:p>
+        </w:tc>
+        <w:tc>
+          <w:tcPr>
+            <w:tcW w:type="dxa" w:w="3693"/>
             <w:tcBorders>
               <w:top w:val="single" w:color="D1D5DB" w:sz="4"/>
               <w:left w:val="single" w:color="D1D5DB" w:sz="4"/>
@@ -4056,13 +3832,13 @@
                 <w:sz w:val="20"/>
                 <w:szCs w:val="20"/>
               </w:rPr>
-              <w:t xml:space="preserve">Collects routing predictions and correctness for the same test examples.</w:t>
-            </w:r>
-          </w:p>
-        </w:tc>
-        <w:tc>
-          <w:tcPr>
-            <w:tcW w:type="dxa" w:w="3305"/>
+              <w:t xml:space="preserve">Sets the rank, scale, dropout and adapted modules.</w:t>
+            </w:r>
+          </w:p>
+        </w:tc>
+        <w:tc>
+          <w:tcPr>
+            <w:tcW w:type="dxa" w:w="3694"/>
             <w:tcBorders>
               <w:top w:val="single" w:color="D1D5DB" w:sz="4"/>
               <w:left w:val="single" w:color="D1D5DB" w:sz="4"/>
@@ -4084,7 +3860,7 @@
                 <w:sz w:val="20"/>
                 <w:szCs w:val="20"/>
               </w:rPr>
-              <w:t xml:space="preserve">Read raw, pred and gold together; distinguish parser failure from wrong classification.</w:t>
+              <w:t xml:space="preserve">Compare the trainable count with r × (inputs + outputs) summed over q, k, v and o.</w:t>
             </w:r>
           </w:p>
         </w:tc>
@@ -4095,7 +3871,7 @@
         </w:trPr>
         <w:tc>
           <w:tcPr>
-            <w:tcW w:type="dxa" w:w="2715"/>
+            <w:tcW w:type="dxa" w:w="2025"/>
             <w:tcBorders>
               <w:top w:val="single" w:color="D1D5DB" w:sz="4"/>
               <w:left w:val="single" w:color="D1D5DB" w:sz="4"/>
@@ -4119,13 +3895,13 @@
                 <w:sz w:val="20"/>
                 <w:szCs w:val="20"/>
               </w:rPr>
-              <w:t xml:space="preserve">lora_config</w:t>
-            </w:r>
-          </w:p>
-        </w:tc>
-        <w:tc>
-          <w:tcPr>
-            <w:tcW w:type="dxa" w:w="3392"/>
+              <w:t xml:space="preserve">trainer</w:t>
+            </w:r>
+          </w:p>
+        </w:tc>
+        <w:tc>
+          <w:tcPr>
+            <w:tcW w:type="dxa" w:w="3693"/>
             <w:tcBorders>
               <w:top w:val="single" w:color="D1D5DB" w:sz="4"/>
               <w:left w:val="single" w:color="D1D5DB" w:sz="4"/>
@@ -4147,13 +3923,13 @@
                 <w:sz w:val="20"/>
                 <w:szCs w:val="20"/>
               </w:rPr>
-              <w:t xml:space="preserve">Selects adapter rank and the attention projections receiving adapters.</w:t>
-            </w:r>
-          </w:p>
-        </w:tc>
-        <w:tc>
-          <w:tcPr>
-            <w:tcW w:type="dxa" w:w="3305"/>
+              <w:t xml:space="preserve">Runs supervised fine-tuning on the answer tokens.</w:t>
+            </w:r>
+          </w:p>
+        </w:tc>
+        <w:tc>
+          <w:tcPr>
+            <w:tcW w:type="dxa" w:w="3694"/>
             <w:tcBorders>
               <w:top w:val="single" w:color="D1D5DB" w:sz="4"/>
               <w:left w:val="single" w:color="D1D5DB" w:sz="4"/>
@@ -4175,7 +3951,7 @@
                 <w:sz w:val="20"/>
                 <w:szCs w:val="20"/>
               </w:rPr>
-              <w:t xml:space="preserve">Compare trainable with total and relate the count to rank.</w:t>
+              <w:t xml:space="preserve">Read training and validation loss by optimiser step.</w:t>
             </w:r>
           </w:p>
         </w:tc>
@@ -4186,7 +3962,7 @@
         </w:trPr>
         <w:tc>
           <w:tcPr>
-            <w:tcW w:type="dxa" w:w="2715"/>
+            <w:tcW w:type="dxa" w:w="2025"/>
             <w:tcBorders>
               <w:top w:val="single" w:color="D1D5DB" w:sz="4"/>
               <w:left w:val="single" w:color="D1D5DB" w:sz="4"/>
@@ -4210,13 +3986,13 @@
                 <w:sz w:val="20"/>
                 <w:szCs w:val="20"/>
               </w:rPr>
-              <w:t xml:space="preserve">hist</w:t>
-            </w:r>
-          </w:p>
-        </w:tc>
-        <w:tc>
-          <w:tcPr>
-            <w:tcW w:type="dxa" w:w="3392"/>
+              <w:t xml:space="preserve">comparison</w:t>
+            </w:r>
+          </w:p>
+        </w:tc>
+        <w:tc>
+          <w:tcPr>
+            <w:tcW w:type="dxa" w:w="3693"/>
             <w:tcBorders>
               <w:top w:val="single" w:color="D1D5DB" w:sz="4"/>
               <w:left w:val="single" w:color="D1D5DB" w:sz="4"/>
@@ -4238,13 +4014,13 @@
                 <w:sz w:val="20"/>
                 <w:szCs w:val="20"/>
               </w:rPr>
-              <w:t xml:space="preserve">Holds trainer log history for the learning curve.</w:t>
-            </w:r>
-          </w:p>
-        </w:tc>
-        <w:tc>
-          <w:tcPr>
-            <w:tcW w:type="dxa" w:w="3305"/>
+              <w:t xml:space="preserve">Collects the three models' accuracy and invalid rates.</w:t>
+            </w:r>
+          </w:p>
+        </w:tc>
+        <w:tc>
+          <w:tcPr>
+            <w:tcW w:type="dxa" w:w="3694"/>
             <w:tcBorders>
               <w:top w:val="single" w:color="D1D5DB" w:sz="4"/>
               <w:left w:val="single" w:color="D1D5DB" w:sz="4"/>
@@ -4266,7 +4042,7 @@
                 <w:sz w:val="20"/>
                 <w:szCs w:val="20"/>
               </w:rPr>
-              <w:t xml:space="preserve">Follow validation loss as well as training loss; smoke mode omits validation evaluation.</w:t>
+              <w:t xml:space="preserve">Confirm that all rows use the same test messages.</w:t>
             </w:r>
           </w:p>
         </w:tc>
@@ -4277,7 +4053,7 @@
         </w:trPr>
         <w:tc>
           <w:tcPr>
-            <w:tcW w:type="dxa" w:w="2715"/>
+            <w:tcW w:type="dxa" w:w="2025"/>
             <w:tcBorders>
               <w:top w:val="single" w:color="D1D5DB" w:sz="4"/>
               <w:left w:val="single" w:color="D1D5DB" w:sz="4"/>
@@ -4301,13 +4077,13 @@
                 <w:sz w:val="20"/>
                 <w:szCs w:val="20"/>
               </w:rPr>
-              <w:t xml:space="preserve">tuned.disable_adapter</w:t>
-            </w:r>
-          </w:p>
-        </w:tc>
-        <w:tc>
-          <w:tcPr>
-            <w:tcW w:type="dxa" w:w="3392"/>
+              <w:t xml:space="preserve">disable_adapter</w:t>
+            </w:r>
+          </w:p>
+        </w:tc>
+        <w:tc>
+          <w:tcPr>
+            <w:tcW w:type="dxa" w:w="3693"/>
             <w:tcBorders>
               <w:top w:val="single" w:color="D1D5DB" w:sz="4"/>
               <w:left w:val="single" w:color="D1D5DB" w:sz="4"/>
@@ -4329,13 +4105,13 @@
                 <w:sz w:val="20"/>
                 <w:szCs w:val="20"/>
               </w:rPr>
-              <w:t xml:space="preserve">Temporarily uses the unchanged base projection paths.</w:t>
-            </w:r>
-          </w:p>
-        </w:tc>
-        <w:tc>
-          <w:tcPr>
-            <w:tcW w:type="dxa" w:w="3305"/>
+              <w:t xml:space="preserve">Temporarily switches the adapter off.</w:t>
+            </w:r>
+          </w:p>
+        </w:tc>
+        <w:tc>
+          <w:tcPr>
+            <w:tcW w:type="dxa" w:w="3694"/>
             <w:tcBorders>
               <w:top w:val="single" w:color="D1D5DB" w:sz="4"/>
               <w:left w:val="single" w:color="D1D5DB" w:sz="4"/>
@@ -4357,7 +4133,7 @@
                 <w:sz w:val="20"/>
                 <w:szCs w:val="20"/>
               </w:rPr>
-              <w:t xml:space="preserve">Compare the same general question with the adapter active and disabled.</w:t>
+              <w:t xml:space="preserve">Compare the same general question with the adapter on and off.</w:t>
             </w:r>
           </w:p>
         </w:tc>
@@ -4528,6 +4304,74 @@
       </w:r>
       <w:r>
         <w:t xml:space="preserve"> Learning training examples in a way that fails to improve predictions on separate examples.</w:t>
+      </w:r>
+    </w:p>
+    <w:p>
+      <w:pPr>
+        <w:keepNext w:val="false"/>
+        <w:keepLines/>
+        <w:spacing w:after="140" w:line="288"/>
+      </w:pPr>
+      <w:r>
+        <w:rPr>
+          <w:b/>
+          <w:bCs/>
+        </w:rPr>
+        <w:t xml:space="preserve">Adapter.</w:t>
+      </w:r>
+      <w:r>
+        <w:t xml:space="preserve"> Small added weights trained while the base is fixed.</w:t>
+      </w:r>
+    </w:p>
+    <w:p>
+      <w:pPr>
+        <w:keepNext w:val="false"/>
+        <w:keepLines/>
+        <w:spacing w:after="140" w:line="288"/>
+      </w:pPr>
+      <w:r>
+        <w:rPr>
+          <w:b/>
+          <w:bCs/>
+        </w:rPr>
+        <w:t xml:space="preserve">Matrix projection.</w:t>
+      </w:r>
+      <w:r>
+        <w:t xml:space="preserve"> Multiplying a vector by learned weights to produce another vector.</w:t>
+      </w:r>
+    </w:p>
+    <w:p>
+      <w:pPr>
+        <w:keepNext w:val="false"/>
+        <w:keepLines/>
+        <w:spacing w:after="140" w:line="288"/>
+      </w:pPr>
+      <w:r>
+        <w:rPr>
+          <w:b/>
+          <w:bCs/>
+        </w:rPr>
+        <w:t xml:space="preserve">Train / validation / test.</w:t>
+      </w:r>
+      <w:r>
+        <w:t xml:space="preserve"> Separate examples for learning, choosing settings and final measurement.</w:t>
+      </w:r>
+    </w:p>
+    <w:p>
+      <w:pPr>
+        <w:keepNext w:val="false"/>
+        <w:keepLines/>
+        <w:spacing w:after="140" w:line="288"/>
+      </w:pPr>
+      <w:r>
+        <w:rPr>
+          <w:b/>
+          <w:bCs/>
+        </w:rPr>
+        <w:t xml:space="preserve">Training target.</w:t>
+      </w:r>
+      <w:r>
+        <w:t xml:space="preserve"> The known answer used to measure a model's prediction error.</w:t>
       </w:r>
     </w:p>
     <w:p>
@@ -5384,7 +5228,7 @@
       <w:r>
         <w:drawing>
           <wp:inline distT="0" distB="0" distL="0" distR="0">
-            <wp:extent cx="5334000" cy="2343150"/>
+            <wp:extent cx="5334000" cy="2047875"/>
             <wp:effectExtent t="0" r="0" b="0" l="0"/>
             <wp:docPr id="7" name="Decision process" descr="Decision process" title="Decision process"/>
             <wp:cNvGraphicFramePr>
@@ -5409,7 +5253,7 @@
                   <pic:spPr bwMode="auto">
                     <a:xfrm>
                       <a:off x="0" y="0"/>
-                      <a:ext cx="5334000" cy="2343150"/>
+                      <a:ext cx="5334000" cy="2047875"/>
                     </a:xfrm>
                     <a:prstGeom prst="rect">
                       <a:avLst/>
@@ -5914,7 +5758,7 @@
       <w:r>
         <w:drawing>
           <wp:inline distT="0" distB="0" distL="0" distR="0">
-            <wp:extent cx="5334000" cy="2219325"/>
+            <wp:extent cx="5334000" cy="1885950"/>
             <wp:effectExtent t="0" r="0" b="0" l="0"/>
             <wp:docPr id="11" name="RLHF pipeline" descr="RLHF pipeline" title="RLHF pipeline"/>
             <wp:cNvGraphicFramePr>
@@ -5939,7 +5783,7 @@
                   <pic:spPr bwMode="auto">
                     <a:xfrm>
                       <a:off x="0" y="0"/>
-                      <a:ext cx="5334000" cy="2219325"/>
+                      <a:ext cx="5334000" cy="1885950"/>
                     </a:xfrm>
                     <a:prstGeom prst="rect">
                       <a:avLst/>
@@ -6390,26 +6234,40 @@
           <w:i w:val="false"/>
           <w:iCs w:val="false"/>
         </w:rPr>
-        <w:t xml:space="preserve">BA</w:t>
-      </w:r>
-      <w:r>
-        <w:t xml:space="preserve"> into </w:t>
+        <w:t xml:space="preserve">(α/</w:t>
       </w:r>
       <w:r>
         <w:rPr>
           <w:i/>
           <w:iCs/>
         </w:rPr>
-        <w:t xml:space="preserve">W</w:t>
-      </w:r>
-      <w:r>
-        <w:t xml:space="preserve"> (no inference overhead) or keep adapters separate and swap them per task. Typical hyper-parameters: </w:t>
+        <w:t xml:space="preserve">r</w:t>
+      </w:r>
+      <w:r>
+        <w:rPr>
+          <w:i w:val="false"/>
+          <w:iCs w:val="false"/>
+        </w:rPr>
+        <w:t xml:space="preserve">)BA</w:t>
+      </w:r>
+      <w:r>
+        <w:t xml:space="preserve"> into </w:t>
       </w:r>
       <w:r>
         <w:rPr>
           <w:i/>
           <w:iCs/>
         </w:rPr>
+        <w:t xml:space="preserve">W</w:t>
+      </w:r>
+      <w:r>
+        <w:t xml:space="preserve"> (no inference overhead) or keep adapters separate and swap them per task. Typical hyper-parameters: </w:t>
+      </w:r>
+      <w:r>
+        <w:rPr>
+          <w:i/>
+          <w:iCs/>
+        </w:rPr>
         <w:t xml:space="preserve">r</w:t>
       </w:r>
       <w:r>
@@ -6464,10 +6322,10 @@
           <w:b/>
           <w:bCs/>
         </w:rPr>
-        <w:t xml:space="preserve">The lab model:</w:t>
-      </w:r>
-      <w:r>
-        <w:t xml:space="preserve"> LoRA (r = 16, attention projections) trains 2,162,688 of 496,195,456 parameters (0.44%).</w:t>
+        <w:t xml:space="preserve">Stored larger run (rank 16):</w:t>
+      </w:r>
+      <w:r>
+        <w:t xml:space="preserve"> LoRA (r = 16, attention projections) trains 2,162,688 of 496,195,456 parameters (0.44%). The current CPU core uses rank 8; its count is measured in the lab guide.</w:t>
       </w:r>
     </w:p>
     <w:p>
@@ -6479,7 +6337,7 @@
       <w:r>
         <w:drawing>
           <wp:inline distT="0" distB="0" distL="0" distR="0">
-            <wp:extent cx="5334000" cy="2381250"/>
+            <wp:extent cx="5334000" cy="1971675"/>
             <wp:effectExtent t="0" r="0" b="0" l="0"/>
             <wp:docPr id="14" name="LoRA" descr="LoRA" title="LoRA"/>
             <wp:cNvGraphicFramePr>
@@ -6504,7 +6362,7 @@
                   <pic:spPr bwMode="auto">
                     <a:xfrm>
                       <a:off x="0" y="0"/>
-                      <a:ext cx="5334000" cy="2381250"/>
+                      <a:ext cx="5334000" cy="1971675"/>
                     </a:xfrm>
                     <a:prstGeom prst="rect">
                       <a:avLst/>
@@ -6544,7 +6402,7 @@
           <wp:inline distT="0" distB="0" distL="0" distR="0">
             <wp:extent cx="5334000" cy="2019300"/>
             <wp:effectExtent t="0" r="0" b="0" l="0"/>
-            <wp:docPr id="15" name="Trainable parameters for the lab model" descr="Trainable parameters for the lab model" title="Trainable parameters for the lab model"/>
+            <wp:docPr id="15" name="Trainable parameters in the stored larger run" descr="Trainable parameters in the stored larger run" title="Trainable parameters in the stored larger run"/>
             <wp:cNvGraphicFramePr>
               <a:graphicFrameLocks xmlns:a="http://schemas.openxmlformats.org/drawingml/2006/main" noChangeAspect="1"/>
             </wp:cNvGraphicFramePr>
@@ -6593,7 +6451,7 @@
           <w:sz w:val="19"/>
           <w:szCs w:val="19"/>
         </w:rPr>
-        <w:t xml:space="preserve">Trainable parameters for the lab model</w:t>
+        <w:t xml:space="preserve">Trainable parameters in the stored larger run</w:t>
       </w:r>
     </w:p>
     <w:p>
@@ -7574,7 +7432,7 @@
         <w:t xml:space="preserve">Start here.</w:t>
       </w:r>
       <w:r>
-        <w:t xml:space="preserve"> Measure the best prompting baseline before training. Separate examples for learning, choosing settings and final evaluation. Watch validation loss, then inspect actual test replies. Also recheck general questions and safety, because learning one task can change other behaviour.</w:t>
+        <w:t xml:space="preserve"> Choose a strong prompting baseline on training or development examples, then freeze its settings before the final test. Separate examples for learning, choosing settings and final evaluation. Watch validation loss, then inspect actual test replies. Also recheck general questions and safety, because learning one task can change other behaviour.</w:t>
       </w:r>
     </w:p>
     <w:p>
@@ -7634,7 +7492,7 @@
         <w:keepNext/>
       </w:pPr>
       <w:r>
-        <w:t xml:space="preserve">Real results from the lab (instructor run)</w:t>
+        <w:t xml:space="preserve">Measured results: stored full run and CPU core</w:t>
       </w:r>
     </w:p>
     <w:tbl>
@@ -8035,12 +7893,22 @@
     </w:p>
     <w:p>
       <w:pPr>
-        <w:keepNext/>
+        <w:keepNext w:val="false"/>
         <w:keepLines/>
         <w:spacing w:after="140" w:line="288"/>
       </w:pPr>
       <w:r>
         <w:t xml:space="preserve">Test set: 200 held-out Banking77 messages (10 intents). Training: 1,216 training examples, 1 epoch, 76 min on a laptop CPU. Adapter: 8.7 MB.</w:t>
+      </w:r>
+    </w:p>
+    <w:p>
+      <w:pPr>
+        <w:keepNext w:val="false"/>
+        <w:keepLines/>
+        <w:spacing w:after="140" w:line="288"/>
+      </w:pPr>
+      <w:r>
+        <w:t xml:space="preserve">The CPU core (Qwen2.5-0.5B-Instruct, 5 intents, 200 training messages, rank 8) measured base zero-shot 42%; base few-shot 86%; LoRA fine-tuned 98% on 50 held-out messages. Ask students to compare the two runs: how large is each gain in messages, and which baseline is the real bar to beat?</w:t>
       </w:r>
     </w:p>
     <w:p>
@@ -8054,7 +7922,7 @@
           <wp:inline distT="0" distB="0" distL="0" distR="0">
             <wp:extent cx="5334000" cy="2200275"/>
             <wp:effectExtent t="0" r="0" b="0" l="0"/>
-            <wp:docPr id="16" name="Prompting vs LoRA fine-tuning" descr="Prompting vs LoRA fine-tuning" title="Prompting vs LoRA fine-tuning"/>
+            <wp:docPr id="16" name="Stored full run: prompting vs LoRA fine-tuning" descr="Stored full run: prompting vs LoRA fine-tuning" title="Stored full run: prompting vs LoRA fine-tuning"/>
             <wp:cNvGraphicFramePr>
               <a:graphicFrameLocks xmlns:a="http://schemas.openxmlformats.org/drawingml/2006/main" noChangeAspect="1"/>
             </wp:cNvGraphicFramePr>
@@ -8103,7 +7971,7 @@
           <w:sz w:val="19"/>
           <w:szCs w:val="19"/>
         </w:rPr>
-        <w:t xml:space="preserve">Prompting vs LoRA fine-tuning</w:t>
+        <w:t xml:space="preserve">Stored full run: prompting vs LoRA fine-tuning</w:t>
       </w:r>
     </w:p>
     <w:p>
@@ -8117,7 +7985,7 @@
           <wp:inline distT="0" distB="0" distL="0" distR="0">
             <wp:extent cx="5334000" cy="2752725"/>
             <wp:effectExtent t="0" r="0" b="0" l="0"/>
-            <wp:docPr id="17" name="Training and validation loss" descr="Training and validation loss" title="Training and validation loss"/>
+            <wp:docPr id="17" name="Stored full run: training and validation loss" descr="Stored full run: training and validation loss" title="Stored full run: training and validation loss"/>
             <wp:cNvGraphicFramePr>
               <a:graphicFrameLocks xmlns:a="http://schemas.openxmlformats.org/drawingml/2006/main" noChangeAspect="1"/>
             </wp:cNvGraphicFramePr>
@@ -8166,7 +8034,7 @@
           <w:sz w:val="19"/>
           <w:szCs w:val="19"/>
         </w:rPr>
-        <w:t xml:space="preserve">Training and validation loss</w:t>
+        <w:t xml:space="preserve">Stored full run: training and validation loss</w:t>
       </w:r>
     </w:p>
     <w:p>
@@ -8754,7 +8622,26 @@
         <w:keepNext/>
       </w:pPr>
       <w:r>
-        <w:t xml:space="preserve">Responsible AI lens: fine-tuning</w:t>
+        <w:t xml:space="preserve">Worked examples to teach at the board</w:t>
+      </w:r>
+    </w:p>
+    <w:p>
+      <w:pPr>
+        <w:pStyle w:val="Heading2"/>
+        <w:keepNext/>
+      </w:pPr>
+      <w:r>
+        <w:t xml:space="preserve">Count LoRA parameters for the lab model</w:t>
+      </w:r>
+    </w:p>
+    <w:p>
+      <w:pPr>
+        <w:keepNext w:val="false"/>
+        <w:keepLines/>
+        <w:spacing w:after="140" w:line="288"/>
+      </w:pPr>
+      <w:r>
+        <w:t xml:space="preserve">Qwen2.5-0.5B has hidden size 896, 24 layers and grouped-query attention, so q and o map 896 to 896 while k and v map 896 to 128.</w:t>
       </w:r>
     </w:p>
     <w:p>
@@ -8768,14 +8655,7 @@
         <w:spacing w:after="80" w:line="276"/>
       </w:pPr>
       <w:r>
-        <w:rPr>
-          <w:b/>
-          <w:bCs/>
-        </w:rPr>
-        <w:t xml:space="preserve">Safety erosion:</w:t>
-      </w:r>
-      <w:r>
-        <w:t xml:space="preserve"> fine-tuning aligned models, even on benign data, can weaken refusal behaviour (Qi et al., 2023). Re-run safety tests.</w:t>
+        <w:t xml:space="preserve">Per layer at rank r: r × (896 + 896) for q, r × (896 + 128) for k, the same for v, and r × (896 + 896) for o.</w:t>
       </w:r>
     </w:p>
     <w:p>
@@ -8789,14 +8669,7 @@
         <w:spacing w:after="80" w:line="276"/>
       </w:pPr>
       <w:r>
-        <w:rPr>
-          <w:b/>
-          <w:bCs/>
-        </w:rPr>
-        <w:t xml:space="preserve">Memorisation and privacy:</w:t>
-      </w:r>
-      <w:r>
-        <w:t xml:space="preserve"> remove personal data; test for regurgitation.</w:t>
+        <w:t xml:space="preserve">That is r × (1,792 + 1,024 + 1,024 + 1,792) = r × 5,632.</w:t>
       </w:r>
     </w:p>
     <w:p>
@@ -8810,14 +8683,7 @@
         <w:spacing w:after="80" w:line="276"/>
       </w:pPr>
       <w:r>
-        <w:rPr>
-          <w:b/>
-          <w:bCs/>
-        </w:rPr>
-        <w:t xml:space="preserve">Bias amplification:</w:t>
-      </w:r>
-      <w:r>
-        <w:t xml:space="preserve"> audit performance by group; examine label sources.</w:t>
+        <w:t xml:space="preserve">Across 24 layers: r × 135,168. Rank 8 gives 1,081,344; rank 16 gives 2,162,688.</w:t>
       </w:r>
     </w:p>
     <w:p>
@@ -8831,35 +8697,162 @@
         <w:spacing w:after="80" w:line="276"/>
       </w:pPr>
       <w:r>
-        <w:rPr>
-          <w:b/>
-          <w:bCs/>
-        </w:rPr>
-        <w:t xml:space="preserve">Licences and terms:</w:t>
-      </w:r>
-      <w:r>
-        <w:t xml:space="preserve"> check base-model licences and API terms for fine-tuning and output use.</w:t>
-      </w:r>
-    </w:p>
-    <w:p>
-      <w:pPr>
-        <w:pStyle w:val="ListParagraph"/>
-        <w:keepLines/>
-        <w:numPr>
-          <w:ilvl w:val="0"/>
-          <w:numId w:val="10"/>
-        </w:numPr>
-        <w:spacing w:after="80" w:line="276"/>
-      </w:pPr>
-      <w:r>
-        <w:rPr>
-          <w:b/>
-          <w:bCs/>
-        </w:rPr>
-        <w:t xml:space="preserve">Documentation:</w:t>
-      </w:r>
-      <w:r>
-        <w:t xml:space="preserve"> publish a model card for the adapter (data, evaluation, limitations, intended use).</w:t>
+        <w:t xml:space="preserve">In 32-bit floats, rank 8 needs about 1,081,344 × 4 bytes ≈ 4.3 MB.</w:t>
+      </w:r>
+    </w:p>
+    <w:p>
+      <w:pPr>
+        <w:pStyle w:val="Heading2"/>
+        <w:keepNext/>
+      </w:pPr>
+      <w:r>
+        <w:t xml:space="preserve">The SFT loss for one label</w:t>
+      </w:r>
+    </w:p>
+    <w:p>
+      <w:pPr>
+        <w:keepNext w:val="false"/>
+        <w:keepLines/>
+        <w:spacing w:after="140" w:line="288"/>
+      </w:pPr>
+      <w:r>
+        <w:t xml:space="preserve">The label lost_or_stolen_card might be three tokens with probabilities 0.5, 0.8 and 0.9. The loss is −(ln 0.5 + ln 0.8 + ln 0.9) ≈ 0.69 + 0.22 + 0.11 = 1.02. If the first probability rises to 0.9, the loss falls to about 0.43.</w:t>
+      </w:r>
+    </w:p>
+    <w:p>
+      <w:pPr>
+        <w:pStyle w:val="Heading2"/>
+        <w:keepNext/>
+      </w:pPr>
+      <w:r>
+        <w:t xml:space="preserve">A reward-model loss</w:t>
+      </w:r>
+    </w:p>
+    <w:p>
+      <w:pPr>
+        <w:keepNext w:val="false"/>
+        <w:keepLines/>
+        <w:spacing w:after="140" w:line="288"/>
+      </w:pPr>
+      <w:r>
+        <w:t xml:space="preserve">With </w:t>
+      </w:r>
+      <w:r>
+        <w:rPr>
+          <w:i/>
+          <w:iCs/>
+        </w:rPr>
+        <w:t xml:space="preserve">r</w:t>
+      </w:r>
+      <w:r>
+        <w:rPr>
+          <w:i w:val="false"/>
+          <w:iCs w:val="false"/>
+        </w:rPr>
+        <w:t xml:space="preserve">(</w:t>
+      </w:r>
+      <w:r>
+        <w:rPr>
+          <w:i/>
+          <w:iCs/>
+        </w:rPr>
+        <w:t xml:space="preserve">x</w:t>
+      </w:r>
+      <w:r>
+        <w:rPr>
+          <w:i w:val="false"/>
+          <w:iCs w:val="false"/>
+        </w:rPr>
+        <w:t xml:space="preserve">, </w:t>
+      </w:r>
+      <w:r>
+        <w:rPr>
+          <w:i/>
+          <w:iCs/>
+        </w:rPr>
+        <w:t xml:space="preserve">y</w:t>
+      </w:r>
+      <w:r>
+        <w:rPr>
+          <w:i/>
+          <w:iCs/>
+          <w:vertAlign w:val="subscript"/>
+        </w:rPr>
+        <w:t xml:space="preserve">w</w:t>
+      </w:r>
+      <w:r>
+        <w:rPr>
+          <w:i w:val="false"/>
+          <w:iCs w:val="false"/>
+        </w:rPr>
+        <w:t xml:space="preserve">) = 2</w:t>
+      </w:r>
+      <w:r>
+        <w:t xml:space="preserve"> and </w:t>
+      </w:r>
+      <w:r>
+        <w:rPr>
+          <w:i/>
+          <w:iCs/>
+        </w:rPr>
+        <w:t xml:space="preserve">r</w:t>
+      </w:r>
+      <w:r>
+        <w:rPr>
+          <w:i w:val="false"/>
+          <w:iCs w:val="false"/>
+        </w:rPr>
+        <w:t xml:space="preserve">(</w:t>
+      </w:r>
+      <w:r>
+        <w:rPr>
+          <w:i/>
+          <w:iCs/>
+        </w:rPr>
+        <w:t xml:space="preserve">x</w:t>
+      </w:r>
+      <w:r>
+        <w:rPr>
+          <w:i w:val="false"/>
+          <w:iCs w:val="false"/>
+        </w:rPr>
+        <w:t xml:space="preserve">, </w:t>
+      </w:r>
+      <w:r>
+        <w:rPr>
+          <w:i/>
+          <w:iCs/>
+        </w:rPr>
+        <w:t xml:space="preserve">y</w:t>
+      </w:r>
+      <w:r>
+        <w:rPr>
+          <w:i w:val="false"/>
+          <w:iCs w:val="false"/>
+        </w:rPr>
+        <w:t xml:space="preserve">ₗ) = 0</w:t>
+      </w:r>
+      <w:r>
+        <w:t xml:space="preserve">, σ(2) ≈ 0.88 and the loss is −ln 0.88 ≈ 0.13. Reversed scores give σ(−2) ≈ 0.12 and a loss of about 2.13.</w:t>
+      </w:r>
+    </w:p>
+    <w:p>
+      <w:pPr>
+        <w:pStyle w:val="Heading2"/>
+        <w:keepNext/>
+      </w:pPr>
+      <w:r>
+        <w:t xml:space="preserve">A DPO loss</w:t>
+      </w:r>
+    </w:p>
+    <w:p>
+      <w:pPr>
+        <w:keepNext w:val="false"/>
+        <w:keepLines/>
+        <w:spacing w:after="140" w:line="288"/>
+      </w:pPr>
+      <w:r>
+        <w:t xml:space="preserve">With β = 0.1 and log ratios 0.5 (preferred) and −0.5 (rejected), the argument is 0.1 × (0.5 + 0.5) = 0.1. Then σ(0.1) ≈ 0.52 and the loss is about 0.64.</w:t>
       </w:r>
     </w:p>
     <w:p>
@@ -8868,55 +8861,485 @@
         <w:keepNext/>
       </w:pPr>
       <w:r>
-        <w:t xml:space="preserve">Lab guide and answers</w:t>
-      </w:r>
-    </w:p>
-    <w:p>
-      <w:pPr>
-        <w:keepNext w:val="false"/>
-        <w:keepLines/>
-        <w:spacing w:after="140" w:line="288"/>
-      </w:pPr>
-      <w:r>
-        <w:rPr>
-          <w:b/>
-          <w:bCs/>
-        </w:rPr>
-        <w:t xml:space="preserve">Runtime:</w:t>
-      </w:r>
-      <w:r>
-        <w:t xml:space="preserve"> A GPU is recommended for the full lab. On the laptop CPU used to check this pack, training took about 76 minutes in the recorded run and about 53 minutes in a repeat run on 9 October 2026, which gave the same losses; the whole repeat notebook took about 84 minutes. Prepare a full CPU run before class or use the supplied recorded results for discussion. The tiny CPU smoke run uses six test messages, three training steps and batch size two to check that the pipeline executes. Its scores cannot establish model quality. Measure time on your hardware. Dataset: </w:t>
-      </w:r>
-      <w:r>
-        <w:rPr>
-          <w:rFonts w:ascii="Consolas" w:cs="Consolas" w:eastAsia="Consolas" w:hAnsi="Consolas"/>
-          <w:color w:val="4F46E5"/>
-          <w:sz w:val="20"/>
-          <w:szCs w:val="20"/>
-        </w:rPr>
-        <w:t xml:space="preserve">mteb/banking77</w:t>
-      </w:r>
-      <w:r>
-        <w:t xml:space="preserve"> (CC-BY-4.0 source data), 10 intents. </w:t>
-      </w:r>
-      <w:r>
-        <w:rPr>
-          <w:b/>
-          <w:bCs/>
-        </w:rPr>
-        <w:t xml:space="preserve">Hand-in:</w:t>
-      </w:r>
-      <w:r>
-        <w:t xml:space="preserve"> comparison table, loss curve, confusion table, three answers.</w:t>
-      </w:r>
-    </w:p>
-    <w:p>
-      <w:pPr>
-        <w:pStyle w:val="Heading2"/>
+        <w:t xml:space="preserve">Frequently confused ideas</w:t>
+      </w:r>
+    </w:p>
+    <w:tbl>
+      <w:tblPr>
+        <w:tblW w:type="dxa" w:w="9412"/>
+        <w:tblBorders>
+          <w:top w:val="single" w:color="auto" w:sz="4"/>
+          <w:left w:val="single" w:color="auto" w:sz="4"/>
+          <w:bottom w:val="single" w:color="auto" w:sz="4"/>
+          <w:right w:val="single" w:color="auto" w:sz="4"/>
+          <w:insideH w:val="single" w:color="auto" w:sz="4"/>
+          <w:insideV w:val="single" w:color="auto" w:sz="4"/>
+        </w:tblBorders>
+        <w:tblLayout w:type="fixed"/>
+      </w:tblPr>
+      <w:tblGrid>
+        <w:gridCol w:w="4264"/>
+        <w:gridCol w:w="5148"/>
+      </w:tblGrid>
+      <w:tr>
+        <w:trPr>
+          <w:cantSplit/>
+          <w:tblHeader/>
+        </w:trPr>
+        <w:tc>
+          <w:tcPr>
+            <w:tcW w:type="dxa" w:w="4264"/>
+            <w:tcBorders>
+              <w:top w:val="single" w:color="D1D5DB" w:sz="4"/>
+              <w:left w:val="single" w:color="D1D5DB" w:sz="4"/>
+              <w:bottom w:val="single" w:color="D1D5DB" w:sz="4"/>
+              <w:right w:val="single" w:color="D1D5DB" w:sz="4"/>
+            </w:tcBorders>
+            <w:shd w:fill="1E1B4B" w:color="auto" w:val="clear"/>
+            <w:tcMar>
+              <w:top w:type="dxa" w:w="80"/>
+              <w:left w:type="dxa" w:w="120"/>
+              <w:bottom w:type="dxa" w:w="80"/>
+              <w:right w:type="dxa" w:w="120"/>
+            </w:tcMar>
+            <w:vAlign w:val="top"/>
+          </w:tcPr>
+          <w:p>
+            <w:r>
+              <w:rPr>
+                <w:b/>
+                <w:bCs/>
+                <w:color w:val="FFFFFF"/>
+                <w:sz w:val="20"/>
+                <w:szCs w:val="20"/>
+              </w:rPr>
+              <w:t xml:space="preserve">Student question</w:t>
+            </w:r>
+          </w:p>
+        </w:tc>
+        <w:tc>
+          <w:tcPr>
+            <w:tcW w:type="dxa" w:w="5148"/>
+            <w:tcBorders>
+              <w:top w:val="single" w:color="D1D5DB" w:sz="4"/>
+              <w:left w:val="single" w:color="D1D5DB" w:sz="4"/>
+              <w:bottom w:val="single" w:color="D1D5DB" w:sz="4"/>
+              <w:right w:val="single" w:color="D1D5DB" w:sz="4"/>
+            </w:tcBorders>
+            <w:shd w:fill="1E1B4B" w:color="auto" w:val="clear"/>
+            <w:tcMar>
+              <w:top w:type="dxa" w:w="80"/>
+              <w:left w:type="dxa" w:w="120"/>
+              <w:bottom w:type="dxa" w:w="80"/>
+              <w:right w:type="dxa" w:w="120"/>
+            </w:tcMar>
+            <w:vAlign w:val="top"/>
+          </w:tcPr>
+          <w:p>
+            <w:r>
+              <w:rPr>
+                <w:b/>
+                <w:bCs/>
+                <w:color w:val="FFFFFF"/>
+                <w:sz w:val="20"/>
+                <w:szCs w:val="20"/>
+              </w:rPr>
+              <w:t xml:space="preserve">Answer</w:t>
+            </w:r>
+          </w:p>
+        </w:tc>
+      </w:tr>
+      <w:tr>
+        <w:trPr>
+          <w:cantSplit/>
+        </w:trPr>
+        <w:tc>
+          <w:tcPr>
+            <w:tcW w:type="dxa" w:w="4264"/>
+            <w:tcBorders>
+              <w:top w:val="single" w:color="D1D5DB" w:sz="4"/>
+              <w:left w:val="single" w:color="D1D5DB" w:sz="4"/>
+              <w:bottom w:val="single" w:color="D1D5DB" w:sz="4"/>
+              <w:right w:val="single" w:color="D1D5DB" w:sz="4"/>
+            </w:tcBorders>
+            <w:shd w:fill="EEF0FF" w:color="auto" w:val="clear"/>
+            <w:tcMar>
+              <w:top w:type="dxa" w:w="80"/>
+              <w:left w:type="dxa" w:w="120"/>
+              <w:bottom w:type="dxa" w:w="80"/>
+              <w:right w:type="dxa" w:w="120"/>
+            </w:tcMar>
+            <w:vAlign w:val="top"/>
+          </w:tcPr>
+          <w:p>
+            <w:r>
+              <w:rPr>
+                <w:b/>
+                <w:bCs/>
+                <w:sz w:val="20"/>
+                <w:szCs w:val="20"/>
+              </w:rPr>
+              <w:t xml:space="preserve">Is SFT the same as full fine-tuning?</w:t>
+            </w:r>
+          </w:p>
+        </w:tc>
+        <w:tc>
+          <w:tcPr>
+            <w:tcW w:type="dxa" w:w="5148"/>
+            <w:tcBorders>
+              <w:top w:val="single" w:color="D1D5DB" w:sz="4"/>
+              <w:left w:val="single" w:color="D1D5DB" w:sz="4"/>
+              <w:bottom w:val="single" w:color="D1D5DB" w:sz="4"/>
+              <w:right w:val="single" w:color="D1D5DB" w:sz="4"/>
+            </w:tcBorders>
+            <w:shd w:fill="EEF0FF" w:color="auto" w:val="clear"/>
+            <w:tcMar>
+              <w:top w:type="dxa" w:w="80"/>
+              <w:left w:type="dxa" w:w="120"/>
+              <w:bottom w:type="dxa" w:w="80"/>
+              <w:right w:type="dxa" w:w="120"/>
+            </w:tcMar>
+            <w:vAlign w:val="top"/>
+          </w:tcPr>
+          <w:p>
+            <w:r>
+              <w:rPr>
+                <w:sz w:val="20"/>
+                <w:szCs w:val="20"/>
+              </w:rPr>
+              <w:t xml:space="preserve">No. SFT is the objective; full fine-tuning or LoRA decides which weights change.</w:t>
+            </w:r>
+          </w:p>
+        </w:tc>
+      </w:tr>
+      <w:tr>
+        <w:trPr>
+          <w:cantSplit/>
+        </w:trPr>
+        <w:tc>
+          <w:tcPr>
+            <w:tcW w:type="dxa" w:w="4264"/>
+            <w:tcBorders>
+              <w:top w:val="single" w:color="D1D5DB" w:sz="4"/>
+              <w:left w:val="single" w:color="D1D5DB" w:sz="4"/>
+              <w:bottom w:val="single" w:color="D1D5DB" w:sz="4"/>
+              <w:right w:val="single" w:color="D1D5DB" w:sz="4"/>
+            </w:tcBorders>
+            <w:shd w:fill="FFFFFF" w:color="auto" w:val="clear"/>
+            <w:tcMar>
+              <w:top w:type="dxa" w:w="80"/>
+              <w:left w:type="dxa" w:w="120"/>
+              <w:bottom w:type="dxa" w:w="80"/>
+              <w:right w:type="dxa" w:w="120"/>
+            </w:tcMar>
+            <w:vAlign w:val="top"/>
+          </w:tcPr>
+          <w:p>
+            <w:r>
+              <w:rPr>
+                <w:b/>
+                <w:bCs/>
+                <w:sz w:val="20"/>
+                <w:szCs w:val="20"/>
+              </w:rPr>
+              <w:t xml:space="preserve">Does LoRA change the original weights?</w:t>
+            </w:r>
+          </w:p>
+        </w:tc>
+        <w:tc>
+          <w:tcPr>
+            <w:tcW w:type="dxa" w:w="5148"/>
+            <w:tcBorders>
+              <w:top w:val="single" w:color="D1D5DB" w:sz="4"/>
+              <w:left w:val="single" w:color="D1D5DB" w:sz="4"/>
+              <w:bottom w:val="single" w:color="D1D5DB" w:sz="4"/>
+              <w:right w:val="single" w:color="D1D5DB" w:sz="4"/>
+            </w:tcBorders>
+            <w:shd w:fill="FFFFFF" w:color="auto" w:val="clear"/>
+            <w:tcMar>
+              <w:top w:type="dxa" w:w="80"/>
+              <w:left w:type="dxa" w:w="120"/>
+              <w:bottom w:type="dxa" w:w="80"/>
+              <w:right w:type="dxa" w:w="120"/>
+            </w:tcMar>
+            <w:vAlign w:val="top"/>
+          </w:tcPr>
+          <w:p>
+            <w:r>
+              <w:rPr>
+                <w:sz w:val="20"/>
+                <w:szCs w:val="20"/>
+              </w:rPr>
+              <w:t xml:space="preserve">No. It trains separate A and B matrices; W stays frozen unless you merge them.</w:t>
+            </w:r>
+          </w:p>
+        </w:tc>
+      </w:tr>
+      <w:tr>
+        <w:trPr>
+          <w:cantSplit/>
+        </w:trPr>
+        <w:tc>
+          <w:tcPr>
+            <w:tcW w:type="dxa" w:w="4264"/>
+            <w:tcBorders>
+              <w:top w:val="single" w:color="D1D5DB" w:sz="4"/>
+              <w:left w:val="single" w:color="D1D5DB" w:sz="4"/>
+              <w:bottom w:val="single" w:color="D1D5DB" w:sz="4"/>
+              <w:right w:val="single" w:color="D1D5DB" w:sz="4"/>
+            </w:tcBorders>
+            <w:shd w:fill="EEF0FF" w:color="auto" w:val="clear"/>
+            <w:tcMar>
+              <w:top w:type="dxa" w:w="80"/>
+              <w:left w:type="dxa" w:w="120"/>
+              <w:bottom w:type="dxa" w:w="80"/>
+              <w:right w:type="dxa" w:w="120"/>
+            </w:tcMar>
+            <w:vAlign w:val="top"/>
+          </w:tcPr>
+          <w:p>
+            <w:r>
+              <w:rPr>
+                <w:b/>
+                <w:bCs/>
+                <w:sz w:val="20"/>
+                <w:szCs w:val="20"/>
+              </w:rPr>
+              <w:t xml:space="preserve">Does lower training loss mean higher test accuracy?</w:t>
+            </w:r>
+          </w:p>
+        </w:tc>
+        <w:tc>
+          <w:tcPr>
+            <w:tcW w:type="dxa" w:w="5148"/>
+            <w:tcBorders>
+              <w:top w:val="single" w:color="D1D5DB" w:sz="4"/>
+              <w:left w:val="single" w:color="D1D5DB" w:sz="4"/>
+              <w:bottom w:val="single" w:color="D1D5DB" w:sz="4"/>
+              <w:right w:val="single" w:color="D1D5DB" w:sz="4"/>
+            </w:tcBorders>
+            <w:shd w:fill="EEF0FF" w:color="auto" w:val="clear"/>
+            <w:tcMar>
+              <w:top w:type="dxa" w:w="80"/>
+              <w:left w:type="dxa" w:w="120"/>
+              <w:bottom w:type="dxa" w:w="80"/>
+              <w:right w:type="dxa" w:w="120"/>
+            </w:tcMar>
+            <w:vAlign w:val="top"/>
+          </w:tcPr>
+          <w:p>
+            <w:r>
+              <w:rPr>
+                <w:sz w:val="20"/>
+                <w:szCs w:val="20"/>
+              </w:rPr>
+              <w:t xml:space="preserve">Not necessarily. Only the held-out test measures accuracy on new messages.</w:t>
+            </w:r>
+          </w:p>
+        </w:tc>
+      </w:tr>
+      <w:tr>
+        <w:trPr>
+          <w:cantSplit/>
+        </w:trPr>
+        <w:tc>
+          <w:tcPr>
+            <w:tcW w:type="dxa" w:w="4264"/>
+            <w:tcBorders>
+              <w:top w:val="single" w:color="D1D5DB" w:sz="4"/>
+              <w:left w:val="single" w:color="D1D5DB" w:sz="4"/>
+              <w:bottom w:val="single" w:color="D1D5DB" w:sz="4"/>
+              <w:right w:val="single" w:color="D1D5DB" w:sz="4"/>
+            </w:tcBorders>
+            <w:shd w:fill="FFFFFF" w:color="auto" w:val="clear"/>
+            <w:tcMar>
+              <w:top w:type="dxa" w:w="80"/>
+              <w:left w:type="dxa" w:w="120"/>
+              <w:bottom w:type="dxa" w:w="80"/>
+              <w:right w:type="dxa" w:w="120"/>
+            </w:tcMar>
+            <w:vAlign w:val="top"/>
+          </w:tcPr>
+          <w:p>
+            <w:r>
+              <w:rPr>
+                <w:b/>
+                <w:bCs/>
+                <w:sz w:val="20"/>
+                <w:szCs w:val="20"/>
+              </w:rPr>
+              <w:t xml:space="preserve">Can fine-tuning teach the model this week's interest rate?</w:t>
+            </w:r>
+          </w:p>
+        </w:tc>
+        <w:tc>
+          <w:tcPr>
+            <w:tcW w:type="dxa" w:w="5148"/>
+            <w:tcBorders>
+              <w:top w:val="single" w:color="D1D5DB" w:sz="4"/>
+              <w:left w:val="single" w:color="D1D5DB" w:sz="4"/>
+              <w:bottom w:val="single" w:color="D1D5DB" w:sz="4"/>
+              <w:right w:val="single" w:color="D1D5DB" w:sz="4"/>
+            </w:tcBorders>
+            <w:shd w:fill="FFFFFF" w:color="auto" w:val="clear"/>
+            <w:tcMar>
+              <w:top w:type="dxa" w:w="80"/>
+              <w:left w:type="dxa" w:w="120"/>
+              <w:bottom w:type="dxa" w:w="80"/>
+              <w:right w:type="dxa" w:w="120"/>
+            </w:tcMar>
+            <w:vAlign w:val="top"/>
+          </w:tcPr>
+          <w:p>
+            <w:r>
+              <w:rPr>
+                <w:sz w:val="20"/>
+                <w:szCs w:val="20"/>
+              </w:rPr>
+              <w:t xml:space="preserve">Poorly. Changing facts belong in retrieval; training them in goes out of date.</w:t>
+            </w:r>
+          </w:p>
+        </w:tc>
+      </w:tr>
+      <w:tr>
+        <w:trPr>
+          <w:cantSplit/>
+        </w:trPr>
+        <w:tc>
+          <w:tcPr>
+            <w:tcW w:type="dxa" w:w="4264"/>
+            <w:tcBorders>
+              <w:top w:val="single" w:color="D1D5DB" w:sz="4"/>
+              <w:left w:val="single" w:color="D1D5DB" w:sz="4"/>
+              <w:bottom w:val="single" w:color="D1D5DB" w:sz="4"/>
+              <w:right w:val="single" w:color="D1D5DB" w:sz="4"/>
+            </w:tcBorders>
+            <w:shd w:fill="EEF0FF" w:color="auto" w:val="clear"/>
+            <w:tcMar>
+              <w:top w:type="dxa" w:w="80"/>
+              <w:left w:type="dxa" w:w="120"/>
+              <w:bottom w:type="dxa" w:w="80"/>
+              <w:right w:type="dxa" w:w="120"/>
+            </w:tcMar>
+            <w:vAlign w:val="top"/>
+          </w:tcPr>
+          <w:p>
+            <w:r>
+              <w:rPr>
+                <w:b/>
+                <w:bCs/>
+                <w:sz w:val="20"/>
+                <w:szCs w:val="20"/>
+              </w:rPr>
+              <w:t xml:space="preserve">Is DPO free of preference data?</w:t>
+            </w:r>
+          </w:p>
+        </w:tc>
+        <w:tc>
+          <w:tcPr>
+            <w:tcW w:type="dxa" w:w="5148"/>
+            <w:tcBorders>
+              <w:top w:val="single" w:color="D1D5DB" w:sz="4"/>
+              <w:left w:val="single" w:color="D1D5DB" w:sz="4"/>
+              <w:bottom w:val="single" w:color="D1D5DB" w:sz="4"/>
+              <w:right w:val="single" w:color="D1D5DB" w:sz="4"/>
+            </w:tcBorders>
+            <w:shd w:fill="EEF0FF" w:color="auto" w:val="clear"/>
+            <w:tcMar>
+              <w:top w:type="dxa" w:w="80"/>
+              <w:left w:type="dxa" w:w="120"/>
+              <w:bottom w:type="dxa" w:w="80"/>
+              <w:right w:type="dxa" w:w="120"/>
+            </w:tcMar>
+            <w:vAlign w:val="top"/>
+          </w:tcPr>
+          <w:p>
+            <w:r>
+              <w:rPr>
+                <w:sz w:val="20"/>
+                <w:szCs w:val="20"/>
+              </w:rPr>
+              <w:t xml:space="preserve">No. It needs preference pairs; it removes the reward model and RL loop.</w:t>
+            </w:r>
+          </w:p>
+        </w:tc>
+      </w:tr>
+      <w:tr>
+        <w:trPr>
+          <w:cantSplit/>
+        </w:trPr>
+        <w:tc>
+          <w:tcPr>
+            <w:tcW w:type="dxa" w:w="4264"/>
+            <w:tcBorders>
+              <w:top w:val="single" w:color="D1D5DB" w:sz="4"/>
+              <w:left w:val="single" w:color="D1D5DB" w:sz="4"/>
+              <w:bottom w:val="single" w:color="D1D5DB" w:sz="4"/>
+              <w:right w:val="single" w:color="D1D5DB" w:sz="4"/>
+            </w:tcBorders>
+            <w:shd w:fill="FFFFFF" w:color="auto" w:val="clear"/>
+            <w:tcMar>
+              <w:top w:type="dxa" w:w="80"/>
+              <w:left w:type="dxa" w:w="120"/>
+              <w:bottom w:type="dxa" w:w="80"/>
+              <w:right w:type="dxa" w:w="120"/>
+            </w:tcMar>
+            <w:vAlign w:val="top"/>
+          </w:tcPr>
+          <w:p>
+            <w:r>
+              <w:rPr>
+                <w:b/>
+                <w:bCs/>
+                <w:sz w:val="20"/>
+                <w:szCs w:val="20"/>
+              </w:rPr>
+              <w:t xml:space="preserve">Does a saved adapter contain the whole model?</w:t>
+            </w:r>
+          </w:p>
+        </w:tc>
+        <w:tc>
+          <w:tcPr>
+            <w:tcW w:type="dxa" w:w="5148"/>
+            <w:tcBorders>
+              <w:top w:val="single" w:color="D1D5DB" w:sz="4"/>
+              <w:left w:val="single" w:color="D1D5DB" w:sz="4"/>
+              <w:bottom w:val="single" w:color="D1D5DB" w:sz="4"/>
+              <w:right w:val="single" w:color="D1D5DB" w:sz="4"/>
+            </w:tcBorders>
+            <w:shd w:fill="FFFFFF" w:color="auto" w:val="clear"/>
+            <w:tcMar>
+              <w:top w:type="dxa" w:w="80"/>
+              <w:left w:type="dxa" w:w="120"/>
+              <w:bottom w:type="dxa" w:w="80"/>
+              <w:right w:type="dxa" w:w="120"/>
+            </w:tcMar>
+            <w:vAlign w:val="top"/>
+          </w:tcPr>
+          <w:p>
+            <w:r>
+              <w:rPr>
+                <w:sz w:val="20"/>
+                <w:szCs w:val="20"/>
+              </w:rPr>
+              <w:t xml:space="preserve">No. It holds the added weights and configuration; load the same base model too.</w:t>
+            </w:r>
+          </w:p>
+        </w:tc>
+      </w:tr>
+    </w:tbl>
+    <w:p>
+      <w:pPr>
+        <w:spacing w:after="120"/>
+      </w:pPr>
+    </w:p>
+    <w:p>
+      <w:pPr>
+        <w:pStyle w:val="Heading1"/>
         <w:keepNext/>
       </w:pPr>
       <w:r>
-        <w:t xml:space="preserve">TODOs</w:t>
+        <w:t xml:space="preserve">Self-checks with answers</w:t>
       </w:r>
     </w:p>
     <w:p>
@@ -8934,22 +9357,20 @@
           <w:b/>
           <w:bCs/>
         </w:rPr>
-        <w:t xml:space="preserve">TODO 1</w:t>
+        <w:t xml:space="preserve">Which tokens contribute to the SFT loss in the lab?</w:t>
       </w:r>
       <w:r>
         <w:t xml:space="preserve"> </w:t>
       </w:r>
       <w:r>
         <w:rPr>
-          <w:rFonts w:ascii="Consolas" w:cs="Consolas" w:eastAsia="Consolas" w:hAnsi="Consolas"/>
-          <w:color w:val="4F46E5"/>
-          <w:sz w:val="20"/>
-          <w:szCs w:val="20"/>
-        </w:rPr>
-        <w:t xml:space="preserve">{"prompt": [{"role": "user", "content": f"{INSTRUCTION}\nMessage: {text}\nIntent:"}], "completion": [{"role": "assistant", "content": label}]}</w:t>
-      </w:r>
-      <w:r>
-        <w:t xml:space="preserve">.</w:t>
+          <w:i/>
+          <w:iCs/>
+        </w:rPr>
+        <w:t xml:space="preserve">Answer:</w:t>
+      </w:r>
+      <w:r>
+        <w:t xml:space="preserve"> the answer (completion) tokens; the prompt is read as context but masked out of the loss.</w:t>
       </w:r>
     </w:p>
     <w:p>
@@ -8967,22 +9388,20 @@
           <w:b/>
           <w:bCs/>
         </w:rPr>
-        <w:t xml:space="preserve">TODO 2</w:t>
+        <w:t xml:space="preserve">Rank 8 on an 896 × 896 projection adds how many trainable numbers?</w:t>
       </w:r>
       <w:r>
         <w:t xml:space="preserve"> </w:t>
       </w:r>
       <w:r>
         <w:rPr>
-          <w:rFonts w:ascii="Consolas" w:cs="Consolas" w:eastAsia="Consolas" w:hAnsi="Consolas"/>
-          <w:color w:val="4F46E5"/>
-          <w:sz w:val="20"/>
-          <w:szCs w:val="20"/>
-        </w:rPr>
-        <w:t xml:space="preserve">LoraConfig(r=16, lora_alpha=32, lora_dropout=0.05, target_modules=["q_proj","k_proj","v_proj","o_proj"], bias="none", task_type="CAUSAL_LM")</w:t>
-      </w:r>
-      <w:r>
-        <w:t xml:space="preserve">. Expect ≈ 0.4–0.5% trainable.</w:t>
+          <w:i/>
+          <w:iCs/>
+        </w:rPr>
+        <w:t xml:space="preserve">Answer:</w:t>
+      </w:r>
+      <w:r>
+        <w:t xml:space="preserve"> 8 × (896 + 896) = 14,336.</w:t>
       </w:r>
     </w:p>
     <w:p>
@@ -9000,10 +9419,20 @@
           <w:b/>
           <w:bCs/>
         </w:rPr>
-        <w:t xml:space="preserve">TODO 3</w:t>
-      </w:r>
-      <w:r>
-        <w:t xml:space="preserve"> evaluate the tuned model with the zero-shot prompt and build the table.</w:t>
+        <w:t xml:space="preserve">Why compare the adapter with the few-shot baseline rather than zero-shot?</w:t>
+      </w:r>
+      <w:r>
+        <w:t xml:space="preserve"> </w:t>
+      </w:r>
+      <w:r>
+        <w:rPr>
+          <w:i/>
+          <w:iCs/>
+        </w:rPr>
+        <w:t xml:space="preserve">Answer:</w:t>
+      </w:r>
+      <w:r>
+        <w:t xml:space="preserve"> few-shot is the best prompt; training must beat the best alternative to justify its cost.</w:t>
       </w:r>
     </w:p>
     <w:p>
@@ -9021,38 +9450,60 @@
           <w:b/>
           <w:bCs/>
         </w:rPr>
-        <w:t xml:space="preserve">TODO 4</w:t>
-      </w:r>
-      <w:r>
-        <w:t xml:space="preserve"> sum file sizes in the adapter folder; model size = parameters × bytes per element.</w:t>
-      </w:r>
-    </w:p>
-    <w:p>
-      <w:pPr>
-        <w:pStyle w:val="Heading2"/>
+        <w:t xml:space="preserve">The adapter scores 4 points higher than few-shot on 50 messages. How many messages is that?</w:t>
+      </w:r>
+      <w:r>
+        <w:t xml:space="preserve"> </w:t>
+      </w:r>
+      <w:r>
+        <w:rPr>
+          <w:i/>
+          <w:iCs/>
+        </w:rPr>
+        <w:t xml:space="preserve">Answer:</w:t>
+      </w:r>
+      <w:r>
+        <w:t xml:space="preserve"> two, because each message is 2 percentage points.</w:t>
+      </w:r>
+    </w:p>
+    <w:p>
+      <w:pPr>
+        <w:pStyle w:val="ListParagraph"/>
+        <w:keepLines/>
+        <w:numPr>
+          <w:ilvl w:val="0"/>
+          <w:numId w:val="11"/>
+        </w:numPr>
+        <w:spacing w:after="80" w:line="276"/>
+      </w:pPr>
+      <w:r>
+        <w:rPr>
+          <w:b/>
+          <w:bCs/>
+        </w:rPr>
+        <w:t xml:space="preserve">Name one check, besides task accuracy, to run after fine-tuning.</w:t>
+      </w:r>
+      <w:r>
+        <w:t xml:space="preserve"> </w:t>
+      </w:r>
+      <w:r>
+        <w:rPr>
+          <w:i/>
+          <w:iCs/>
+        </w:rPr>
+        <w:t xml:space="preserve">Answer:</w:t>
+      </w:r>
+      <w:r>
+        <w:t xml:space="preserve"> any of: older general abilities, safety refusals, robustness to rewording, time and cost, or expert review.</w:t>
+      </w:r>
+    </w:p>
+    <w:p>
+      <w:pPr>
+        <w:pStyle w:val="Heading1"/>
         <w:keepNext/>
       </w:pPr>
       <w:r>
-        <w:t xml:space="preserve">Expected results</w:t>
-      </w:r>
-    </w:p>
-    <w:p>
-      <w:pPr>
-        <w:keepNext w:val="false"/>
-        <w:keepLines/>
-        <w:spacing w:after="140" w:line="288"/>
-      </w:pPr>
-      <w:r>
-        <w:t xml:space="preserve">See the real results above. The recorded experiment found a strong few-shot gain and a further LoRA gain; these are observations for this run, not guaranteed student outcomes. Inspect wrong and unparsed labels. The adapter-on/off question illustrates a possible behaviour change, not a complete test of earlier abilities.</w:t>
-      </w:r>
-    </w:p>
-    <w:p>
-      <w:pPr>
-        <w:pStyle w:val="Heading2"/>
-        <w:keepNext/>
-      </w:pPr>
-      <w:r>
-        <w:t xml:space="preserve">Troubleshooting</w:t>
+        <w:t xml:space="preserve">Responsible AI lens: fine-tuning</w:t>
       </w:r>
     </w:p>
     <w:p>
@@ -9062,6 +9513,802 @@
         <w:numPr>
           <w:ilvl w:val="0"/>
           <w:numId w:val="12"/>
+        </w:numPr>
+        <w:spacing w:after="80" w:line="276"/>
+      </w:pPr>
+      <w:r>
+        <w:rPr>
+          <w:b/>
+          <w:bCs/>
+        </w:rPr>
+        <w:t xml:space="preserve">Safety erosion:</w:t>
+      </w:r>
+      <w:r>
+        <w:t xml:space="preserve"> fine-tuning aligned models, even on benign data, can weaken refusal behaviour (Qi et al., 2023). Re-run safety tests.</w:t>
+      </w:r>
+    </w:p>
+    <w:p>
+      <w:pPr>
+        <w:pStyle w:val="ListParagraph"/>
+        <w:keepLines/>
+        <w:numPr>
+          <w:ilvl w:val="0"/>
+          <w:numId w:val="12"/>
+        </w:numPr>
+        <w:spacing w:after="80" w:line="276"/>
+      </w:pPr>
+      <w:r>
+        <w:rPr>
+          <w:b/>
+          <w:bCs/>
+        </w:rPr>
+        <w:t xml:space="preserve">Memorisation and privacy:</w:t>
+      </w:r>
+      <w:r>
+        <w:t xml:space="preserve"> remove personal data; test for regurgitation.</w:t>
+      </w:r>
+    </w:p>
+    <w:p>
+      <w:pPr>
+        <w:pStyle w:val="ListParagraph"/>
+        <w:keepLines/>
+        <w:numPr>
+          <w:ilvl w:val="0"/>
+          <w:numId w:val="12"/>
+        </w:numPr>
+        <w:spacing w:after="80" w:line="276"/>
+      </w:pPr>
+      <w:r>
+        <w:rPr>
+          <w:b/>
+          <w:bCs/>
+        </w:rPr>
+        <w:t xml:space="preserve">Bias amplification:</w:t>
+      </w:r>
+      <w:r>
+        <w:t xml:space="preserve"> audit performance by group; examine label sources.</w:t>
+      </w:r>
+    </w:p>
+    <w:p>
+      <w:pPr>
+        <w:pStyle w:val="ListParagraph"/>
+        <w:keepLines/>
+        <w:numPr>
+          <w:ilvl w:val="0"/>
+          <w:numId w:val="12"/>
+        </w:numPr>
+        <w:spacing w:after="80" w:line="276"/>
+      </w:pPr>
+      <w:r>
+        <w:rPr>
+          <w:b/>
+          <w:bCs/>
+        </w:rPr>
+        <w:t xml:space="preserve">Licences and terms:</w:t>
+      </w:r>
+      <w:r>
+        <w:t xml:space="preserve"> check base-model licences and API terms for fine-tuning and output use.</w:t>
+      </w:r>
+    </w:p>
+    <w:p>
+      <w:pPr>
+        <w:pStyle w:val="ListParagraph"/>
+        <w:keepLines/>
+        <w:numPr>
+          <w:ilvl w:val="0"/>
+          <w:numId w:val="12"/>
+        </w:numPr>
+        <w:spacing w:after="80" w:line="276"/>
+      </w:pPr>
+      <w:r>
+        <w:rPr>
+          <w:b/>
+          <w:bCs/>
+        </w:rPr>
+        <w:t xml:space="preserve">Documentation:</w:t>
+      </w:r>
+      <w:r>
+        <w:t xml:space="preserve"> publish a model card for the adapter (data, evaluation, limitations, intended use).</w:t>
+      </w:r>
+    </w:p>
+    <w:p>
+      <w:pPr>
+        <w:pStyle w:val="Heading1"/>
+        <w:keepNext/>
+      </w:pPr>
+      <w:r>
+        <w:t xml:space="preserve">Lab guide and answers</w:t>
+      </w:r>
+    </w:p>
+    <w:p>
+      <w:pPr>
+        <w:keepNext w:val="false"/>
+        <w:keepLines/>
+        <w:spacing w:after="140" w:line="288"/>
+      </w:pPr>
+      <w:r>
+        <w:rPr>
+          <w:b/>
+          <w:bCs/>
+        </w:rPr>
+        <w:t xml:space="preserve">CPU core:</w:t>
+      </w:r>
+      <w:r>
+        <w:t xml:space="preserve"> Qwen2.5-0.5B-Instruct (about 1 GB, the same model as week 7) fine-tuned with a rank-8 LoRA adapter on the attention projections. The data are real Banking77 messages (CC-BY-4.0) for 5 intents: 200 training messages, a small validation set and 50 test messages from Banking77's own test split. One epoch is 25 optimiser steps with batch size 8; training took 6.8 minutes. On the course laptop (4 CPU threads, model and data already downloaded) the complete core took 13.3 minutes, recorded on 11 October 2026. </w:t>
+      </w:r>
+      <w:r>
+        <w:rPr>
+          <w:b/>
+          <w:bCs/>
+        </w:rPr>
+        <w:t xml:space="preserve">Optional stretch:</w:t>
+      </w:r>
+      <w:r>
+        <w:t xml:space="preserve"> </w:t>
+      </w:r>
+      <w:r>
+        <w:rPr>
+          <w:rFonts w:ascii="Consolas" w:cs="Consolas" w:eastAsia="Consolas" w:hAnsi="Consolas"/>
+          <w:color w:val="4F46E5"/>
+          <w:sz w:val="20"/>
+          <w:szCs w:val="20"/>
+        </w:rPr>
+        <w:t xml:space="preserve">RUN_FULL = True</w:t>
+      </w:r>
+      <w:r>
+        <w:t xml:space="preserve"> runs a larger experiment like the stored one (ten intents, rank 16, 200 test messages); it takes over an hour on a CPU. </w:t>
+      </w:r>
+      <w:r>
+        <w:rPr>
+          <w:b/>
+          <w:bCs/>
+        </w:rPr>
+        <w:t xml:space="preserve">Optional hosted comparison:</w:t>
+      </w:r>
+      <w:r>
+        <w:t xml:space="preserve"> keep </w:t>
+      </w:r>
+      <w:r>
+        <w:rPr>
+          <w:rFonts w:ascii="Consolas" w:cs="Consolas" w:eastAsia="Consolas" w:hAnsi="Consolas"/>
+          <w:color w:val="4F46E5"/>
+          <w:sz w:val="20"/>
+          <w:szCs w:val="20"/>
+        </w:rPr>
+        <w:t xml:space="preserve">USE_GEMINI = False</w:t>
+      </w:r>
+      <w:r>
+        <w:t xml:space="preserve"> and </w:t>
+      </w:r>
+      <w:r>
+        <w:rPr>
+          <w:rFonts w:ascii="Consolas" w:cs="Consolas" w:eastAsia="Consolas" w:hAnsi="Consolas"/>
+          <w:color w:val="4F46E5"/>
+          <w:sz w:val="20"/>
+          <w:szCs w:val="20"/>
+        </w:rPr>
+        <w:t xml:space="preserve">USE_OPENAI = False</w:t>
+      </w:r>
+      <w:r>
+        <w:t xml:space="preserve"> for the local route; enable exactly one in the shared setup to send five invented messages (five calls at most) to a hosted model with the few-shot prompt. OpenAI API use is billed separately from a ChatGPT subscription. </w:t>
+      </w:r>
+      <w:r>
+        <w:rPr>
+          <w:b/>
+          <w:bCs/>
+        </w:rPr>
+        <w:t xml:space="preserve">Hand-in:</w:t>
+      </w:r>
+      <w:r>
+        <w:t xml:space="preserve"> the comparison table, the loss curve, the confusion table and three written answers.</w:t>
+      </w:r>
+    </w:p>
+    <w:p>
+      <w:pPr>
+        <w:pStyle w:val="Heading2"/>
+        <w:keepNext/>
+      </w:pPr>
+      <w:r>
+        <w:t xml:space="preserve">TODOs and expected outputs</w:t>
+      </w:r>
+    </w:p>
+    <w:p>
+      <w:pPr>
+        <w:pStyle w:val="ListParagraph"/>
+        <w:keepLines/>
+        <w:numPr>
+          <w:ilvl w:val="0"/>
+          <w:numId w:val="13"/>
+        </w:numPr>
+        <w:spacing w:after="80" w:line="276"/>
+      </w:pPr>
+      <w:r>
+        <w:rPr>
+          <w:b/>
+          <w:bCs/>
+        </w:rPr>
+        <w:t xml:space="preserve">TODO 1</w:t>
+      </w:r>
+      <w:r>
+        <w:t xml:space="preserve"> </w:t>
+      </w:r>
+      <w:r>
+        <w:rPr>
+          <w:rFonts w:ascii="Consolas" w:cs="Consolas" w:eastAsia="Consolas" w:hAnsi="Consolas"/>
+          <w:color w:val="4F46E5"/>
+          <w:sz w:val="20"/>
+          <w:szCs w:val="20"/>
+        </w:rPr>
+        <w:t xml:space="preserve">to_chat</w:t>
+      </w:r>
+      <w:r>
+        <w:t xml:space="preserve">: </w:t>
+      </w:r>
+      <w:r>
+        <w:rPr>
+          <w:rFonts w:ascii="Consolas" w:cs="Consolas" w:eastAsia="Consolas" w:hAnsi="Consolas"/>
+          <w:color w:val="4F46E5"/>
+          <w:sz w:val="20"/>
+          <w:szCs w:val="20"/>
+        </w:rPr>
+        <w:t xml:space="preserve">{"prompt": [{"role": "user", "content": f"{INSTRUCTION}\nMessage: {text}\nIntent:"}], "completion": [{"role": "assistant", "content": label}]}</w:t>
+      </w:r>
+      <w:r>
+        <w:t xml:space="preserve">. </w:t>
+      </w:r>
+      <w:r>
+        <w:rPr>
+          <w:rFonts w:ascii="Consolas" w:cs="Consolas" w:eastAsia="Consolas" w:hAnsi="Consolas"/>
+          <w:color w:val="4F46E5"/>
+          <w:sz w:val="20"/>
+          <w:szCs w:val="20"/>
+        </w:rPr>
+        <w:t xml:space="preserve">check_to_chat</w:t>
+      </w:r>
+      <w:r>
+        <w:t xml:space="preserve"> confirms that the label appears only in the completion.</w:t>
+      </w:r>
+    </w:p>
+    <w:p>
+      <w:pPr>
+        <w:pStyle w:val="ListParagraph"/>
+        <w:keepLines/>
+        <w:numPr>
+          <w:ilvl w:val="0"/>
+          <w:numId w:val="13"/>
+        </w:numPr>
+        <w:spacing w:after="80" w:line="276"/>
+      </w:pPr>
+      <w:r>
+        <w:rPr>
+          <w:b/>
+          <w:bCs/>
+        </w:rPr>
+        <w:t xml:space="preserve">TODO 2</w:t>
+      </w:r>
+      <w:r>
+        <w:t xml:space="preserve"> </w:t>
+      </w:r>
+      <w:r>
+        <w:rPr>
+          <w:rFonts w:ascii="Consolas" w:cs="Consolas" w:eastAsia="Consolas" w:hAnsi="Consolas"/>
+          <w:color w:val="4F46E5"/>
+          <w:sz w:val="20"/>
+          <w:szCs w:val="20"/>
+        </w:rPr>
+        <w:t xml:space="preserve">LoraConfig(r=RANK, lora_alpha=2 * RANK, lora_dropout=0.05, target_modules=["q_proj", "k_proj", "v_proj", "o_proj"], bias="none", task_type="CAUSAL_LM")</w:t>
+      </w:r>
+      <w:r>
+        <w:t xml:space="preserve">. The check recomputes r × (inputs + outputs) for every adapted projection: 1,081,344 trainable numbers (0.22% of the model) at rank 8.</w:t>
+      </w:r>
+    </w:p>
+    <w:p>
+      <w:pPr>
+        <w:pStyle w:val="ListParagraph"/>
+        <w:keepLines/>
+        <w:numPr>
+          <w:ilvl w:val="0"/>
+          <w:numId w:val="13"/>
+        </w:numPr>
+        <w:spacing w:after="80" w:line="276"/>
+      </w:pPr>
+      <w:r>
+        <w:rPr>
+          <w:b/>
+          <w:bCs/>
+        </w:rPr>
+        <w:t xml:space="preserve">TODO 3</w:t>
+      </w:r>
+      <w:r>
+        <w:t xml:space="preserve"> evaluate </w:t>
+      </w:r>
+      <w:r>
+        <w:rPr>
+          <w:rFonts w:ascii="Consolas" w:cs="Consolas" w:eastAsia="Consolas" w:hAnsi="Consolas"/>
+          <w:color w:val="4F46E5"/>
+          <w:sz w:val="20"/>
+          <w:szCs w:val="20"/>
+        </w:rPr>
+        <w:t xml:space="preserve">tuned</w:t>
+      </w:r>
+      <w:r>
+        <w:t xml:space="preserve"> with the zero-shot prompt and build the three-row </w:t>
+      </w:r>
+      <w:r>
+        <w:rPr>
+          <w:rFonts w:ascii="Consolas" w:cs="Consolas" w:eastAsia="Consolas" w:hAnsi="Consolas"/>
+          <w:color w:val="4F46E5"/>
+          <w:sz w:val="20"/>
+          <w:szCs w:val="20"/>
+        </w:rPr>
+        <w:t xml:space="preserve">comparison</w:t>
+      </w:r>
+      <w:r>
+        <w:t xml:space="preserve"> table.</w:t>
+      </w:r>
+    </w:p>
+    <w:p>
+      <w:pPr>
+        <w:pStyle w:val="ListParagraph"/>
+        <w:keepLines/>
+        <w:numPr>
+          <w:ilvl w:val="0"/>
+          <w:numId w:val="13"/>
+        </w:numPr>
+        <w:spacing w:after="80" w:line="276"/>
+      </w:pPr>
+      <w:r>
+        <w:rPr>
+          <w:b/>
+          <w:bCs/>
+        </w:rPr>
+        <w:t xml:space="preserve">TODO 4</w:t>
+      </w:r>
+      <w:r>
+        <w:t xml:space="preserve"> add up the file sizes in the adapter folder and multiply base parameters by their element size. The core adapter measured 4.4 MB, about 4 bytes per trainable number plus small configuration files.</w:t>
+      </w:r>
+    </w:p>
+    <w:p>
+      <w:pPr>
+        <w:pStyle w:val="Heading2"/>
+        <w:keepNext/>
+      </w:pPr>
+      <w:r>
+        <w:t xml:space="preserve">Measured CPU core (course laptop)</w:t>
+      </w:r>
+    </w:p>
+    <w:tbl>
+      <w:tblPr>
+        <w:tblW w:type="dxa" w:w="9412"/>
+        <w:tblBorders>
+          <w:top w:val="single" w:color="auto" w:sz="4"/>
+          <w:left w:val="single" w:color="auto" w:sz="4"/>
+          <w:bottom w:val="single" w:color="auto" w:sz="4"/>
+          <w:right w:val="single" w:color="auto" w:sz="4"/>
+          <w:insideH w:val="single" w:color="auto" w:sz="4"/>
+          <w:insideV w:val="single" w:color="auto" w:sz="4"/>
+        </w:tblBorders>
+        <w:tblLayout w:type="fixed"/>
+      </w:tblPr>
+      <w:tblGrid>
+        <w:gridCol w:w="3478"/>
+        <w:gridCol w:w="5934"/>
+      </w:tblGrid>
+      <w:tr>
+        <w:trPr>
+          <w:cantSplit/>
+          <w:tblHeader/>
+        </w:trPr>
+        <w:tc>
+          <w:tcPr>
+            <w:tcW w:type="dxa" w:w="3478"/>
+            <w:tcBorders>
+              <w:top w:val="single" w:color="D1D5DB" w:sz="4"/>
+              <w:left w:val="single" w:color="D1D5DB" w:sz="4"/>
+              <w:bottom w:val="single" w:color="D1D5DB" w:sz="4"/>
+              <w:right w:val="single" w:color="D1D5DB" w:sz="4"/>
+            </w:tcBorders>
+            <w:shd w:fill="1E1B4B" w:color="auto" w:val="clear"/>
+            <w:tcMar>
+              <w:top w:type="dxa" w:w="80"/>
+              <w:left w:type="dxa" w:w="120"/>
+              <w:bottom w:type="dxa" w:w="80"/>
+              <w:right w:type="dxa" w:w="120"/>
+            </w:tcMar>
+            <w:vAlign w:val="top"/>
+          </w:tcPr>
+          <w:p>
+            <w:r>
+              <w:rPr>
+                <w:b/>
+                <w:bCs/>
+                <w:color w:val="FFFFFF"/>
+                <w:sz w:val="20"/>
+                <w:szCs w:val="20"/>
+              </w:rPr>
+              <w:t xml:space="preserve">Quantity</w:t>
+            </w:r>
+          </w:p>
+        </w:tc>
+        <w:tc>
+          <w:tcPr>
+            <w:tcW w:type="dxa" w:w="5934"/>
+            <w:tcBorders>
+              <w:top w:val="single" w:color="D1D5DB" w:sz="4"/>
+              <w:left w:val="single" w:color="D1D5DB" w:sz="4"/>
+              <w:bottom w:val="single" w:color="D1D5DB" w:sz="4"/>
+              <w:right w:val="single" w:color="D1D5DB" w:sz="4"/>
+            </w:tcBorders>
+            <w:shd w:fill="1E1B4B" w:color="auto" w:val="clear"/>
+            <w:tcMar>
+              <w:top w:type="dxa" w:w="80"/>
+              <w:left w:type="dxa" w:w="120"/>
+              <w:bottom w:type="dxa" w:w="80"/>
+              <w:right w:type="dxa" w:w="120"/>
+            </w:tcMar>
+            <w:vAlign w:val="top"/>
+          </w:tcPr>
+          <w:p>
+            <w:r>
+              <w:rPr>
+                <w:b/>
+                <w:bCs/>
+                <w:color w:val="FFFFFF"/>
+                <w:sz w:val="20"/>
+                <w:szCs w:val="20"/>
+              </w:rPr>
+              <w:t xml:space="preserve">Result</w:t>
+            </w:r>
+          </w:p>
+        </w:tc>
+      </w:tr>
+      <w:tr>
+        <w:trPr>
+          <w:cantSplit/>
+        </w:trPr>
+        <w:tc>
+          <w:tcPr>
+            <w:tcW w:type="dxa" w:w="3478"/>
+            <w:tcBorders>
+              <w:top w:val="single" w:color="D1D5DB" w:sz="4"/>
+              <w:left w:val="single" w:color="D1D5DB" w:sz="4"/>
+              <w:bottom w:val="single" w:color="D1D5DB" w:sz="4"/>
+              <w:right w:val="single" w:color="D1D5DB" w:sz="4"/>
+            </w:tcBorders>
+            <w:shd w:fill="EEF0FF" w:color="auto" w:val="clear"/>
+            <w:tcMar>
+              <w:top w:type="dxa" w:w="80"/>
+              <w:left w:type="dxa" w:w="120"/>
+              <w:bottom w:type="dxa" w:w="80"/>
+              <w:right w:type="dxa" w:w="120"/>
+            </w:tcMar>
+            <w:vAlign w:val="top"/>
+          </w:tcPr>
+          <w:p>
+            <w:r>
+              <w:rPr>
+                <w:b/>
+                <w:bCs/>
+                <w:sz w:val="20"/>
+                <w:szCs w:val="20"/>
+              </w:rPr>
+              <w:t xml:space="preserve">Comparison on 50 held-out messages</w:t>
+            </w:r>
+          </w:p>
+        </w:tc>
+        <w:tc>
+          <w:tcPr>
+            <w:tcW w:type="dxa" w:w="5934"/>
+            <w:tcBorders>
+              <w:top w:val="single" w:color="D1D5DB" w:sz="4"/>
+              <w:left w:val="single" w:color="D1D5DB" w:sz="4"/>
+              <w:bottom w:val="single" w:color="D1D5DB" w:sz="4"/>
+              <w:right w:val="single" w:color="D1D5DB" w:sz="4"/>
+            </w:tcBorders>
+            <w:shd w:fill="EEF0FF" w:color="auto" w:val="clear"/>
+            <w:tcMar>
+              <w:top w:type="dxa" w:w="80"/>
+              <w:left w:type="dxa" w:w="120"/>
+              <w:bottom w:type="dxa" w:w="80"/>
+              <w:right w:type="dxa" w:w="120"/>
+            </w:tcMar>
+            <w:vAlign w:val="top"/>
+          </w:tcPr>
+          <w:p>
+            <w:r>
+              <w:rPr>
+                <w:sz w:val="20"/>
+                <w:szCs w:val="20"/>
+              </w:rPr>
+              <w:t xml:space="preserve">base zero-shot 42%; base few-shot 86%; LoRA fine-tuned 98%</w:t>
+            </w:r>
+          </w:p>
+        </w:tc>
+      </w:tr>
+      <w:tr>
+        <w:trPr>
+          <w:cantSplit/>
+        </w:trPr>
+        <w:tc>
+          <w:tcPr>
+            <w:tcW w:type="dxa" w:w="3478"/>
+            <w:tcBorders>
+              <w:top w:val="single" w:color="D1D5DB" w:sz="4"/>
+              <w:left w:val="single" w:color="D1D5DB" w:sz="4"/>
+              <w:bottom w:val="single" w:color="D1D5DB" w:sz="4"/>
+              <w:right w:val="single" w:color="D1D5DB" w:sz="4"/>
+            </w:tcBorders>
+            <w:shd w:fill="FFFFFF" w:color="auto" w:val="clear"/>
+            <w:tcMar>
+              <w:top w:type="dxa" w:w="80"/>
+              <w:left w:type="dxa" w:w="120"/>
+              <w:bottom w:type="dxa" w:w="80"/>
+              <w:right w:type="dxa" w:w="120"/>
+            </w:tcMar>
+            <w:vAlign w:val="top"/>
+          </w:tcPr>
+          <w:p>
+            <w:r>
+              <w:rPr>
+                <w:b/>
+                <w:bCs/>
+                <w:sz w:val="20"/>
+                <w:szCs w:val="20"/>
+              </w:rPr>
+              <w:t xml:space="preserve">Trainable numbers</w:t>
+            </w:r>
+          </w:p>
+        </w:tc>
+        <w:tc>
+          <w:tcPr>
+            <w:tcW w:type="dxa" w:w="5934"/>
+            <w:tcBorders>
+              <w:top w:val="single" w:color="D1D5DB" w:sz="4"/>
+              <w:left w:val="single" w:color="D1D5DB" w:sz="4"/>
+              <w:bottom w:val="single" w:color="D1D5DB" w:sz="4"/>
+              <w:right w:val="single" w:color="D1D5DB" w:sz="4"/>
+            </w:tcBorders>
+            <w:shd w:fill="FFFFFF" w:color="auto" w:val="clear"/>
+            <w:tcMar>
+              <w:top w:type="dxa" w:w="80"/>
+              <w:left w:type="dxa" w:w="120"/>
+              <w:bottom w:type="dxa" w:w="80"/>
+              <w:right w:type="dxa" w:w="120"/>
+            </w:tcMar>
+            <w:vAlign w:val="top"/>
+          </w:tcPr>
+          <w:p>
+            <w:r>
+              <w:rPr>
+                <w:sz w:val="20"/>
+                <w:szCs w:val="20"/>
+              </w:rPr>
+              <w:t xml:space="preserve">1,081,344 (0.22%)</w:t>
+            </w:r>
+          </w:p>
+        </w:tc>
+      </w:tr>
+      <w:tr>
+        <w:trPr>
+          <w:cantSplit/>
+        </w:trPr>
+        <w:tc>
+          <w:tcPr>
+            <w:tcW w:type="dxa" w:w="3478"/>
+            <w:tcBorders>
+              <w:top w:val="single" w:color="D1D5DB" w:sz="4"/>
+              <w:left w:val="single" w:color="D1D5DB" w:sz="4"/>
+              <w:bottom w:val="single" w:color="D1D5DB" w:sz="4"/>
+              <w:right w:val="single" w:color="D1D5DB" w:sz="4"/>
+            </w:tcBorders>
+            <w:shd w:fill="EEF0FF" w:color="auto" w:val="clear"/>
+            <w:tcMar>
+              <w:top w:type="dxa" w:w="80"/>
+              <w:left w:type="dxa" w:w="120"/>
+              <w:bottom w:type="dxa" w:w="80"/>
+              <w:right w:type="dxa" w:w="120"/>
+            </w:tcMar>
+            <w:vAlign w:val="top"/>
+          </w:tcPr>
+          <w:p>
+            <w:r>
+              <w:rPr>
+                <w:b/>
+                <w:bCs/>
+                <w:sz w:val="20"/>
+                <w:szCs w:val="20"/>
+              </w:rPr>
+              <w:t xml:space="preserve">Training</w:t>
+            </w:r>
+          </w:p>
+        </w:tc>
+        <w:tc>
+          <w:tcPr>
+            <w:tcW w:type="dxa" w:w="5934"/>
+            <w:tcBorders>
+              <w:top w:val="single" w:color="D1D5DB" w:sz="4"/>
+              <w:left w:val="single" w:color="D1D5DB" w:sz="4"/>
+              <w:bottom w:val="single" w:color="D1D5DB" w:sz="4"/>
+              <w:right w:val="single" w:color="D1D5DB" w:sz="4"/>
+            </w:tcBorders>
+            <w:shd w:fill="EEF0FF" w:color="auto" w:val="clear"/>
+            <w:tcMar>
+              <w:top w:type="dxa" w:w="80"/>
+              <w:left w:type="dxa" w:w="120"/>
+              <w:bottom w:type="dxa" w:w="80"/>
+              <w:right w:type="dxa" w:w="120"/>
+            </w:tcMar>
+            <w:vAlign w:val="top"/>
+          </w:tcPr>
+          <w:p>
+            <w:r>
+              <w:rPr>
+                <w:sz w:val="20"/>
+                <w:szCs w:val="20"/>
+              </w:rPr>
+              <w:t xml:space="preserve">25 steps, 6.8 minutes</w:t>
+            </w:r>
+          </w:p>
+        </w:tc>
+      </w:tr>
+      <w:tr>
+        <w:trPr>
+          <w:cantSplit/>
+        </w:trPr>
+        <w:tc>
+          <w:tcPr>
+            <w:tcW w:type="dxa" w:w="3478"/>
+            <w:tcBorders>
+              <w:top w:val="single" w:color="D1D5DB" w:sz="4"/>
+              <w:left w:val="single" w:color="D1D5DB" w:sz="4"/>
+              <w:bottom w:val="single" w:color="D1D5DB" w:sz="4"/>
+              <w:right w:val="single" w:color="D1D5DB" w:sz="4"/>
+            </w:tcBorders>
+            <w:shd w:fill="FFFFFF" w:color="auto" w:val="clear"/>
+            <w:tcMar>
+              <w:top w:type="dxa" w:w="80"/>
+              <w:left w:type="dxa" w:w="120"/>
+              <w:bottom w:type="dxa" w:w="80"/>
+              <w:right w:type="dxa" w:w="120"/>
+            </w:tcMar>
+            <w:vAlign w:val="top"/>
+          </w:tcPr>
+          <w:p>
+            <w:r>
+              <w:rPr>
+                <w:b/>
+                <w:bCs/>
+                <w:sz w:val="20"/>
+                <w:szCs w:val="20"/>
+              </w:rPr>
+              <w:t xml:space="preserve">Saved adapter</w:t>
+            </w:r>
+          </w:p>
+        </w:tc>
+        <w:tc>
+          <w:tcPr>
+            <w:tcW w:type="dxa" w:w="5934"/>
+            <w:tcBorders>
+              <w:top w:val="single" w:color="D1D5DB" w:sz="4"/>
+              <w:left w:val="single" w:color="D1D5DB" w:sz="4"/>
+              <w:bottom w:val="single" w:color="D1D5DB" w:sz="4"/>
+              <w:right w:val="single" w:color="D1D5DB" w:sz="4"/>
+            </w:tcBorders>
+            <w:shd w:fill="FFFFFF" w:color="auto" w:val="clear"/>
+            <w:tcMar>
+              <w:top w:type="dxa" w:w="80"/>
+              <w:left w:type="dxa" w:w="120"/>
+              <w:bottom w:type="dxa" w:w="80"/>
+              <w:right w:type="dxa" w:w="120"/>
+            </w:tcMar>
+            <w:vAlign w:val="top"/>
+          </w:tcPr>
+          <w:p>
+            <w:r>
+              <w:rPr>
+                <w:sz w:val="20"/>
+                <w:szCs w:val="20"/>
+              </w:rPr>
+              <w:t xml:space="preserve">4.4 MB</w:t>
+            </w:r>
+          </w:p>
+        </w:tc>
+      </w:tr>
+      <w:tr>
+        <w:trPr>
+          <w:cantSplit/>
+        </w:trPr>
+        <w:tc>
+          <w:tcPr>
+            <w:tcW w:type="dxa" w:w="3478"/>
+            <w:tcBorders>
+              <w:top w:val="single" w:color="D1D5DB" w:sz="4"/>
+              <w:left w:val="single" w:color="D1D5DB" w:sz="4"/>
+              <w:bottom w:val="single" w:color="D1D5DB" w:sz="4"/>
+              <w:right w:val="single" w:color="D1D5DB" w:sz="4"/>
+            </w:tcBorders>
+            <w:shd w:fill="EEF0FF" w:color="auto" w:val="clear"/>
+            <w:tcMar>
+              <w:top w:type="dxa" w:w="80"/>
+              <w:left w:type="dxa" w:w="120"/>
+              <w:bottom w:type="dxa" w:w="80"/>
+              <w:right w:type="dxa" w:w="120"/>
+            </w:tcMar>
+            <w:vAlign w:val="top"/>
+          </w:tcPr>
+          <w:p>
+            <w:r>
+              <w:rPr>
+                <w:b/>
+                <w:bCs/>
+                <w:sz w:val="20"/>
+                <w:szCs w:val="20"/>
+              </w:rPr>
+              <w:t xml:space="preserve">Whole core</w:t>
+            </w:r>
+          </w:p>
+        </w:tc>
+        <w:tc>
+          <w:tcPr>
+            <w:tcW w:type="dxa" w:w="5934"/>
+            <w:tcBorders>
+              <w:top w:val="single" w:color="D1D5DB" w:sz="4"/>
+              <w:left w:val="single" w:color="D1D5DB" w:sz="4"/>
+              <w:bottom w:val="single" w:color="D1D5DB" w:sz="4"/>
+              <w:right w:val="single" w:color="D1D5DB" w:sz="4"/>
+            </w:tcBorders>
+            <w:shd w:fill="EEF0FF" w:color="auto" w:val="clear"/>
+            <w:tcMar>
+              <w:top w:type="dxa" w:w="80"/>
+              <w:left w:type="dxa" w:w="120"/>
+              <w:bottom w:type="dxa" w:w="80"/>
+              <w:right w:type="dxa" w:w="120"/>
+            </w:tcMar>
+            <w:vAlign w:val="top"/>
+          </w:tcPr>
+          <w:p>
+            <w:r>
+              <w:rPr>
+                <w:sz w:val="20"/>
+                <w:szCs w:val="20"/>
+              </w:rPr>
+              <w:t xml:space="preserve">13.3 minutes</w:t>
+            </w:r>
+          </w:p>
+        </w:tc>
+      </w:tr>
+    </w:tbl>
+    <w:p>
+      <w:pPr>
+        <w:spacing w:after="120"/>
+      </w:pPr>
+    </w:p>
+    <w:p>
+      <w:pPr>
+        <w:keepNext w:val="false"/>
+        <w:keepLines/>
+        <w:spacing w:after="140" w:line="288"/>
+      </w:pPr>
+      <w:r>
+        <w:t xml:space="preserve">With 50 test messages, each message is 2 percentage points; read the error rows and the confusion table before drawing conclusions. Students' numbers can differ slightly with library versions.</w:t>
+      </w:r>
+    </w:p>
+    <w:p>
+      <w:pPr>
+        <w:pStyle w:val="Heading2"/>
+        <w:keepNext/>
+      </w:pPr>
+      <w:r>
+        <w:t xml:space="preserve">Troubleshooting</w:t>
+      </w:r>
+    </w:p>
+    <w:p>
+      <w:pPr>
+        <w:pStyle w:val="ListParagraph"/>
+        <w:keepLines/>
+        <w:numPr>
+          <w:ilvl w:val="0"/>
+          <w:numId w:val="14"/>
         </w:numPr>
         <w:spacing w:after="80" w:line="276"/>
       </w:pPr>
@@ -9108,7 +10355,7 @@
         <w:t xml:space="preserve">warmup_ratio</w:t>
       </w:r>
       <w:r>
-        <w:t xml:space="preserve">) and </w:t>
+        <w:t xml:space="preserve">), </w:t>
       </w:r>
       <w:r>
         <w:rPr>
@@ -9120,28 +10367,7 @@
         <w:t xml:space="preserve">max_length</w:t>
       </w:r>
       <w:r>
-        <w:t xml:space="preserve">.</w:t>
-      </w:r>
-    </w:p>
-    <w:p>
-      <w:pPr>
-        <w:pStyle w:val="ListParagraph"/>
-        <w:keepLines/>
-        <w:numPr>
-          <w:ilvl w:val="0"/>
-          <w:numId w:val="12"/>
-        </w:numPr>
-        <w:spacing w:after="80" w:line="276"/>
-      </w:pPr>
-      <w:r>
-        <w:rPr>
-          <w:i/>
-          <w:iCs/>
-        </w:rPr>
-        <w:t xml:space="preserve">Out of memory:</w:t>
-      </w:r>
-      <w:r>
-        <w:t xml:space="preserve"> lower </w:t>
+        <w:t xml:space="preserve"> and </w:t>
       </w:r>
       <w:r>
         <w:rPr>
@@ -9150,326 +10376,10 @@
           <w:sz w:val="20"/>
           <w:szCs w:val="20"/>
         </w:rPr>
-        <w:t xml:space="preserve">per_device_train_batch_size</w:t>
-      </w:r>
-      <w:r>
-        <w:t xml:space="preserve"> to 8 and add </w:t>
-      </w:r>
-      <w:r>
-        <w:rPr>
-          <w:rFonts w:ascii="Consolas" w:cs="Consolas" w:eastAsia="Consolas" w:hAnsi="Consolas"/>
-          <w:color w:val="4F46E5"/>
-          <w:sz w:val="20"/>
-          <w:szCs w:val="20"/>
-        </w:rPr>
-        <w:t xml:space="preserve">gradient_accumulation_steps=2</w:t>
+        <w:t xml:space="preserve">completion_only_loss</w:t>
       </w:r>
       <w:r>
         <w:t xml:space="preserve">.</w:t>
-      </w:r>
-    </w:p>
-    <w:p>
-      <w:pPr>
-        <w:pStyle w:val="ListParagraph"/>
-        <w:keepLines/>
-        <w:numPr>
-          <w:ilvl w:val="0"/>
-          <w:numId w:val="12"/>
-        </w:numPr>
-        <w:spacing w:after="80" w:line="276"/>
-      </w:pPr>
-      <w:r>
-        <w:rPr>
-          <w:i/>
-          <w:iCs/>
-        </w:rPr>
-        <w:t xml:space="preserve">Accuracy does not improve:</w:t>
-      </w:r>
-      <w:r>
-        <w:t xml:space="preserve"> check that </w:t>
-      </w:r>
-      <w:r>
-        <w:rPr>
-          <w:rFonts w:ascii="Consolas" w:cs="Consolas" w:eastAsia="Consolas" w:hAnsi="Consolas"/>
-          <w:color w:val="4F46E5"/>
-          <w:sz w:val="20"/>
-          <w:szCs w:val="20"/>
-        </w:rPr>
-        <w:t xml:space="preserve">completion</w:t>
-      </w:r>
-      <w:r>
-        <w:t xml:space="preserve"> holds only the label and that the evaluation prompt matches the training prompt.</w:t>
-      </w:r>
-    </w:p>
-    <w:p>
-      <w:pPr>
-        <w:pStyle w:val="Heading1"/>
-        <w:keepNext/>
-      </w:pPr>
-      <w:r>
-        <w:t xml:space="preserve">Practice questions with model answers</w:t>
-      </w:r>
-    </w:p>
-    <w:p>
-      <w:pPr>
-        <w:pStyle w:val="Heading2"/>
-        <w:keepNext/>
-      </w:pPr>
-      <w:r>
-        <w:t xml:space="preserve">Multiple choice</w:t>
-      </w:r>
-    </w:p>
-    <w:p>
-      <w:pPr>
-        <w:pStyle w:val="ListParagraph"/>
-        <w:keepLines/>
-        <w:numPr>
-          <w:ilvl w:val="0"/>
-          <w:numId w:val="13"/>
-        </w:numPr>
-        <w:spacing w:after="80" w:line="276"/>
-      </w:pPr>
-      <w:r>
-        <w:t xml:space="preserve">LoRA trains: </w:t>
-      </w:r>
-      <w:r>
-        <w:rPr>
-          <w:b/>
-          <w:bCs/>
-        </w:rPr>
-        <w:t xml:space="preserve">(a)</w:t>
-      </w:r>
-      <w:r>
-        <w:t xml:space="preserve"> all weights, with a smaller learning rate; </w:t>
-      </w:r>
-      <w:r>
-        <w:rPr>
-          <w:b/>
-          <w:bCs/>
-        </w:rPr>
-        <w:t xml:space="preserve">(b)</w:t>
-      </w:r>
-      <w:r>
-        <w:t xml:space="preserve"> only the embedding layer and output head; </w:t>
-      </w:r>
-      <w:r>
-        <w:rPr>
-          <w:b/>
-          <w:bCs/>
-        </w:rPr>
-        <w:t xml:space="preserve">(c)</w:t>
-      </w:r>
-      <w:r>
-        <w:t xml:space="preserve"> low-rank matrices added to frozen weights; </w:t>
-      </w:r>
-      <w:r>
-        <w:rPr>
-          <w:b/>
-          <w:bCs/>
-        </w:rPr>
-        <w:t xml:space="preserve">(d)</w:t>
-      </w:r>
-      <w:r>
-        <w:t xml:space="preserve"> a reward model that scores the outputs. </w:t>
-      </w:r>
-      <w:r>
-        <w:rPr>
-          <w:i/>
-          <w:iCs/>
-        </w:rPr>
-        <w:t xml:space="preserve">Answer: (c).</w:t>
-      </w:r>
-    </w:p>
-    <w:p>
-      <w:pPr>
-        <w:pStyle w:val="ListParagraph"/>
-        <w:keepLines/>
-        <w:numPr>
-          <w:ilvl w:val="0"/>
-          <w:numId w:val="13"/>
-        </w:numPr>
-        <w:spacing w:after="80" w:line="276"/>
-      </w:pPr>
-      <w:r>
-        <w:t xml:space="preserve">The KL term in RLHF: </w:t>
-      </w:r>
-      <w:r>
-        <w:rPr>
-          <w:b/>
-          <w:bCs/>
-        </w:rPr>
-        <w:t xml:space="preserve">(a)</w:t>
-      </w:r>
-      <w:r>
-        <w:t xml:space="preserve"> speeds up training by removing the need for a reward model; </w:t>
-      </w:r>
-      <w:r>
-        <w:rPr>
-          <w:b/>
-          <w:bCs/>
-        </w:rPr>
-        <w:t xml:space="preserve">(b)</w:t>
-      </w:r>
-      <w:r>
-        <w:t xml:space="preserve"> is used only in DPO and plays no part in PPO-based RLHF; </w:t>
-      </w:r>
-      <w:r>
-        <w:rPr>
-          <w:b/>
-          <w:bCs/>
-        </w:rPr>
-        <w:t xml:space="preserve">(c)</w:t>
-      </w:r>
-      <w:r>
-        <w:t xml:space="preserve"> measures the policy's accuracy on the held-out preference data; </w:t>
-      </w:r>
-      <w:r>
-        <w:rPr>
-          <w:b/>
-          <w:bCs/>
-        </w:rPr>
-        <w:t xml:space="preserve">(d)</w:t>
-      </w:r>
-      <w:r>
-        <w:t xml:space="preserve"> keeps the policy close to the reference model to limit reward hacking. </w:t>
-      </w:r>
-      <w:r>
-        <w:rPr>
-          <w:i/>
-          <w:iCs/>
-        </w:rPr>
-        <w:t xml:space="preserve">Answer: (d).</w:t>
-      </w:r>
-    </w:p>
-    <w:p>
-      <w:pPr>
-        <w:pStyle w:val="ListParagraph"/>
-        <w:keepLines/>
-        <w:numPr>
-          <w:ilvl w:val="0"/>
-          <w:numId w:val="13"/>
-        </w:numPr>
-        <w:spacing w:after="80" w:line="276"/>
-      </w:pPr>
-      <w:r>
-        <w:t xml:space="preserve">Which is the best use of fine-tuning? </w:t>
-      </w:r>
-      <w:r>
-        <w:rPr>
-          <w:b/>
-          <w:bCs/>
-        </w:rPr>
-        <w:t xml:space="preserve">(a)</w:t>
-      </w:r>
-      <w:r>
-        <w:t xml:space="preserve"> Enforcing a consistent classification format for 50 subtle categories; </w:t>
-      </w:r>
-      <w:r>
-        <w:rPr>
-          <w:b/>
-          <w:bCs/>
-        </w:rPr>
-        <w:t xml:space="preserve">(b)</w:t>
-      </w:r>
-      <w:r>
-        <w:t xml:space="preserve"> keeping the model up to date with each day's news stories; </w:t>
-      </w:r>
-      <w:r>
-        <w:rPr>
-          <w:b/>
-          <w:bCs/>
-        </w:rPr>
-        <w:t xml:space="preserve">(c)</w:t>
-      </w:r>
-      <w:r>
-        <w:t xml:space="preserve"> answering customer questions about this week's changing prices; </w:t>
-      </w:r>
-      <w:r>
-        <w:rPr>
-          <w:b/>
-          <w:bCs/>
-        </w:rPr>
-        <w:t xml:space="preserve">(d)</w:t>
-      </w:r>
-      <w:r>
-        <w:t xml:space="preserve"> avoiding the need to build an evaluation set for the task. </w:t>
-      </w:r>
-      <w:r>
-        <w:rPr>
-          <w:i/>
-          <w:iCs/>
-        </w:rPr>
-        <w:t xml:space="preserve">Answer: (a).</w:t>
-      </w:r>
-    </w:p>
-    <w:p>
-      <w:pPr>
-        <w:pStyle w:val="ListParagraph"/>
-        <w:keepLines/>
-        <w:numPr>
-          <w:ilvl w:val="0"/>
-          <w:numId w:val="13"/>
-        </w:numPr>
-        <w:spacing w:after="80" w:line="276"/>
-      </w:pPr>
-      <w:r>
-        <w:t xml:space="preserve">QLoRA reduces memory mainly by: </w:t>
-      </w:r>
-      <w:r>
-        <w:rPr>
-          <w:b/>
-          <w:bCs/>
-        </w:rPr>
-        <w:t xml:space="preserve">(a)</w:t>
-      </w:r>
-      <w:r>
-        <w:t xml:space="preserve"> removing some of the base model's layers; </w:t>
-      </w:r>
-      <w:r>
-        <w:rPr>
-          <w:b/>
-          <w:bCs/>
-        </w:rPr>
-        <w:t xml:space="preserve">(b)</w:t>
-      </w:r>
-      <w:r>
-        <w:t xml:space="preserve"> storing the frozen base in 4-bit; </w:t>
-      </w:r>
-      <w:r>
-        <w:rPr>
-          <w:b/>
-          <w:bCs/>
-        </w:rPr>
-        <w:t xml:space="preserve">(c)</w:t>
-      </w:r>
-      <w:r>
-        <w:t xml:space="preserve"> using shorter prompts during training; </w:t>
-      </w:r>
-      <w:r>
-        <w:rPr>
-          <w:b/>
-          <w:bCs/>
-        </w:rPr>
-        <w:t xml:space="preserve">(d)</w:t>
-      </w:r>
-      <w:r>
-        <w:t xml:space="preserve"> shrinking the tokenizer's vocabulary. </w:t>
-      </w:r>
-      <w:r>
-        <w:rPr>
-          <w:i/>
-          <w:iCs/>
-        </w:rPr>
-        <w:t xml:space="preserve">Answer: (b).</w:t>
-      </w:r>
-    </w:p>
-    <w:p>
-      <w:pPr>
-        <w:pStyle w:val="Heading2"/>
-        <w:keepNext/>
-      </w:pPr>
-      <w:r>
-        <w:t xml:space="preserve">Short answer</w:t>
       </w:r>
     </w:p>
     <w:p>
@@ -9484,23 +10394,25 @@
       </w:pPr>
       <w:r>
         <w:rPr>
-          <w:b/>
-          <w:bCs/>
-        </w:rPr>
-        <w:t xml:space="preserve">Compute the LoRA trainable parameters for a 2048 × 2048 matrix with rank 8, and the percentage.</w:t>
-      </w:r>
-      <w:r>
-        <w:t xml:space="preserve"> (3 marks) </w:t>
-      </w:r>
-      <w:r>
-        <w:rPr>
           <w:i/>
           <w:iCs/>
         </w:rPr>
-        <w:t xml:space="preserve">Model answer:</w:t>
-      </w:r>
-      <w:r>
-        <w:t xml:space="preserve"> 8 × (2048 + 2048) = 32,768; 2048² = 4,194,304; 0.78%.</w:t>
+        <w:t xml:space="preserve">Very slow training:</w:t>
+      </w:r>
+      <w:r>
+        <w:t xml:space="preserve"> check that the CPU core settings are active (</w:t>
+      </w:r>
+      <w:r>
+        <w:rPr>
+          <w:rFonts w:ascii="Consolas" w:cs="Consolas" w:eastAsia="Consolas" w:hAnsi="Consolas"/>
+          <w:color w:val="4F46E5"/>
+          <w:sz w:val="20"/>
+          <w:szCs w:val="20"/>
+        </w:rPr>
+        <w:t xml:space="preserve">RUN_FULL = False</w:t>
+      </w:r>
+      <w:r>
+        <w:t xml:space="preserve">) and that no other heavy job is running.</w:t>
       </w:r>
     </w:p>
     <w:p>
@@ -9515,23 +10427,104 @@
       </w:pPr>
       <w:r>
         <w:rPr>
+          <w:i/>
+          <w:iCs/>
+        </w:rPr>
+        <w:t xml:space="preserve">Accuracy does not improve:</w:t>
+      </w:r>
+      <w:r>
+        <w:t xml:space="preserve"> check that </w:t>
+      </w:r>
+      <w:r>
+        <w:rPr>
+          <w:rFonts w:ascii="Consolas" w:cs="Consolas" w:eastAsia="Consolas" w:hAnsi="Consolas"/>
+          <w:color w:val="4F46E5"/>
+          <w:sz w:val="20"/>
+          <w:szCs w:val="20"/>
+        </w:rPr>
+        <w:t xml:space="preserve">completion</w:t>
+      </w:r>
+      <w:r>
+        <w:t xml:space="preserve"> holds only the label and that the evaluation prompt matches the training prompt.</w:t>
+      </w:r>
+    </w:p>
+    <w:p>
+      <w:pPr>
+        <w:pStyle w:val="Heading1"/>
+        <w:keepNext/>
+      </w:pPr>
+      <w:r>
+        <w:t xml:space="preserve">Practice questions with model answers</w:t>
+      </w:r>
+    </w:p>
+    <w:p>
+      <w:pPr>
+        <w:pStyle w:val="Heading2"/>
+        <w:keepNext/>
+      </w:pPr>
+      <w:r>
+        <w:t xml:space="preserve">Multiple choice</w:t>
+      </w:r>
+    </w:p>
+    <w:p>
+      <w:pPr>
+        <w:pStyle w:val="ListParagraph"/>
+        <w:keepLines/>
+        <w:numPr>
+          <w:ilvl w:val="0"/>
+          <w:numId w:val="15"/>
+        </w:numPr>
+        <w:spacing w:after="80" w:line="276"/>
+      </w:pPr>
+      <w:r>
+        <w:t xml:space="preserve">LoRA trains: </w:t>
+      </w:r>
+      <w:r>
+        <w:rPr>
           <w:b/>
           <w:bCs/>
         </w:rPr>
-        <w:t xml:space="preserve">Explain the difference between RLHF with PPO and DPO.</w:t>
-      </w:r>
-      <w:r>
-        <w:t xml:space="preserve"> (4 marks) </w:t>
+        <w:t xml:space="preserve">(a)</w:t>
+      </w:r>
+      <w:r>
+        <w:t xml:space="preserve"> all weights, with a smaller learning rate; </w:t>
+      </w:r>
+      <w:r>
+        <w:rPr>
+          <w:b/>
+          <w:bCs/>
+        </w:rPr>
+        <w:t xml:space="preserve">(b)</w:t>
+      </w:r>
+      <w:r>
+        <w:t xml:space="preserve"> only the embedding layer and output head; </w:t>
+      </w:r>
+      <w:r>
+        <w:rPr>
+          <w:b/>
+          <w:bCs/>
+        </w:rPr>
+        <w:t xml:space="preserve">(c)</w:t>
+      </w:r>
+      <w:r>
+        <w:t xml:space="preserve"> low-rank matrices added to frozen weights; </w:t>
+      </w:r>
+      <w:r>
+        <w:rPr>
+          <w:b/>
+          <w:bCs/>
+        </w:rPr>
+        <w:t xml:space="preserve">(d)</w:t>
+      </w:r>
+      <w:r>
+        <w:t xml:space="preserve"> a reward model that scores the outputs. </w:t>
       </w:r>
       <w:r>
         <w:rPr>
           <w:i/>
           <w:iCs/>
         </w:rPr>
-        <w:t xml:space="preserve">Model answer:</w:t>
-      </w:r>
-      <w:r>
-        <w:t xml:space="preserve"> RLHF trains a reward model on preferences and optimises the policy with RL under a KL penalty; DPO optimises the same objective directly with a loss on preference pairs, needing no reward model or RL loop; DPO is simpler and more stable.</w:t>
+        <w:t xml:space="preserve">Answer: (c).</w:t>
       </w:r>
     </w:p>
     <w:p>
@@ -9540,29 +10533,59 @@
         <w:keepLines/>
         <w:numPr>
           <w:ilvl w:val="0"/>
-          <w:numId w:val="14"/>
+          <w:numId w:val="15"/>
         </w:numPr>
         <w:spacing w:after="80" w:line="276"/>
       </w:pPr>
       <w:r>
+        <w:t xml:space="preserve">The KL term in RLHF: </w:t>
+      </w:r>
+      <w:r>
         <w:rPr>
           <w:b/>
           <w:bCs/>
         </w:rPr>
-        <w:t xml:space="preserve">Describe two signs of overfitting in fine-tuning and two remedies.</w:t>
-      </w:r>
-      <w:r>
-        <w:t xml:space="preserve"> (4 marks) </w:t>
+        <w:t xml:space="preserve">(a)</w:t>
+      </w:r>
+      <w:r>
+        <w:t xml:space="preserve"> speeds up training by removing the need for a reward model; </w:t>
+      </w:r>
+      <w:r>
+        <w:rPr>
+          <w:b/>
+          <w:bCs/>
+        </w:rPr>
+        <w:t xml:space="preserve">(b)</w:t>
+      </w:r>
+      <w:r>
+        <w:t xml:space="preserve"> is used only in DPO and plays no part in PPO-based RLHF; </w:t>
+      </w:r>
+      <w:r>
+        <w:rPr>
+          <w:b/>
+          <w:bCs/>
+        </w:rPr>
+        <w:t xml:space="preserve">(c)</w:t>
+      </w:r>
+      <w:r>
+        <w:t xml:space="preserve"> measures the policy's accuracy on the held-out preference data; </w:t>
+      </w:r>
+      <w:r>
+        <w:rPr>
+          <w:b/>
+          <w:bCs/>
+        </w:rPr>
+        <w:t xml:space="preserve">(d)</w:t>
+      </w:r>
+      <w:r>
+        <w:t xml:space="preserve"> keeps the policy close to the reference model to limit reward hacking. </w:t>
       </w:r>
       <w:r>
         <w:rPr>
           <w:i/>
           <w:iCs/>
         </w:rPr>
-        <w:t xml:space="preserve">Model answer:</w:t>
-      </w:r>
-      <w:r>
-        <w:t xml:space="preserve"> validation loss rises while training loss falls; held-out accuracy drops or general abilities degrade; remedies: fewer epochs/early stopping, lower learning rate or rank, more/diverse data, mixing general data.</w:t>
+        <w:t xml:space="preserve">Answer: (d).</w:t>
       </w:r>
     </w:p>
     <w:p>
@@ -9571,7 +10594,231 @@
         <w:keepLines/>
         <w:numPr>
           <w:ilvl w:val="0"/>
-          <w:numId w:val="14"/>
+          <w:numId w:val="15"/>
+        </w:numPr>
+        <w:spacing w:after="80" w:line="276"/>
+      </w:pPr>
+      <w:r>
+        <w:t xml:space="preserve">Which is the best use of fine-tuning? </w:t>
+      </w:r>
+      <w:r>
+        <w:rPr>
+          <w:b/>
+          <w:bCs/>
+        </w:rPr>
+        <w:t xml:space="preserve">(a)</w:t>
+      </w:r>
+      <w:r>
+        <w:t xml:space="preserve"> Enforcing a consistent classification format for 50 subtle categories; </w:t>
+      </w:r>
+      <w:r>
+        <w:rPr>
+          <w:b/>
+          <w:bCs/>
+        </w:rPr>
+        <w:t xml:space="preserve">(b)</w:t>
+      </w:r>
+      <w:r>
+        <w:t xml:space="preserve"> keeping the model up to date with each day's news stories; </w:t>
+      </w:r>
+      <w:r>
+        <w:rPr>
+          <w:b/>
+          <w:bCs/>
+        </w:rPr>
+        <w:t xml:space="preserve">(c)</w:t>
+      </w:r>
+      <w:r>
+        <w:t xml:space="preserve"> answering customer questions about this week's changing prices; </w:t>
+      </w:r>
+      <w:r>
+        <w:rPr>
+          <w:b/>
+          <w:bCs/>
+        </w:rPr>
+        <w:t xml:space="preserve">(d)</w:t>
+      </w:r>
+      <w:r>
+        <w:t xml:space="preserve"> avoiding the need to build an evaluation set for the task. </w:t>
+      </w:r>
+      <w:r>
+        <w:rPr>
+          <w:i/>
+          <w:iCs/>
+        </w:rPr>
+        <w:t xml:space="preserve">Answer: (a).</w:t>
+      </w:r>
+    </w:p>
+    <w:p>
+      <w:pPr>
+        <w:pStyle w:val="ListParagraph"/>
+        <w:keepLines/>
+        <w:numPr>
+          <w:ilvl w:val="0"/>
+          <w:numId w:val="15"/>
+        </w:numPr>
+        <w:spacing w:after="80" w:line="276"/>
+      </w:pPr>
+      <w:r>
+        <w:t xml:space="preserve">QLoRA reduces memory mainly by: </w:t>
+      </w:r>
+      <w:r>
+        <w:rPr>
+          <w:b/>
+          <w:bCs/>
+        </w:rPr>
+        <w:t xml:space="preserve">(a)</w:t>
+      </w:r>
+      <w:r>
+        <w:t xml:space="preserve"> removing some of the base model's layers; </w:t>
+      </w:r>
+      <w:r>
+        <w:rPr>
+          <w:b/>
+          <w:bCs/>
+        </w:rPr>
+        <w:t xml:space="preserve">(b)</w:t>
+      </w:r>
+      <w:r>
+        <w:t xml:space="preserve"> storing the frozen base in 4-bit; </w:t>
+      </w:r>
+      <w:r>
+        <w:rPr>
+          <w:b/>
+          <w:bCs/>
+        </w:rPr>
+        <w:t xml:space="preserve">(c)</w:t>
+      </w:r>
+      <w:r>
+        <w:t xml:space="preserve"> using shorter prompts during training; </w:t>
+      </w:r>
+      <w:r>
+        <w:rPr>
+          <w:b/>
+          <w:bCs/>
+        </w:rPr>
+        <w:t xml:space="preserve">(d)</w:t>
+      </w:r>
+      <w:r>
+        <w:t xml:space="preserve"> shrinking the tokenizer's vocabulary. </w:t>
+      </w:r>
+      <w:r>
+        <w:rPr>
+          <w:i/>
+          <w:iCs/>
+        </w:rPr>
+        <w:t xml:space="preserve">Answer: (b).</w:t>
+      </w:r>
+    </w:p>
+    <w:p>
+      <w:pPr>
+        <w:pStyle w:val="Heading2"/>
+        <w:keepNext/>
+      </w:pPr>
+      <w:r>
+        <w:t xml:space="preserve">Short answer</w:t>
+      </w:r>
+    </w:p>
+    <w:p>
+      <w:pPr>
+        <w:pStyle w:val="ListParagraph"/>
+        <w:keepLines/>
+        <w:numPr>
+          <w:ilvl w:val="0"/>
+          <w:numId w:val="16"/>
+        </w:numPr>
+        <w:spacing w:after="80" w:line="276"/>
+      </w:pPr>
+      <w:r>
+        <w:rPr>
+          <w:b/>
+          <w:bCs/>
+        </w:rPr>
+        <w:t xml:space="preserve">Compute the LoRA trainable parameters for a 2048 × 2048 matrix with rank 8, and the percentage.</w:t>
+      </w:r>
+      <w:r>
+        <w:t xml:space="preserve"> (3 marks) </w:t>
+      </w:r>
+      <w:r>
+        <w:rPr>
+          <w:i/>
+          <w:iCs/>
+        </w:rPr>
+        <w:t xml:space="preserve">Model answer:</w:t>
+      </w:r>
+      <w:r>
+        <w:t xml:space="preserve"> 8 × (2048 + 2048) = 32,768; 2048² = 4,194,304; 0.78%.</w:t>
+      </w:r>
+    </w:p>
+    <w:p>
+      <w:pPr>
+        <w:pStyle w:val="ListParagraph"/>
+        <w:keepLines/>
+        <w:numPr>
+          <w:ilvl w:val="0"/>
+          <w:numId w:val="16"/>
+        </w:numPr>
+        <w:spacing w:after="80" w:line="276"/>
+      </w:pPr>
+      <w:r>
+        <w:rPr>
+          <w:b/>
+          <w:bCs/>
+        </w:rPr>
+        <w:t xml:space="preserve">Explain the difference between RLHF with PPO and DPO.</w:t>
+      </w:r>
+      <w:r>
+        <w:t xml:space="preserve"> (4 marks) </w:t>
+      </w:r>
+      <w:r>
+        <w:rPr>
+          <w:i/>
+          <w:iCs/>
+        </w:rPr>
+        <w:t xml:space="preserve">Model answer:</w:t>
+      </w:r>
+      <w:r>
+        <w:t xml:space="preserve"> RLHF trains a reward model on preferences and optimises the policy with RL under a KL penalty; DPO optimises the same objective directly with a loss on preference pairs, needing no reward model or RL loop; DPO is simpler and more stable.</w:t>
+      </w:r>
+    </w:p>
+    <w:p>
+      <w:pPr>
+        <w:pStyle w:val="ListParagraph"/>
+        <w:keepLines/>
+        <w:numPr>
+          <w:ilvl w:val="0"/>
+          <w:numId w:val="16"/>
+        </w:numPr>
+        <w:spacing w:after="80" w:line="276"/>
+      </w:pPr>
+      <w:r>
+        <w:rPr>
+          <w:b/>
+          <w:bCs/>
+        </w:rPr>
+        <w:t xml:space="preserve">Describe two signs of overfitting in fine-tuning and two remedies.</w:t>
+      </w:r>
+      <w:r>
+        <w:t xml:space="preserve"> (4 marks) </w:t>
+      </w:r>
+      <w:r>
+        <w:rPr>
+          <w:i/>
+          <w:iCs/>
+        </w:rPr>
+        <w:t xml:space="preserve">Model answer:</w:t>
+      </w:r>
+      <w:r>
+        <w:t xml:space="preserve"> validation loss rises while training loss falls; held-out task accuracy worsens as training fit improves; remedies: fewer epochs/early stopping, lower learning rate or rank, or more/diverse data. Loss of earlier general abilities is a separate forgetting problem and needs its own regression checks.</w:t>
+      </w:r>
+    </w:p>
+    <w:p>
+      <w:pPr>
+        <w:pStyle w:val="ListParagraph"/>
+        <w:keepLines/>
+        <w:numPr>
+          <w:ilvl w:val="0"/>
+          <w:numId w:val="16"/>
         </w:numPr>
         <w:spacing w:after="80" w:line="276"/>
       </w:pPr>
@@ -10839,7 +12086,7 @@
         <w:keepLines/>
         <w:numPr>
           <w:ilvl w:val="0"/>
-          <w:numId w:val="15"/>
+          <w:numId w:val="17"/>
         </w:numPr>
         <w:spacing w:after="80" w:line="276"/>
       </w:pPr>
@@ -10863,7 +12110,7 @@
         <w:keepLines/>
         <w:numPr>
           <w:ilvl w:val="0"/>
-          <w:numId w:val="15"/>
+          <w:numId w:val="17"/>
         </w:numPr>
         <w:spacing w:after="80" w:line="276"/>
       </w:pPr>
@@ -10901,11 +12148,11 @@
         <w:keepLines/>
         <w:numPr>
           <w:ilvl w:val="0"/>
-          <w:numId w:val="16"/>
+          <w:numId w:val="18"/>
         </w:numPr>
         <w:spacing w:after="80" w:line="276"/>
       </w:pPr>
-      <w:hyperlink w:history="1" r:id="rIdwl0c-dll-apmgzein8vkd">
+      <w:hyperlink w:history="1" r:id="rId3pvuo8ggxdb4twopjq7o9">
         <w:r>
           <w:rPr>
             <w:color w:val="4F46E5"/>
@@ -10921,11 +12168,11 @@
         <w:keepLines/>
         <w:numPr>
           <w:ilvl w:val="0"/>
-          <w:numId w:val="16"/>
+          <w:numId w:val="18"/>
         </w:numPr>
         <w:spacing w:after="80" w:line="276"/>
       </w:pPr>
-      <w:hyperlink w:history="1" r:id="rIdks_tdrz-mfozv70mrij_g">
+      <w:hyperlink w:history="1" r:id="rId1zbnj2mq_vclm4hh-tihw">
         <w:r>
           <w:rPr>
             <w:color w:val="4F46E5"/>
@@ -10937,7 +12184,7 @@
       <w:r>
         <w:t xml:space="preserve"> and </w:t>
       </w:r>
-      <w:hyperlink w:history="1" r:id="rIdd5lcbtttw3uphrn-u-ore">
+      <w:hyperlink w:history="1" r:id="rIdsp85fmixfhxfxebfyhlee">
         <w:r>
           <w:rPr>
             <w:color w:val="4F46E5"/>
@@ -10953,11 +12200,11 @@
         <w:keepLines/>
         <w:numPr>
           <w:ilvl w:val="0"/>
-          <w:numId w:val="16"/>
+          <w:numId w:val="18"/>
         </w:numPr>
         <w:spacing w:after="80" w:line="276"/>
       </w:pPr>
-      <w:hyperlink w:history="1" r:id="rIdfygzd3cqygofgwkeangcc">
+      <w:hyperlink w:history="1" r:id="rId_st0aebkn6anwlsgu24yz">
         <w:r>
           <w:rPr>
             <w:color w:val="4F46E5"/>
@@ -10973,11 +12220,11 @@
         <w:keepLines/>
         <w:numPr>
           <w:ilvl w:val="0"/>
-          <w:numId w:val="16"/>
+          <w:numId w:val="18"/>
         </w:numPr>
         <w:spacing w:after="80" w:line="276"/>
       </w:pPr>
-      <w:hyperlink w:history="1" r:id="rIdjrkyoakuvgladgofnhzuw">
+      <w:hyperlink w:history="1" r:id="rIdsmuynxb4ar1dvpmjgbrci">
         <w:r>
           <w:rPr>
             <w:color w:val="4F46E5"/>
@@ -11010,11 +12257,11 @@
         <w:keepLines/>
         <w:numPr>
           <w:ilvl w:val="0"/>
-          <w:numId w:val="17"/>
+          <w:numId w:val="19"/>
         </w:numPr>
         <w:spacing w:after="80" w:line="276"/>
       </w:pPr>
-      <w:hyperlink w:history="1" r:id="rIdgfdhogrdpxbfwiu46wavb">
+      <w:hyperlink w:history="1" r:id="rId37xylx7n3xyncss-5zwlk">
         <w:r>
           <w:rPr>
             <w:color w:val="4F46E5"/>
@@ -11047,14 +12294,14 @@
         <w:keepLines/>
         <w:numPr>
           <w:ilvl w:val="0"/>
-          <w:numId w:val="18"/>
+          <w:numId w:val="20"/>
         </w:numPr>
         <w:spacing w:after="80" w:line="276"/>
       </w:pPr>
       <w:r>
         <w:t xml:space="preserve">Ouyang et al. (2022) </w:t>
       </w:r>
-      <w:hyperlink w:history="1" r:id="rIdoe6jr91wogf4278f4ibnm">
+      <w:hyperlink w:history="1" r:id="rIdp3ai_pjxtvw4rrmzqjthd">
         <w:r>
           <w:rPr>
             <w:color w:val="4F46E5"/>
@@ -11066,7 +12313,7 @@
       <w:r>
         <w:t xml:space="preserve">; Rafailov et al. (2023) </w:t>
       </w:r>
-      <w:hyperlink w:history="1" r:id="rIdygf9ztcrjgqjwdfotjrlg">
+      <w:hyperlink w:history="1" r:id="rIdu5vvtxrmgygaeisxmahs5">
         <w:r>
           <w:rPr>
             <w:color w:val="4F46E5"/>
@@ -11078,7 +12325,7 @@
       <w:r>
         <w:t xml:space="preserve">; Hu et al. (2021) </w:t>
       </w:r>
-      <w:hyperlink w:history="1" r:id="rId_n5h5nfhq4juwwjby6yom">
+      <w:hyperlink w:history="1" r:id="rIdssyg90ec0ewkpkhtivh4t">
         <w:r>
           <w:rPr>
             <w:color w:val="4F46E5"/>
@@ -11090,7 +12337,7 @@
       <w:r>
         <w:t xml:space="preserve">; Dettmers et al. (2023) </w:t>
       </w:r>
-      <w:hyperlink w:history="1" r:id="rId8btohnb5xzl1_ggvehsyf">
+      <w:hyperlink w:history="1" r:id="rIdmv-ybs5sniodjlllil-n7">
         <w:r>
           <w:rPr>
             <w:color w:val="4F46E5"/>
@@ -11102,7 +12349,7 @@
       <w:r>
         <w:t xml:space="preserve">; DeepSeek-AI (2025) </w:t>
       </w:r>
-      <w:hyperlink w:history="1" r:id="rId4alkggtqpt4u1dxxzrd7m">
+      <w:hyperlink w:history="1" r:id="rId6hsiycwwzycmbtse7kgug">
         <w:r>
           <w:rPr>
             <w:color w:val="4F46E5"/>
@@ -11165,7 +12412,7 @@
         <w:keepLines/>
         <w:numPr>
           <w:ilvl w:val="0"/>
-          <w:numId w:val="19"/>
+          <w:numId w:val="21"/>
         </w:numPr>
         <w:spacing w:after="80" w:line="276"/>
       </w:pPr>
@@ -11189,7 +12436,7 @@
         <w:keepLines/>
         <w:numPr>
           <w:ilvl w:val="0"/>
-          <w:numId w:val="19"/>
+          <w:numId w:val="21"/>
         </w:numPr>
         <w:spacing w:after="80" w:line="276"/>
       </w:pPr>
@@ -11213,7 +12460,7 @@
         <w:keepLines/>
         <w:numPr>
           <w:ilvl w:val="0"/>
-          <w:numId w:val="19"/>
+          <w:numId w:val="21"/>
         </w:numPr>
         <w:spacing w:after="80" w:line="276"/>
       </w:pPr>
@@ -12025,175 +13272,12 @@
         <w:keepLines/>
         <w:numPr>
           <w:ilvl w:val="0"/>
-          <w:numId w:val="20"/>
+          <w:numId w:val="22"/>
         </w:numPr>
         <w:spacing w:after="80" w:line="276"/>
       </w:pPr>
       <w:r>
         <w:t xml:space="preserve">A task needs more consistent labels, style or format</w:t>
-      </w:r>
-    </w:p>
-    <w:p>
-      <w:pPr>
-        <w:pStyle w:val="ListParagraph"/>
-        <w:keepLines/>
-        <w:numPr>
-          <w:ilvl w:val="0"/>
-          <w:numId w:val="20"/>
-        </w:numPr>
-        <w:spacing w:after="80" w:line="276"/>
-      </w:pPr>
-      <w:r>
-        <w:t xml:space="preserve">Prompts struggle with subtle category boundaries</w:t>
-      </w:r>
-    </w:p>
-    <w:p>
-      <w:pPr>
-        <w:pStyle w:val="ListParagraph"/>
-        <w:keepLines/>
-        <w:numPr>
-          <w:ilvl w:val="0"/>
-          <w:numId w:val="20"/>
-        </w:numPr>
-        <w:spacing w:after="80" w:line="276"/>
-      </w:pPr>
-      <w:r>
-        <w:t xml:space="preserve">The model needs practice with specialist language</w:t>
-      </w:r>
-    </w:p>
-    <w:p>
-      <w:pPr>
-        <w:pStyle w:val="ListParagraph"/>
-        <w:keepLines/>
-        <w:numPr>
-          <w:ilvl w:val="0"/>
-          <w:numId w:val="20"/>
-        </w:numPr>
-        <w:spacing w:after="80" w:line="276"/>
-      </w:pPr>
-      <w:r>
-        <w:t xml:space="preserve">A measured small-model adaptation reduces serving cost</w:t>
-      </w:r>
-    </w:p>
-    <w:p>
-      <w:pPr>
-        <w:pStyle w:val="ListParagraph"/>
-        <w:keepLines/>
-        <w:numPr>
-          <w:ilvl w:val="0"/>
-          <w:numId w:val="20"/>
-        </w:numPr>
-        <w:spacing w:after="80" w:line="276"/>
-      </w:pPr>
-      <w:r>
-        <w:t xml:space="preserve">The task needs reliable tool-call formats or language support</w:t>
-      </w:r>
-    </w:p>
-    <w:p>
-      <w:pPr>
-        <w:keepNext/>
-        <w:keepLines/>
-        <w:spacing w:after="140" w:line="288"/>
-      </w:pPr>
-      <w:r>
-        <w:rPr>
-          <w:b/>
-          <w:bCs/>
-        </w:rPr>
-        <w:t xml:space="preserve">Bad reasons</w:t>
-      </w:r>
-    </w:p>
-    <w:p>
-      <w:pPr>
-        <w:pStyle w:val="ListParagraph"/>
-        <w:keepLines/>
-        <w:numPr>
-          <w:ilvl w:val="0"/>
-          <w:numId w:val="21"/>
-        </w:numPr>
-        <w:spacing w:after="80" w:line="276"/>
-      </w:pPr>
-      <w:r>
-        <w:t xml:space="preserve">You only need to add facts that change often</w:t>
-      </w:r>
-    </w:p>
-    <w:p>
-      <w:pPr>
-        <w:pStyle w:val="ListParagraph"/>
-        <w:keepLines/>
-        <w:numPr>
-          <w:ilvl w:val="0"/>
-          <w:numId w:val="21"/>
-        </w:numPr>
-        <w:spacing w:after="80" w:line="276"/>
-      </w:pPr>
-      <w:r>
-        <w:t xml:space="preserve">You expect it to remove all false answers</w:t>
-      </w:r>
-    </w:p>
-    <w:p>
-      <w:pPr>
-        <w:pStyle w:val="ListParagraph"/>
-        <w:keepLines/>
-        <w:numPr>
-          <w:ilvl w:val="0"/>
-          <w:numId w:val="21"/>
-        </w:numPr>
-        <w:spacing w:after="80" w:line="276"/>
-      </w:pPr>
-      <w:r>
-        <w:t xml:space="preserve">You lack enough useful examples or a separate test set</w:t>
-      </w:r>
-    </w:p>
-    <w:p>
-      <w:pPr>
-        <w:pStyle w:val="ListParagraph"/>
-        <w:keepLines/>
-        <w:numPr>
-          <w:ilvl w:val="0"/>
-          <w:numId w:val="21"/>
-        </w:numPr>
-        <w:spacing w:after="80" w:line="276"/>
-      </w:pPr>
-      <w:r>
-        <w:t xml:space="preserve">You have no measured task problem to solve</w:t>
-      </w:r>
-    </w:p>
-    <w:p>
-      <w:pPr>
-        <w:pStyle w:val="ListParagraph"/>
-        <w:keepLines/>
-        <w:numPr>
-          <w:ilvl w:val="0"/>
-          <w:numId w:val="21"/>
-        </w:numPr>
-        <w:spacing w:after="80" w:line="276"/>
-      </w:pPr>
-      <w:r>
-        <w:t xml:space="preserve">The model or data licence does not allow the intended use</w:t>
-      </w:r>
-    </w:p>
-    <w:p>
-      <w:pPr>
-        <w:pStyle w:val="Heading2"/>
-        <w:keepNext/>
-      </w:pPr>
-      <w:r>
-        <w:t xml:space="preserve">Slide 12: Full fine-tuning vs. supervised fine-tuning (SFT)</w:t>
-      </w:r>
-    </w:p>
-    <w:p>
-      <w:pPr>
-        <w:keepNext/>
-        <w:keepLines/>
-        <w:spacing w:after="140" w:line="288"/>
-      </w:pPr>
-      <w:r>
-        <w:rPr>
-          <w:b/>
-          <w:bCs/>
-        </w:rPr>
-        <w:t xml:space="preserve">Full fine-tuning</w:t>
       </w:r>
     </w:p>
     <w:p>
@@ -12207,17 +13291,7 @@
         <w:spacing w:after="80" w:line="276"/>
       </w:pPr>
       <w:r>
-        <w:t xml:space="preserve">Describes </w:t>
-      </w:r>
-      <w:r>
-        <w:rPr>
-          <w:b/>
-          <w:bCs/>
-        </w:rPr>
-        <w:t xml:space="preserve">which weights</w:t>
-      </w:r>
-      <w:r>
-        <w:t xml:space="preserve"> are updated: all of them</w:t>
+        <w:t xml:space="preserve">Prompts struggle with subtle category boundaries</w:t>
       </w:r>
     </w:p>
     <w:p>
@@ -12231,7 +13305,7 @@
         <w:spacing w:after="80" w:line="276"/>
       </w:pPr>
       <w:r>
-        <w:t xml:space="preserve">Needs more memory for gradients and optimiser state</w:t>
+        <w:t xml:space="preserve">The model needs practice with specialist language</w:t>
       </w:r>
     </w:p>
     <w:p>
@@ -12245,7 +13319,7 @@
         <w:spacing w:after="80" w:line="276"/>
       </w:pPr>
       <w:r>
-        <w:t xml:space="preserve">Usually save a full trained model for each task</w:t>
+        <w:t xml:space="preserve">A measured small-model adaptation reduces serving cost</w:t>
       </w:r>
     </w:p>
     <w:p>
@@ -12259,7 +13333,7 @@
         <w:spacing w:after="80" w:line="276"/>
       </w:pPr>
       <w:r>
-        <w:t xml:space="preserve">Re-test older abilities after training</w:t>
+        <w:t xml:space="preserve">The task needs reliable tool-call formats or language support</w:t>
       </w:r>
     </w:p>
     <w:p>
@@ -12273,7 +13347,7 @@
           <w:b/>
           <w:bCs/>
         </w:rPr>
-        <w:t xml:space="preserve">Supervised fine-tuning (SFT)</w:t>
+        <w:t xml:space="preserve">Bad reasons</w:t>
       </w:r>
     </w:p>
     <w:p>
@@ -12287,17 +13361,7 @@
         <w:spacing w:after="80" w:line="276"/>
       </w:pPr>
       <w:r>
-        <w:t xml:space="preserve">Describes </w:t>
-      </w:r>
-      <w:r>
-        <w:rPr>
-          <w:b/>
-          <w:bCs/>
-        </w:rPr>
-        <w:t xml:space="preserve">what examples</w:t>
-      </w:r>
-      <w:r>
-        <w:t xml:space="preserve"> are used: inputs with desired answers</w:t>
+        <w:t xml:space="preserve">You only need to add facts that change often</w:t>
       </w:r>
     </w:p>
     <w:p>
@@ -12311,7 +13375,7 @@
         <w:spacing w:after="80" w:line="276"/>
       </w:pPr>
       <w:r>
-        <w:t xml:space="preserve">Can train all weights or only added adapters</w:t>
+        <w:t xml:space="preserve">You expect it to remove all false answers</w:t>
       </w:r>
     </w:p>
     <w:p>
@@ -12325,7 +13389,7 @@
         <w:spacing w:after="80" w:line="276"/>
       </w:pPr>
       <w:r>
-        <w:t xml:space="preserve">Learn by predicting the answer tokens</w:t>
+        <w:t xml:space="preserve">You lack enough useful examples or a separate test set</w:t>
       </w:r>
     </w:p>
     <w:p>
@@ -12339,7 +13403,21 @@
         <w:spacing w:after="80" w:line="276"/>
       </w:pPr>
       <w:r>
-        <w:t xml:space="preserve">This lab scores the answer tokens, while reading the prompt</w:t>
+        <w:t xml:space="preserve">You have no measured task problem to solve</w:t>
+      </w:r>
+    </w:p>
+    <w:p>
+      <w:pPr>
+        <w:pStyle w:val="ListParagraph"/>
+        <w:keepLines/>
+        <w:numPr>
+          <w:ilvl w:val="0"/>
+          <w:numId w:val="23"/>
+        </w:numPr>
+        <w:spacing w:after="80" w:line="276"/>
+      </w:pPr>
+      <w:r>
+        <w:t xml:space="preserve">The model or data licence does not allow the intended use</w:t>
       </w:r>
     </w:p>
     <w:p>
@@ -12348,7 +13426,21 @@
         <w:keepNext/>
       </w:pPr>
       <w:r>
-        <w:t xml:space="preserve">Slide 13: The SFT loss: next-token prediction on the answer</w:t>
+        <w:t xml:space="preserve">Slide 12: Full fine-tuning vs. supervised fine-tuning (SFT)</w:t>
+      </w:r>
+    </w:p>
+    <w:p>
+      <w:pPr>
+        <w:keepNext/>
+        <w:keepLines/>
+        <w:spacing w:after="140" w:line="288"/>
+      </w:pPr>
+      <w:r>
+        <w:rPr>
+          <w:b/>
+          <w:bCs/>
+        </w:rPr>
+        <w:t xml:space="preserve">Full fine-tuning</w:t>
       </w:r>
     </w:p>
     <w:p>
@@ -12362,7 +13454,17 @@
         <w:spacing w:after="80" w:line="276"/>
       </w:pPr>
       <w:r>
-        <w:t xml:space="preserve">Read one prompt x and its desired answer y. Raise the probability of each correct answer token.</w:t>
+        <w:t xml:space="preserve">Describes </w:t>
+      </w:r>
+      <w:r>
+        <w:rPr>
+          <w:b/>
+          <w:bCs/>
+        </w:rPr>
+        <w:t xml:space="preserve">which weights</w:t>
+      </w:r>
+      <w:r>
+        <w:t xml:space="preserve"> are updated: all of them</w:t>
       </w:r>
     </w:p>
     <w:p>
@@ -12376,17 +13478,7 @@
         <w:spacing w:after="80" w:line="276"/>
       </w:pPr>
       <w:r>
-        <w:t xml:space="preserve">Ignore prompt tokens when adding up the error (</w:t>
-      </w:r>
-      <w:r>
-        <w:rPr>
-          <w:b/>
-          <w:bCs/>
-        </w:rPr>
-        <w:t xml:space="preserve">loss masking</w:t>
-      </w:r>
-      <w:r>
-        <w:t xml:space="preserve">); the model still reads them.</w:t>
+        <w:t xml:space="preserve">Needs more memory for gradients and optimiser state</w:t>
       </w:r>
     </w:p>
     <w:p>
@@ -12400,16 +13492,35 @@
         <w:spacing w:after="80" w:line="276"/>
       </w:pPr>
       <w:r>
-        <w:t xml:space="preserve">Example: x = "What team handles a card payment?"; y = the correct banking intent label.</w:t>
-      </w:r>
-    </w:p>
-    <w:p>
-      <w:pPr>
-        <w:pStyle w:val="Heading2"/>
+        <w:t xml:space="preserve">Usually save a full trained model for each task</w:t>
+      </w:r>
+    </w:p>
+    <w:p>
+      <w:pPr>
+        <w:pStyle w:val="ListParagraph"/>
+        <w:keepLines/>
+        <w:numPr>
+          <w:ilvl w:val="0"/>
+          <w:numId w:val="24"/>
+        </w:numPr>
+        <w:spacing w:after="80" w:line="276"/>
+      </w:pPr>
+      <w:r>
+        <w:t xml:space="preserve">Re-test older abilities after training</w:t>
+      </w:r>
+    </w:p>
+    <w:p>
+      <w:pPr>
         <w:keepNext/>
-      </w:pPr>
-      <w:r>
-        <w:t xml:space="preserve">Slide 14: Instruction tuning: from base model to assistant</w:t>
+        <w:keepLines/>
+        <w:spacing w:after="140" w:line="288"/>
+      </w:pPr>
+      <w:r>
+        <w:rPr>
+          <w:b/>
+          <w:bCs/>
+        </w:rPr>
+        <w:t xml:space="preserve">Supervised fine-tuning (SFT)</w:t>
       </w:r>
     </w:p>
     <w:p>
@@ -12423,14 +13534,17 @@
         <w:spacing w:after="80" w:line="276"/>
       </w:pPr>
       <w:r>
+        <w:t xml:space="preserve">Describes </w:t>
+      </w:r>
+      <w:r>
         <w:rPr>
           <w:b/>
           <w:bCs/>
         </w:rPr>
-        <w:t xml:space="preserve">Instruction tuning</w:t>
-      </w:r>
-      <w:r>
-        <w:t xml:space="preserve"> uses many input instructions paired with useful answers (FLAN; InstructGPT).</w:t>
+        <w:t xml:space="preserve">what examples</w:t>
+      </w:r>
+      <w:r>
+        <w:t xml:space="preserve"> are used: inputs with desired answers</w:t>
       </w:r>
     </w:p>
     <w:p>
@@ -12444,7 +13558,7 @@
         <w:spacing w:after="80" w:line="276"/>
       </w:pPr>
       <w:r>
-        <w:t xml:space="preserve">It teaches general instruction following; performance on new tasks still needs checking.</w:t>
+        <w:t xml:space="preserve">Can train all weights or only added adapters</w:t>
       </w:r>
     </w:p>
     <w:p>
@@ -12458,17 +13572,7 @@
         <w:spacing w:after="80" w:line="276"/>
       </w:pPr>
       <w:r>
-        <w:t xml:space="preserve">A </w:t>
-      </w:r>
-      <w:r>
-        <w:rPr>
-          <w:b/>
-          <w:bCs/>
-        </w:rPr>
-        <w:t xml:space="preserve">chat template</w:t>
-      </w:r>
-      <w:r>
-        <w:t xml:space="preserve"> adds the model's special role and end-of-message tokens. Use the same template at training and prediction.</w:t>
+        <w:t xml:space="preserve">Learn by predicting the answer tokens</w:t>
       </w:r>
     </w:p>
     <w:p>
@@ -12482,7 +13586,7 @@
         <w:spacing w:after="80" w:line="276"/>
       </w:pPr>
       <w:r>
-        <w:t xml:space="preserve">LIMA (2023) showed strong results with 1,000 carefully reviewed examples; useful data quality matters.</w:t>
+        <w:t xml:space="preserve">This lab scores the answer tokens, while reading the prompt</w:t>
       </w:r>
     </w:p>
     <w:p>
@@ -12491,7 +13595,7 @@
         <w:keepNext/>
       </w:pPr>
       <w:r>
-        <w:t xml:space="preserve">Slide 15: What a chat template produces (Qwen family)</w:t>
+        <w:t xml:space="preserve">Slide 13: The SFT loss: next-token prediction on the answer</w:t>
       </w:r>
     </w:p>
     <w:p>
@@ -12505,7 +13609,7 @@
         <w:spacing w:after="80" w:line="276"/>
       </w:pPr>
       <w:r>
-        <w:t xml:space="preserve">Special tokens mark who is speaking and where a message ends.</w:t>
+        <w:t xml:space="preserve">Read one prompt x and its desired answer y. Raise the probability of each correct answer token.</w:t>
       </w:r>
     </w:p>
     <w:p>
@@ -12519,17 +13623,17 @@
         <w:spacing w:after="80" w:line="276"/>
       </w:pPr>
       <w:r>
-        <w:t xml:space="preserve">The </w:t>
+        <w:t xml:space="preserve">Ignore prompt tokens when adding up the error (</w:t>
       </w:r>
       <w:r>
         <w:rPr>
           <w:b/>
           <w:bCs/>
         </w:rPr>
-        <w:t xml:space="preserve">tokenizer</w:t>
-      </w:r>
-      <w:r>
-        <w:t xml:space="preserve"> stores the template for that model family.</w:t>
+        <w:t xml:space="preserve">loss masking</w:t>
+      </w:r>
+      <w:r>
+        <w:t xml:space="preserve">); the model still reads them.</w:t>
       </w:r>
     </w:p>
     <w:p>
@@ -12543,7 +13647,7 @@
         <w:spacing w:after="80" w:line="276"/>
       </w:pPr>
       <w:r>
-        <w:t xml:space="preserve">Use tokenizer.apply_chat_template for training examples and new requests.</w:t>
+        <w:t xml:space="preserve">Example: x = "What team handles a card payment?"; y = the correct banking intent label.</w:t>
       </w:r>
     </w:p>
     <w:p>
@@ -12552,7 +13656,7 @@
         <w:keepNext/>
       </w:pPr>
       <w:r>
-        <w:t xml:space="preserve">Slide 16: Data preparation: where most of the quality comes from</w:t>
+        <w:t xml:space="preserve">Slide 14: Instruction tuning: from base model to assistant</w:t>
       </w:r>
     </w:p>
     <w:p>
@@ -12570,10 +13674,10 @@
           <w:b/>
           <w:bCs/>
         </w:rPr>
-        <w:t xml:space="preserve">Quality:</w:t>
-      </w:r>
-      <w:r>
-        <w:t xml:space="preserve"> Check that labels and example answers are correct and consistent.</w:t>
+        <w:t xml:space="preserve">Instruction tuning</w:t>
+      </w:r>
+      <w:r>
+        <w:t xml:space="preserve"> uses many input instructions paired with useful answers (FLAN; InstructGPT).</w:t>
       </w:r>
     </w:p>
     <w:p>
@@ -12587,14 +13691,7 @@
         <w:spacing w:after="80" w:line="276"/>
       </w:pPr>
       <w:r>
-        <w:rPr>
-          <w:b/>
-          <w:bCs/>
-        </w:rPr>
-        <w:t xml:space="preserve">Diversity:</w:t>
-      </w:r>
-      <w:r>
-        <w:t xml:space="preserve"> Include short, long, common and unusual inputs similar to real use.</w:t>
+        <w:t xml:space="preserve">It teaches general instruction following; performance on new tasks still needs checking.</w:t>
       </w:r>
     </w:p>
     <w:p>
@@ -12608,14 +13705,17 @@
         <w:spacing w:after="80" w:line="276"/>
       </w:pPr>
       <w:r>
+        <w:t xml:space="preserve">A </w:t>
+      </w:r>
+      <w:r>
         <w:rPr>
           <w:b/>
           <w:bCs/>
         </w:rPr>
-        <w:t xml:space="preserve">Clean splits:</w:t>
-      </w:r>
-      <w:r>
-        <w:t xml:space="preserve"> Use separate learning, settings-selection and final-test examples. Remove duplicates across them.</w:t>
+        <w:t xml:space="preserve">chat template</w:t>
+      </w:r>
+      <w:r>
+        <w:t xml:space="preserve"> adds the model's special role and end-of-message tokens. Use the same template at training and prediction.</w:t>
       </w:r>
     </w:p>
     <w:p>
@@ -12629,56 +13729,7 @@
         <w:spacing w:after="80" w:line="276"/>
       </w:pPr>
       <w:r>
-        <w:rPr>
-          <w:b/>
-          <w:bCs/>
-        </w:rPr>
-        <w:t xml:space="preserve">Privacy &amp; rights:</w:t>
-      </w:r>
-      <w:r>
-        <w:t xml:space="preserve"> Remove personal data where possible; check the data rights and base-model licence.</w:t>
-      </w:r>
-    </w:p>
-    <w:p>
-      <w:pPr>
-        <w:pStyle w:val="ListParagraph"/>
-        <w:keepLines/>
-        <w:numPr>
-          <w:ilvl w:val="0"/>
-          <w:numId w:val="27"/>
-        </w:numPr>
-        <w:spacing w:after="80" w:line="276"/>
-      </w:pPr>
-      <w:r>
-        <w:rPr>
-          <w:b/>
-          <w:bCs/>
-        </w:rPr>
-        <w:t xml:space="preserve">Balance:</w:t>
-      </w:r>
-      <w:r>
-        <w:t xml:space="preserve"> Count examples per label. An uneven set can teach the model to favour frequent labels.</w:t>
-      </w:r>
-    </w:p>
-    <w:p>
-      <w:pPr>
-        <w:pStyle w:val="ListParagraph"/>
-        <w:keepLines/>
-        <w:numPr>
-          <w:ilvl w:val="0"/>
-          <w:numId w:val="27"/>
-        </w:numPr>
-        <w:spacing w:after="80" w:line="276"/>
-      </w:pPr>
-      <w:r>
-        <w:rPr>
-          <w:b/>
-          <w:bCs/>
-        </w:rPr>
-        <w:t xml:space="preserve">Document:</w:t>
-      </w:r>
-      <w:r>
-        <w:t xml:space="preserve"> Record the data source, size, labelling method and known gaps in a datasheet.</w:t>
+        <w:t xml:space="preserve">LIMA (2023) showed strong results with 1,000 carefully reviewed examples; useful data quality matters.</w:t>
       </w:r>
     </w:p>
     <w:p>
@@ -12687,7 +13738,7 @@
         <w:keepNext/>
       </w:pPr>
       <w:r>
-        <w:t xml:space="preserve">Slide 19: The reward model and the RL objective</w:t>
+        <w:t xml:space="preserve">Slide 15: What a chat template produces (Qwen family)</w:t>
       </w:r>
     </w:p>
     <w:p>
@@ -12701,52 +13752,7 @@
         <w:spacing w:after="80" w:line="276"/>
       </w:pPr>
       <w:r>
-        <w:t xml:space="preserve">The </w:t>
-      </w:r>
-      <w:r>
-        <w:rPr>
-          <w:b/>
-          <w:bCs/>
-        </w:rPr>
-        <w:t xml:space="preserve">reward model</w:t>
-      </w:r>
-      <w:r>
-        <w:t xml:space="preserve"> learns to give the preferred answer </w:t>
-      </w:r>
-      <w:r>
-        <w:rPr>
-          <w:i/>
-          <w:iCs/>
-        </w:rPr>
-        <w:t xml:space="preserve">y</w:t>
-      </w:r>
-      <w:r>
-        <w:rPr>
-          <w:i/>
-          <w:iCs/>
-          <w:vertAlign w:val="subscript"/>
-        </w:rPr>
-        <w:t xml:space="preserve">w</w:t>
-      </w:r>
-      <w:r>
-        <w:t xml:space="preserve"> a higher score than the less-preferred answer </w:t>
-      </w:r>
-      <w:r>
-        <w:rPr>
-          <w:i/>
-          <w:iCs/>
-        </w:rPr>
-        <w:t xml:space="preserve">y</w:t>
-      </w:r>
-      <w:r>
-        <w:rPr>
-          <w:i w:val="false"/>
-          <w:iCs w:val="false"/>
-        </w:rPr>
-        <w:t xml:space="preserve">ₗ</w:t>
-      </w:r>
-      <w:r>
-        <w:t xml:space="preserve">.</w:t>
+        <w:t xml:space="preserve">Special tokens mark who is speaking and where a message ends.</w:t>
       </w:r>
     </w:p>
     <w:p>
@@ -12760,7 +13766,17 @@
         <w:spacing w:after="80" w:line="276"/>
       </w:pPr>
       <w:r>
-        <w:t xml:space="preserve">The language model then generates replies that receive higher predicted reward.</w:t>
+        <w:t xml:space="preserve">The </w:t>
+      </w:r>
+      <w:r>
+        <w:rPr>
+          <w:b/>
+          <w:bCs/>
+        </w:rPr>
+        <w:t xml:space="preserve">tokenizer</w:t>
+      </w:r>
+      <w:r>
+        <w:t xml:space="preserve"> stores the template for that model family.</w:t>
       </w:r>
     </w:p>
     <w:p>
@@ -12774,17 +13790,7 @@
         <w:spacing w:after="80" w:line="276"/>
       </w:pPr>
       <w:r>
-        <w:t xml:space="preserve">The </w:t>
-      </w:r>
-      <w:r>
-        <w:rPr>
-          <w:b/>
-          <w:bCs/>
-        </w:rPr>
-        <w:t xml:space="preserve">KL penalty</w:t>
-      </w:r>
-      <w:r>
-        <w:t xml:space="preserve"> discourages a large change from the starting model. It reduces risk; it does not guarantee safe behaviour.</w:t>
+        <w:t xml:space="preserve">Use tokenizer.apply_chat_template for training examples and new requests.</w:t>
       </w:r>
     </w:p>
     <w:p>
@@ -12793,7 +13799,7 @@
         <w:keepNext/>
       </w:pPr>
       <w:r>
-        <w:t xml:space="preserve">Slide 20: Direct Preference Optimisation (DPO)</w:t>
+        <w:t xml:space="preserve">Slide 16: Data preparation: where most of the quality comes from</w:t>
       </w:r>
     </w:p>
     <w:p>
@@ -12807,7 +13813,14 @@
         <w:spacing w:after="80" w:line="276"/>
       </w:pPr>
       <w:r>
-        <w:t xml:space="preserve">DPO trains directly on a preferred and a rejected answer for the same prompt.</w:t>
+        <w:rPr>
+          <w:b/>
+          <w:bCs/>
+        </w:rPr>
+        <w:t xml:space="preserve">Quality:</w:t>
+      </w:r>
+      <w:r>
+        <w:t xml:space="preserve"> Check that labels and example answers are correct and consistent.</w:t>
       </w:r>
     </w:p>
     <w:p>
@@ -12821,7 +13834,14 @@
         <w:spacing w:after="80" w:line="276"/>
       </w:pPr>
       <w:r>
-        <w:t xml:space="preserve">Compare their probabilities with the fixed reference model; make the preferred answer relatively more likely.</w:t>
+        <w:rPr>
+          <w:b/>
+          <w:bCs/>
+        </w:rPr>
+        <w:t xml:space="preserve">Diversity:</w:t>
+      </w:r>
+      <w:r>
+        <w:t xml:space="preserve"> Include short, long, common and unusual inputs similar to real use.</w:t>
       </w:r>
     </w:p>
     <w:p>
@@ -12835,7 +13855,77 @@
         <w:spacing w:after="80" w:line="276"/>
       </w:pPr>
       <w:r>
-        <w:t xml:space="preserve">Under the paper's assumptions, this replaces reward-model fitting and the RL loop. Related methods: IPO, KTO, ORPO, SimPO.</w:t>
+        <w:rPr>
+          <w:b/>
+          <w:bCs/>
+        </w:rPr>
+        <w:t xml:space="preserve">Clean splits:</w:t>
+      </w:r>
+      <w:r>
+        <w:t xml:space="preserve"> Use separate learning, settings-selection and final-test examples. Remove duplicates across them.</w:t>
+      </w:r>
+    </w:p>
+    <w:p>
+      <w:pPr>
+        <w:pStyle w:val="ListParagraph"/>
+        <w:keepLines/>
+        <w:numPr>
+          <w:ilvl w:val="0"/>
+          <w:numId w:val="29"/>
+        </w:numPr>
+        <w:spacing w:after="80" w:line="276"/>
+      </w:pPr>
+      <w:r>
+        <w:rPr>
+          <w:b/>
+          <w:bCs/>
+        </w:rPr>
+        <w:t xml:space="preserve">Privacy &amp; rights:</w:t>
+      </w:r>
+      <w:r>
+        <w:t xml:space="preserve"> Remove personal data where possible; check the data rights and base-model licence.</w:t>
+      </w:r>
+    </w:p>
+    <w:p>
+      <w:pPr>
+        <w:pStyle w:val="ListParagraph"/>
+        <w:keepLines/>
+        <w:numPr>
+          <w:ilvl w:val="0"/>
+          <w:numId w:val="29"/>
+        </w:numPr>
+        <w:spacing w:after="80" w:line="276"/>
+      </w:pPr>
+      <w:r>
+        <w:rPr>
+          <w:b/>
+          <w:bCs/>
+        </w:rPr>
+        <w:t xml:space="preserve">Balance:</w:t>
+      </w:r>
+      <w:r>
+        <w:t xml:space="preserve"> Count examples per label. An uneven set can teach the model to favour frequent labels.</w:t>
+      </w:r>
+    </w:p>
+    <w:p>
+      <w:pPr>
+        <w:pStyle w:val="ListParagraph"/>
+        <w:keepLines/>
+        <w:numPr>
+          <w:ilvl w:val="0"/>
+          <w:numId w:val="29"/>
+        </w:numPr>
+        <w:spacing w:after="80" w:line="276"/>
+      </w:pPr>
+      <w:r>
+        <w:rPr>
+          <w:b/>
+          <w:bCs/>
+        </w:rPr>
+        <w:t xml:space="preserve">Document:</w:t>
+      </w:r>
+      <w:r>
+        <w:t xml:space="preserve"> Record the data source, size, labelling method and known gaps in a datasheet.</w:t>
       </w:r>
     </w:p>
     <w:p>
@@ -12844,21 +13934,7 @@
         <w:keepNext/>
       </w:pPr>
       <w:r>
-        <w:t xml:space="preserve">Slide 21: Three ways to learn from feedback</w:t>
-      </w:r>
-    </w:p>
-    <w:p>
-      <w:pPr>
-        <w:keepNext/>
-        <w:keepLines/>
-        <w:spacing w:after="140" w:line="288"/>
-      </w:pPr>
-      <w:r>
-        <w:rPr>
-          <w:b/>
-          <w:bCs/>
-        </w:rPr>
-        <w:t xml:space="preserve">RLHF (PPO)</w:t>
+        <w:t xml:space="preserve">Slide 19: The reward model and the RL objective</w:t>
       </w:r>
     </w:p>
     <w:p>
@@ -12872,7 +13948,52 @@
         <w:spacing w:after="80" w:line="276"/>
       </w:pPr>
       <w:r>
-        <w:t xml:space="preserve">Humans rank pairs; train a reward model; update the language model with PPO</w:t>
+        <w:t xml:space="preserve">The </w:t>
+      </w:r>
+      <w:r>
+        <w:rPr>
+          <w:b/>
+          <w:bCs/>
+        </w:rPr>
+        <w:t xml:space="preserve">reward model</w:t>
+      </w:r>
+      <w:r>
+        <w:t xml:space="preserve"> learns to give the preferred answer </w:t>
+      </w:r>
+      <w:r>
+        <w:rPr>
+          <w:i/>
+          <w:iCs/>
+        </w:rPr>
+        <w:t xml:space="preserve">y</w:t>
+      </w:r>
+      <w:r>
+        <w:rPr>
+          <w:i/>
+          <w:iCs/>
+          <w:vertAlign w:val="subscript"/>
+        </w:rPr>
+        <w:t xml:space="preserve">w</w:t>
+      </w:r>
+      <w:r>
+        <w:t xml:space="preserve"> a higher score than the less-preferred answer </w:t>
+      </w:r>
+      <w:r>
+        <w:rPr>
+          <w:i/>
+          <w:iCs/>
+        </w:rPr>
+        <w:t xml:space="preserve">y</w:t>
+      </w:r>
+      <w:r>
+        <w:rPr>
+          <w:i w:val="false"/>
+          <w:iCs w:val="false"/>
+        </w:rPr>
+        <w:t xml:space="preserve">ₗ</w:t>
+      </w:r>
+      <w:r>
+        <w:t xml:space="preserve">.</w:t>
       </w:r>
     </w:p>
     <w:p>
@@ -12886,14 +14007,7 @@
         <w:spacing w:after="80" w:line="276"/>
       </w:pPr>
       <w:r>
-        <w:rPr>
-          <w:b/>
-          <w:bCs/>
-        </w:rPr>
-        <w:t xml:space="preserve">PPO</w:t>
-      </w:r>
-      <w:r>
-        <w:t xml:space="preserve"> is a reinforcement-learning update method</w:t>
+        <w:t xml:space="preserve">The language model then generates replies that receive higher predicted reward.</w:t>
       </w:r>
     </w:p>
     <w:p>
@@ -12907,21 +14021,26 @@
         <w:spacing w:after="80" w:line="276"/>
       </w:pPr>
       <w:r>
-        <w:t xml:space="preserve">Several training stages increase cost and complexity</w:t>
-      </w:r>
-    </w:p>
-    <w:p>
-      <w:pPr>
-        <w:keepNext/>
-        <w:keepLines/>
-        <w:spacing w:after="140" w:line="288"/>
-      </w:pPr>
+        <w:t xml:space="preserve">The </w:t>
+      </w:r>
       <w:r>
         <w:rPr>
           <w:b/>
           <w:bCs/>
         </w:rPr>
-        <w:t xml:space="preserve">DPO and variants</w:t>
+        <w:t xml:space="preserve">KL penalty</w:t>
+      </w:r>
+      <w:r>
+        <w:t xml:space="preserve"> discourages a large change from the starting model. It reduces risk; it does not guarantee safe behaviour.</w:t>
+      </w:r>
+    </w:p>
+    <w:p>
+      <w:pPr>
+        <w:pStyle w:val="Heading2"/>
+        <w:keepNext/>
+      </w:pPr>
+      <w:r>
+        <w:t xml:space="preserve">Slide 20: Direct Preference Optimisation (DPO)</w:t>
       </w:r>
     </w:p>
     <w:p>
@@ -12935,7 +14054,7 @@
         <w:spacing w:after="80" w:line="276"/>
       </w:pPr>
       <w:r>
-        <w:t xml:space="preserve">Use ranked answer pairs directly in a preference loss</w:t>
+        <w:t xml:space="preserve">DPO trains directly on a preferred and a rejected answer for the same prompt.</w:t>
       </w:r>
     </w:p>
     <w:p>
@@ -12949,7 +14068,7 @@
         <w:spacing w:after="80" w:line="276"/>
       </w:pPr>
       <w:r>
-        <w:t xml:space="preserve">No separate reward model or RL sampling loop</w:t>
+        <w:t xml:space="preserve">Compare their probabilities with the fixed reference model; make the preferred answer relatively more likely.</w:t>
       </w:r>
     </w:p>
     <w:p>
@@ -12963,7 +14082,16 @@
         <w:spacing w:after="80" w:line="276"/>
       </w:pPr>
       <w:r>
-        <w:t xml:space="preserve">Often simpler; still depends on data quality</w:t>
+        <w:t xml:space="preserve">Under the paper's assumptions, this replaces reward-model fitting and the RL loop. Related methods: IPO, KTO, ORPO, SimPO.</w:t>
+      </w:r>
+    </w:p>
+    <w:p>
+      <w:pPr>
+        <w:pStyle w:val="Heading2"/>
+        <w:keepNext/>
+      </w:pPr>
+      <w:r>
+        <w:t xml:space="preserve">Slide 21: Three ways to learn from feedback</w:t>
       </w:r>
     </w:p>
     <w:p>
@@ -12977,7 +14105,7 @@
           <w:b/>
           <w:bCs/>
         </w:rPr>
-        <w:t xml:space="preserve">RL with verifiable rewards</w:t>
+        <w:t xml:space="preserve">RLHF (PPO)</w:t>
       </w:r>
     </w:p>
     <w:p>
@@ -12991,7 +14119,7 @@
         <w:spacing w:after="80" w:line="276"/>
       </w:pPr>
       <w:r>
-        <w:t xml:space="preserve">Check maths answers or code tests automatically</w:t>
+        <w:t xml:space="preserve">Humans rank pairs; train a reward model; update the language model with PPO</w:t>
       </w:r>
     </w:p>
     <w:p>
@@ -13009,10 +14137,10 @@
           <w:b/>
           <w:bCs/>
         </w:rPr>
-        <w:t xml:space="preserve">GRPO</w:t>
-      </w:r>
-      <w:r>
-        <w:t xml:space="preserve"> compares rewards within a sampled answer group</w:t>
+        <w:t xml:space="preserve">PPO</w:t>
+      </w:r>
+      <w:r>
+        <w:t xml:space="preserve"> is a reinforcement-learning update method</w:t>
       </w:r>
     </w:p>
     <w:p>
@@ -13026,16 +14154,21 @@
         <w:spacing w:after="80" w:line="276"/>
       </w:pPr>
       <w:r>
-        <w:t xml:space="preserve">Used in reasoning-model training, such as DeepSeek-R1</w:t>
-      </w:r>
-    </w:p>
-    <w:p>
-      <w:pPr>
-        <w:pStyle w:val="Heading2"/>
+        <w:t xml:space="preserve">Several training stages increase cost and complexity</w:t>
+      </w:r>
+    </w:p>
+    <w:p>
+      <w:pPr>
         <w:keepNext/>
-      </w:pPr>
-      <w:r>
-        <w:t xml:space="preserve">Slide 22: AI feedback, and what can go wrong</w:t>
+        <w:keepLines/>
+        <w:spacing w:after="140" w:line="288"/>
+      </w:pPr>
+      <w:r>
+        <w:rPr>
+          <w:b/>
+          <w:bCs/>
+        </w:rPr>
+        <w:t xml:space="preserve">DPO and variants</w:t>
       </w:r>
     </w:p>
     <w:p>
@@ -13049,24 +14182,7 @@
         <w:spacing w:after="80" w:line="276"/>
       </w:pPr>
       <w:r>
-        <w:rPr>
-          <w:b/>
-          <w:bCs/>
-        </w:rPr>
-        <w:t xml:space="preserve">RLAIF</w:t>
-      </w:r>
-      <w:r>
-        <w:t xml:space="preserve"> uses AI feedback. In </w:t>
-      </w:r>
-      <w:r>
-        <w:rPr>
-          <w:b/>
-          <w:bCs/>
-        </w:rPr>
-        <w:t xml:space="preserve">Constitutional AI</w:t>
-      </w:r>
-      <w:r>
-        <w:t xml:space="preserve">, written principles guide critique and ranking (Anthropic, 2022).</w:t>
+        <w:t xml:space="preserve">Use ranked answer pairs directly in a preference loss</w:t>
       </w:r>
     </w:p>
     <w:p>
@@ -13080,14 +14196,7 @@
         <w:spacing w:after="80" w:line="276"/>
       </w:pPr>
       <w:r>
-        <w:rPr>
-          <w:b/>
-          <w:bCs/>
-        </w:rPr>
-        <w:t xml:space="preserve">Reward hacking</w:t>
-      </w:r>
-      <w:r>
-        <w:t xml:space="preserve"> means improving the reward score without doing the intended job well.</w:t>
+        <w:t xml:space="preserve">No separate reward model or RL sampling loop</w:t>
       </w:r>
     </w:p>
     <w:p>
@@ -13101,37 +14210,21 @@
         <w:spacing w:after="80" w:line="276"/>
       </w:pPr>
       <w:r>
+        <w:t xml:space="preserve">Often simpler; still depends on data quality</w:t>
+      </w:r>
+    </w:p>
+    <w:p>
+      <w:pPr>
+        <w:keepNext/>
+        <w:keepLines/>
+        <w:spacing w:after="140" w:line="288"/>
+      </w:pPr>
+      <w:r>
         <w:rPr>
           <w:b/>
           <w:bCs/>
         </w:rPr>
-        <w:t xml:space="preserve">Sycophancy</w:t>
-      </w:r>
-      <w:r>
-        <w:t xml:space="preserve"> means agreeing with the user even when the user is wrong; preferences can reward it.</w:t>
-      </w:r>
-    </w:p>
-    <w:p>
-      <w:pPr>
-        <w:pStyle w:val="ListParagraph"/>
-        <w:keepLines/>
-        <w:numPr>
-          <w:ilvl w:val="0"/>
-          <w:numId w:val="33"/>
-        </w:numPr>
-        <w:spacing w:after="80" w:line="276"/>
-      </w:pPr>
-      <w:r>
-        <w:t xml:space="preserve">Ask whose preferences were collected, under which instructions, and which groups were represented.</w:t>
-      </w:r>
-    </w:p>
-    <w:p>
-      <w:pPr>
-        <w:pStyle w:val="Heading2"/>
-        <w:keepNext/>
-      </w:pPr>
-      <w:r>
-        <w:t xml:space="preserve">Slide 27: LoRA in equations</w:t>
+        <w:t xml:space="preserve">RL with verifiable rewards</w:t>
       </w:r>
     </w:p>
     <w:p>
@@ -13145,7 +14238,7 @@
         <w:spacing w:after="80" w:line="276"/>
       </w:pPr>
       <w:r>
-        <w:t xml:space="preserve">Keep the original matrix W fixed. Train two small matrices A and B to add a correction.</w:t>
+        <w:t xml:space="preserve">Check maths answers or code tests automatically</w:t>
       </w:r>
     </w:p>
     <w:p>
@@ -13159,7 +14252,14 @@
         <w:spacing w:after="80" w:line="276"/>
       </w:pPr>
       <w:r>
-        <w:t xml:space="preserve">For d = k = 4096 and r = 16: train 16 × (4096 + 4096) = 131,072 values, versus 16,777,216 in W.</w:t>
+        <w:rPr>
+          <w:b/>
+          <w:bCs/>
+        </w:rPr>
+        <w:t xml:space="preserve">GRPO</w:t>
+      </w:r>
+      <w:r>
+        <w:t xml:space="preserve"> compares rewards within a sampled answer group</w:t>
       </w:r>
     </w:p>
     <w:p>
@@ -13173,24 +14273,7 @@
         <w:spacing w:after="80" w:line="276"/>
       </w:pPr>
       <w:r>
-        <w:t xml:space="preserve">The correction is scaled by </w:t>
-      </w:r>
-      <w:r>
-        <w:rPr>
-          <w:i w:val="false"/>
-          <w:iCs w:val="false"/>
-        </w:rPr>
-        <w:t xml:space="preserve">α/</w:t>
-      </w:r>
-      <w:r>
-        <w:rPr>
-          <w:i/>
-          <w:iCs/>
-        </w:rPr>
-        <w:t xml:space="preserve">r</w:t>
-      </w:r>
-      <w:r>
-        <w:t xml:space="preserve">. For compatible layers, merge it into W after training or keep an adapter to switch tasks.</w:t>
+        <w:t xml:space="preserve">Used in reasoning-model training, such as DeepSeek-R1</w:t>
       </w:r>
     </w:p>
     <w:p>
@@ -13199,7 +14282,7 @@
         <w:keepNext/>
       </w:pPr>
       <w:r>
-        <w:t xml:space="preserve">Slide 28: How many weights does LoRA train? (the lab model)</w:t>
+        <w:t xml:space="preserve">Slide 22: AI feedback, and what can go wrong</w:t>
       </w:r>
     </w:p>
     <w:p>
@@ -13213,7 +14296,24 @@
         <w:spacing w:after="80" w:line="276"/>
       </w:pPr>
       <w:r>
-        <w:t xml:space="preserve">LoRA (r = 16, attention projections) trains 2,162,688 of 496,195,456 parameters (0.44%).</w:t>
+        <w:rPr>
+          <w:b/>
+          <w:bCs/>
+        </w:rPr>
+        <w:t xml:space="preserve">RLAIF</w:t>
+      </w:r>
+      <w:r>
+        <w:t xml:space="preserve"> uses AI feedback. In </w:t>
+      </w:r>
+      <w:r>
+        <w:rPr>
+          <w:b/>
+          <w:bCs/>
+        </w:rPr>
+        <w:t xml:space="preserve">Constitutional AI</w:t>
+      </w:r>
+      <w:r>
+        <w:t xml:space="preserve">, written principles guide critique and ranking (Anthropic, 2022).</w:t>
       </w:r>
     </w:p>
     <w:p>
@@ -13227,7 +14327,14 @@
         <w:spacing w:after="80" w:line="276"/>
       </w:pPr>
       <w:r>
-        <w:t xml:space="preserve">Fewer trained weights need less optimiser memory and smaller saved adapters.</w:t>
+        <w:rPr>
+          <w:b/>
+          <w:bCs/>
+        </w:rPr>
+        <w:t xml:space="preserve">Reward hacking</w:t>
+      </w:r>
+      <w:r>
+        <w:t xml:space="preserve"> means improving the reward score without doing the intended job well.</w:t>
       </w:r>
     </w:p>
     <w:p>
@@ -13241,7 +14348,28 @@
         <w:spacing w:after="80" w:line="276"/>
       </w:pPr>
       <w:r>
-        <w:t xml:space="preserve">The original LoRA paper reported 10,000 times fewer trained parameters and 3 times less GPU memory for its GPT-3 setup.</w:t>
+        <w:rPr>
+          <w:b/>
+          <w:bCs/>
+        </w:rPr>
+        <w:t xml:space="preserve">Sycophancy</w:t>
+      </w:r>
+      <w:r>
+        <w:t xml:space="preserve"> means agreeing with the user even when the user is wrong; preferences can reward it.</w:t>
+      </w:r>
+    </w:p>
+    <w:p>
+      <w:pPr>
+        <w:pStyle w:val="ListParagraph"/>
+        <w:keepLines/>
+        <w:numPr>
+          <w:ilvl w:val="0"/>
+          <w:numId w:val="35"/>
+        </w:numPr>
+        <w:spacing w:after="80" w:line="276"/>
+      </w:pPr>
+      <w:r>
+        <w:t xml:space="preserve">Ask whose preferences were collected, under which instructions, and which groups were represented.</w:t>
       </w:r>
     </w:p>
     <w:p>
@@ -13250,7 +14378,7 @@
         <w:keepNext/>
       </w:pPr>
       <w:r>
-        <w:t xml:space="preserve">Slide 29: QLoRA: fine-tune on top of a 4-bit model</w:t>
+        <w:t xml:space="preserve">Slide 27: LoRA in equations</w:t>
       </w:r>
     </w:p>
     <w:p>
@@ -13264,14 +14392,7 @@
         <w:spacing w:after="80" w:line="276"/>
       </w:pPr>
       <w:r>
-        <w:rPr>
-          <w:b/>
-          <w:bCs/>
-        </w:rPr>
-        <w:t xml:space="preserve">QLoRA</w:t>
-      </w:r>
-      <w:r>
-        <w:t xml:space="preserve"> stores the fixed base model with 4 bits per weight and trains LoRA adapters in higher precision.</w:t>
+        <w:t xml:space="preserve">Keep the original matrix W fixed. Train two small matrices A and B to add a correction.</w:t>
       </w:r>
     </w:p>
     <w:p>
@@ -13285,14 +14406,7 @@
         <w:spacing w:after="80" w:line="276"/>
       </w:pPr>
       <w:r>
-        <w:rPr>
-          <w:b/>
-          <w:bCs/>
-        </w:rPr>
-        <w:t xml:space="preserve">NF4</w:t>
-      </w:r>
-      <w:r>
-        <w:t xml:space="preserve"> is the base-weight number format. Double quantisation compresses scales; paged optimisers manage memory spikes.</w:t>
+        <w:t xml:space="preserve">For d = k = 4096 and r = 16: train 16 × (4096 + 4096) = 131,072 values, versus 16,777,216 in W.</w:t>
       </w:r>
     </w:p>
     <w:p>
@@ -13306,7 +14420,33 @@
         <w:spacing w:after="80" w:line="276"/>
       </w:pPr>
       <w:r>
-        <w:t xml:space="preserve">The paper trained a 65-billion-parameter model on a 48 GB GPU. Smaller models may fit on a 16 GB T4.</w:t>
+        <w:t xml:space="preserve">The correction is scaled by </w:t>
+      </w:r>
+      <w:r>
+        <w:rPr>
+          <w:i w:val="false"/>
+          <w:iCs w:val="false"/>
+        </w:rPr>
+        <w:t xml:space="preserve">α/</w:t>
+      </w:r>
+      <w:r>
+        <w:rPr>
+          <w:i/>
+          <w:iCs/>
+        </w:rPr>
+        <w:t xml:space="preserve">r</w:t>
+      </w:r>
+      <w:r>
+        <w:t xml:space="preserve">. For compatible layers, merge it into W after training or keep an adapter to switch tasks.</w:t>
+      </w:r>
+    </w:p>
+    <w:p>
+      <w:pPr>
+        <w:pStyle w:val="Heading2"/>
+        <w:keepNext/>
+      </w:pPr>
+      <w:r>
+        <w:t xml:space="preserve">Slide 28: How many weights does LoRA train? (the lab model)</w:t>
       </w:r>
     </w:p>
     <w:p>
@@ -13315,7 +14455,114 @@
         <w:keepLines/>
         <w:numPr>
           <w:ilvl w:val="0"/>
-          <w:numId w:val="36"/>
+          <w:numId w:val="37"/>
+        </w:numPr>
+        <w:spacing w:after="80" w:line="276"/>
+      </w:pPr>
+      <w:r>
+        <w:t xml:space="preserve">LoRA (r = 16, attention projections) trains 2,162,688 of 496,195,456 parameters (0.44%).</w:t>
+      </w:r>
+    </w:p>
+    <w:p>
+      <w:pPr>
+        <w:pStyle w:val="ListParagraph"/>
+        <w:keepLines/>
+        <w:numPr>
+          <w:ilvl w:val="0"/>
+          <w:numId w:val="37"/>
+        </w:numPr>
+        <w:spacing w:after="80" w:line="276"/>
+      </w:pPr>
+      <w:r>
+        <w:t xml:space="preserve">Fewer trained weights need less optimiser memory and smaller saved adapters.</w:t>
+      </w:r>
+    </w:p>
+    <w:p>
+      <w:pPr>
+        <w:pStyle w:val="ListParagraph"/>
+        <w:keepLines/>
+        <w:numPr>
+          <w:ilvl w:val="0"/>
+          <w:numId w:val="37"/>
+        </w:numPr>
+        <w:spacing w:after="80" w:line="276"/>
+      </w:pPr>
+      <w:r>
+        <w:t xml:space="preserve">The original LoRA paper reported 10,000 times fewer trained parameters and 3 times less GPU memory for its GPT-3 setup.</w:t>
+      </w:r>
+    </w:p>
+    <w:p>
+      <w:pPr>
+        <w:pStyle w:val="Heading2"/>
+        <w:keepNext/>
+      </w:pPr>
+      <w:r>
+        <w:t xml:space="preserve">Slide 29: QLoRA: fine-tune on top of a 4-bit model</w:t>
+      </w:r>
+    </w:p>
+    <w:p>
+      <w:pPr>
+        <w:pStyle w:val="ListParagraph"/>
+        <w:keepLines/>
+        <w:numPr>
+          <w:ilvl w:val="0"/>
+          <w:numId w:val="38"/>
+        </w:numPr>
+        <w:spacing w:after="80" w:line="276"/>
+      </w:pPr>
+      <w:r>
+        <w:rPr>
+          <w:b/>
+          <w:bCs/>
+        </w:rPr>
+        <w:t xml:space="preserve">QLoRA</w:t>
+      </w:r>
+      <w:r>
+        <w:t xml:space="preserve"> stores the fixed base model with 4 bits per weight and trains LoRA adapters in higher precision.</w:t>
+      </w:r>
+    </w:p>
+    <w:p>
+      <w:pPr>
+        <w:pStyle w:val="ListParagraph"/>
+        <w:keepLines/>
+        <w:numPr>
+          <w:ilvl w:val="0"/>
+          <w:numId w:val="38"/>
+        </w:numPr>
+        <w:spacing w:after="80" w:line="276"/>
+      </w:pPr>
+      <w:r>
+        <w:rPr>
+          <w:b/>
+          <w:bCs/>
+        </w:rPr>
+        <w:t xml:space="preserve">NF4</w:t>
+      </w:r>
+      <w:r>
+        <w:t xml:space="preserve"> is the base-weight number format. Double quantisation compresses scales; paged optimisers manage memory spikes.</w:t>
+      </w:r>
+    </w:p>
+    <w:p>
+      <w:pPr>
+        <w:pStyle w:val="ListParagraph"/>
+        <w:keepLines/>
+        <w:numPr>
+          <w:ilvl w:val="0"/>
+          <w:numId w:val="38"/>
+        </w:numPr>
+        <w:spacing w:after="80" w:line="276"/>
+      </w:pPr>
+      <w:r>
+        <w:t xml:space="preserve">The paper trained a 65-billion-parameter model on a 48 GB GPU. Smaller models may fit on a 16 GB T4.</w:t>
+      </w:r>
+    </w:p>
+    <w:p>
+      <w:pPr>
+        <w:pStyle w:val="ListParagraph"/>
+        <w:keepLines/>
+        <w:numPr>
+          <w:ilvl w:val="0"/>
+          <w:numId w:val="38"/>
         </w:numPr>
         <w:spacing w:after="80" w:line="276"/>
       </w:pPr>
@@ -14751,7 +15998,7 @@
         <w:keepLines/>
         <w:numPr>
           <w:ilvl w:val="0"/>
-          <w:numId w:val="37"/>
+          <w:numId w:val="39"/>
         </w:numPr>
         <w:spacing w:after="80" w:line="276"/>
       </w:pPr>
@@ -14764,136 +16011,6 @@
       </w:r>
       <w:r>
         <w:t xml:space="preserve"> teaches a small "student" model to imitate a larger "teacher".</w:t>
-      </w:r>
-    </w:p>
-    <w:p>
-      <w:pPr>
-        <w:pStyle w:val="ListParagraph"/>
-        <w:keepLines/>
-        <w:numPr>
-          <w:ilvl w:val="0"/>
-          <w:numId w:val="37"/>
-        </w:numPr>
-        <w:spacing w:after="80" w:line="276"/>
-      </w:pPr>
-      <w:r>
-        <w:t xml:space="preserve">Use the teacher's answer probabilities or its generated input-answer examples as training targets.</w:t>
-      </w:r>
-    </w:p>
-    <w:p>
-      <w:pPr>
-        <w:pStyle w:val="ListParagraph"/>
-        <w:keepLines/>
-        <w:numPr>
-          <w:ilvl w:val="0"/>
-          <w:numId w:val="37"/>
-        </w:numPr>
-        <w:spacing w:after="80" w:line="276"/>
-      </w:pPr>
-      <w:r>
-        <w:t xml:space="preserve">It can reduce serving time and cost on the target task; the student may inherit errors and bias.</w:t>
-      </w:r>
-    </w:p>
-    <w:p>
-      <w:pPr>
-        <w:pStyle w:val="ListParagraph"/>
-        <w:keepLines/>
-        <w:numPr>
-          <w:ilvl w:val="0"/>
-          <w:numId w:val="37"/>
-        </w:numPr>
-        <w:spacing w:after="80" w:line="276"/>
-      </w:pPr>
-      <w:r>
-        <w:t xml:space="preserve">Examples include DeepSeek-R1-distilled Qwen and Llama models. Check licences and provider terms before using outputs for training.</w:t>
-      </w:r>
-    </w:p>
-    <w:p>
-      <w:pPr>
-        <w:pStyle w:val="Heading2"/>
-        <w:keepNext/>
-      </w:pPr>
-      <w:r>
-        <w:t xml:space="preserve">Slide 35: A domain fine-tuning workflow</w:t>
-      </w:r>
-    </w:p>
-    <w:p>
-      <w:pPr>
-        <w:pStyle w:val="ListParagraph"/>
-        <w:keepLines/>
-        <w:numPr>
-          <w:ilvl w:val="0"/>
-          <w:numId w:val="38"/>
-        </w:numPr>
-        <w:spacing w:after="80" w:line="276"/>
-      </w:pPr>
-      <w:r>
-        <w:t xml:space="preserve">Define task &amp; metric: Inputs, outputs, success criteria; held-out test set first</w:t>
-      </w:r>
-    </w:p>
-    <w:p>
-      <w:pPr>
-        <w:pStyle w:val="ListParagraph"/>
-        <w:keepLines/>
-        <w:numPr>
-          <w:ilvl w:val="0"/>
-          <w:numId w:val="38"/>
-        </w:numPr>
-        <w:spacing w:after="80" w:line="276"/>
-      </w:pPr>
-      <w:r>
-        <w:t xml:space="preserve">Prepare data: Clean, label, split, format with the chat template</w:t>
-      </w:r>
-    </w:p>
-    <w:p>
-      <w:pPr>
-        <w:pStyle w:val="ListParagraph"/>
-        <w:keepLines/>
-        <w:numPr>
-          <w:ilvl w:val="0"/>
-          <w:numId w:val="38"/>
-        </w:numPr>
-        <w:spacing w:after="80" w:line="276"/>
-      </w:pPr>
-      <w:r>
-        <w:t xml:space="preserve">Baseline: Best prompting result on the same test set</w:t>
-      </w:r>
-    </w:p>
-    <w:p>
-      <w:pPr>
-        <w:pStyle w:val="ListParagraph"/>
-        <w:keepLines/>
-        <w:numPr>
-          <w:ilvl w:val="0"/>
-          <w:numId w:val="38"/>
-        </w:numPr>
-        <w:spacing w:after="80" w:line="276"/>
-      </w:pPr>
-      <w:r>
-        <w:t xml:space="preserve">LoRA SFT: Small learning rate, few epochs, validation loss</w:t>
-      </w:r>
-    </w:p>
-    <w:p>
-      <w:pPr>
-        <w:pStyle w:val="ListParagraph"/>
-        <w:keepLines/>
-        <w:numPr>
-          <w:ilvl w:val="0"/>
-          <w:numId w:val="38"/>
-        </w:numPr>
-        <w:spacing w:after="80" w:line="276"/>
-      </w:pPr>
-      <w:r>
-        <w:t xml:space="preserve">Evaluate &amp; decide: Task metric, general-ability check, cost; iterate or deploy</w:t>
-      </w:r>
-    </w:p>
-    <w:p>
-      <w:pPr>
-        <w:pStyle w:val="Heading2"/>
-        <w:keepNext/>
-      </w:pPr>
-      <w:r>
-        <w:t xml:space="preserve">Slide 36: Common pitfalls</w:t>
       </w:r>
     </w:p>
     <w:p>
@@ -14907,14 +16024,7 @@
         <w:spacing w:after="80" w:line="276"/>
       </w:pPr>
       <w:r>
-        <w:rPr>
-          <w:b/>
-          <w:bCs/>
-        </w:rPr>
-        <w:t xml:space="preserve">Overfitting:</w:t>
-      </w:r>
-      <w:r>
-        <w:t xml:space="preserve"> The model learns training examples too closely. Rising validation loss is a warning; try fewer passes or more varied data.</w:t>
+        <w:t xml:space="preserve">Use the teacher's answer probabilities or its generated input-answer examples as training targets.</w:t>
       </w:r>
     </w:p>
     <w:p>
@@ -14928,14 +16038,7 @@
         <w:spacing w:after="80" w:line="276"/>
       </w:pPr>
       <w:r>
-        <w:rPr>
-          <w:b/>
-          <w:bCs/>
-        </w:rPr>
-        <w:t xml:space="preserve">Catastrophic forgetting:</w:t>
-      </w:r>
-      <w:r>
-        <w:t xml:space="preserve"> The adapted model loses an earlier ability. Keep general checks and, where useful, mix in general training examples.</w:t>
+        <w:t xml:space="preserve">It can reduce serving time and cost on the target task; the student may inherit errors and bias.</w:t>
       </w:r>
     </w:p>
     <w:p>
@@ -14949,77 +16052,7 @@
         <w:spacing w:after="80" w:line="276"/>
       </w:pPr>
       <w:r>
-        <w:rPr>
-          <w:b/>
-          <w:bCs/>
-        </w:rPr>
-        <w:t xml:space="preserve">Data leakage:</w:t>
-      </w:r>
-      <w:r>
-        <w:t xml:space="preserve"> A test example or near-duplicate appears in training, making the final score misleading.</w:t>
-      </w:r>
-    </w:p>
-    <w:p>
-      <w:pPr>
-        <w:pStyle w:val="ListParagraph"/>
-        <w:keepLines/>
-        <w:numPr>
-          <w:ilvl w:val="0"/>
-          <w:numId w:val="39"/>
-        </w:numPr>
-        <w:spacing w:after="80" w:line="276"/>
-      </w:pPr>
-      <w:r>
-        <w:rPr>
-          <w:b/>
-          <w:bCs/>
-        </w:rPr>
-        <w:t xml:space="preserve">Template mismatch:</w:t>
-      </w:r>
-      <w:r>
-        <w:t xml:space="preserve"> Using a different chat format at prediction time can produce unexpected replies.</w:t>
-      </w:r>
-    </w:p>
-    <w:p>
-      <w:pPr>
-        <w:pStyle w:val="ListParagraph"/>
-        <w:keepLines/>
-        <w:numPr>
-          <w:ilvl w:val="0"/>
-          <w:numId w:val="39"/>
-        </w:numPr>
-        <w:spacing w:after="80" w:line="276"/>
-      </w:pPr>
-      <w:r>
-        <w:rPr>
-          <w:b/>
-          <w:bCs/>
-        </w:rPr>
-        <w:t xml:space="preserve">Learning rate:</w:t>
-      </w:r>
-      <w:r>
-        <w:t xml:space="preserve"> The step size controls weight changes. Start small, monitor validation, and tune it on development data.</w:t>
-      </w:r>
-    </w:p>
-    <w:p>
-      <w:pPr>
-        <w:pStyle w:val="ListParagraph"/>
-        <w:keepLines/>
-        <w:numPr>
-          <w:ilvl w:val="0"/>
-          <w:numId w:val="39"/>
-        </w:numPr>
-        <w:spacing w:after="80" w:line="276"/>
-      </w:pPr>
-      <w:r>
-        <w:rPr>
-          <w:b/>
-          <w:bCs/>
-        </w:rPr>
-        <w:t xml:space="preserve">Weak evaluation:</w:t>
-      </w:r>
-      <w:r>
-        <w:t xml:space="preserve"> A falling training loss alone does not show better answers. Use a separate test and inspect errors.</w:t>
+        <w:t xml:space="preserve">Examples include DeepSeek-R1-distilled Qwen and Llama models. Check licences and provider terms before using outputs for training.</w:t>
       </w:r>
     </w:p>
     <w:p>
@@ -15028,7 +16061,70 @@
         <w:keepNext/>
       </w:pPr>
       <w:r>
-        <w:t xml:space="preserve">Slide 37: Real results: prompting vs. LoRA fine-tuning (Banking77, 10 intents)</w:t>
+        <w:t xml:space="preserve">Slide 35: A domain fine-tuning workflow</w:t>
+      </w:r>
+    </w:p>
+    <w:p>
+      <w:pPr>
+        <w:keepNext/>
+        <w:spacing w:after="60" w:before="160"/>
+        <w:jc w:val="center"/>
+      </w:pPr>
+      <w:r>
+        <w:drawing>
+          <wp:inline distT="0" distB="0" distL="0" distR="0">
+            <wp:extent cx="5334000" cy="1162050"/>
+            <wp:effectExtent t="0" r="0" b="0" l="0"/>
+            <wp:docPr id="18" name="A domain fine-tuning workflow" descr="A domain fine-tuning workflow" title="A domain fine-tuning workflow"/>
+            <wp:cNvGraphicFramePr>
+              <a:graphicFrameLocks xmlns:a="http://schemas.openxmlformats.org/drawingml/2006/main" noChangeAspect="1"/>
+            </wp:cNvGraphicFramePr>
+            <a:graphic xmlns:a="http://schemas.openxmlformats.org/drawingml/2006/main">
+              <a:graphicData uri="http://schemas.openxmlformats.org/drawingml/2006/picture">
+                <pic:pic xmlns:pic="http://schemas.openxmlformats.org/drawingml/2006/picture">
+                  <pic:nvPicPr>
+                    <pic:cNvPr id="0" name="" descr=""/>
+                    <pic:cNvPicPr>
+                      <a:picLocks noChangeAspect="1" noChangeArrowheads="1"/>
+                    </pic:cNvPicPr>
+                  </pic:nvPicPr>
+                  <pic:blipFill>
+                    <a:blip r:embed="rId26" cstate="none"/>
+                    <a:srcRect/>
+                    <a:stretch>
+                      <a:fillRect/>
+                    </a:stretch>
+                  </pic:blipFill>
+                  <pic:spPr bwMode="auto">
+                    <a:xfrm>
+                      <a:off x="0" y="0"/>
+                      <a:ext cx="5334000" cy="1162050"/>
+                    </a:xfrm>
+                    <a:prstGeom prst="rect">
+                      <a:avLst/>
+                    </a:prstGeom>
+                  </pic:spPr>
+                </pic:pic>
+              </a:graphicData>
+            </a:graphic>
+          </wp:inline>
+        </w:drawing>
+      </w:r>
+    </w:p>
+    <w:p>
+      <w:pPr>
+        <w:spacing w:after="200"/>
+        <w:jc w:val="center"/>
+      </w:pPr>
+      <w:r>
+        <w:rPr>
+          <w:i/>
+          <w:iCs/>
+          <w:color w:val="6B7280"/>
+          <w:sz w:val="19"/>
+          <w:szCs w:val="19"/>
+        </w:rPr>
+        <w:t xml:space="preserve">A domain fine-tuning workflow</w:t>
       </w:r>
     </w:p>
     <w:p>
@@ -15042,7 +16138,7 @@
         <w:spacing w:after="80" w:line="276"/>
       </w:pPr>
       <w:r>
-        <w:t xml:space="preserve">Accuracy on 200 held-out messages: base, zero-shot 52.5%, base, few-shot 85.0%, LoRA fine-tuned 97.0%.</w:t>
+        <w:t xml:space="preserve">Define task &amp; metric: Inputs, outputs, success criteria; held-out test set first</w:t>
       </w:r>
     </w:p>
     <w:p>
@@ -15056,7 +16152,7 @@
         <w:spacing w:after="80" w:line="276"/>
       </w:pPr>
       <w:r>
-        <w:t xml:space="preserve">Same base model (Qwen2.5-0.5B-Instruct), same held-out test messages, greedy decoding.</w:t>
+        <w:t xml:space="preserve">Prepare data: Clean, label, split, format with the chat template</w:t>
       </w:r>
     </w:p>
     <w:p>
@@ -15070,17 +16166,35 @@
         <w:spacing w:after="80" w:line="276"/>
       </w:pPr>
       <w:r>
-        <w:t xml:space="preserve">The bar to beat is the </w:t>
-      </w:r>
-      <w:r>
-        <w:rPr>
-          <w:b/>
-          <w:bCs/>
-        </w:rPr>
-        <w:t xml:space="preserve">best prompt</w:t>
-      </w:r>
-      <w:r>
-        <w:t xml:space="preserve"> (few-shot), not zero-shot: fine-tuning must earn its cost.</w:t>
+        <w:t xml:space="preserve">Baseline: Choose prompting settings on training or development examples; freeze them before the final test</w:t>
+      </w:r>
+    </w:p>
+    <w:p>
+      <w:pPr>
+        <w:pStyle w:val="ListParagraph"/>
+        <w:keepLines/>
+        <w:numPr>
+          <w:ilvl w:val="0"/>
+          <w:numId w:val="40"/>
+        </w:numPr>
+        <w:spacing w:after="80" w:line="276"/>
+      </w:pPr>
+      <w:r>
+        <w:t xml:space="preserve">LoRA SFT: Small learning rate, few epochs, validation loss</w:t>
+      </w:r>
+    </w:p>
+    <w:p>
+      <w:pPr>
+        <w:pStyle w:val="ListParagraph"/>
+        <w:keepLines/>
+        <w:numPr>
+          <w:ilvl w:val="0"/>
+          <w:numId w:val="40"/>
+        </w:numPr>
+        <w:spacing w:after="80" w:line="276"/>
+      </w:pPr>
+      <w:r>
+        <w:t xml:space="preserve">Evaluate &amp; decide: Task metric, general-ability check, cost; iterate or deploy</w:t>
       </w:r>
     </w:p>
     <w:p>
@@ -15089,7 +16203,7 @@
         <w:keepNext/>
       </w:pPr>
       <w:r>
-        <w:t xml:space="preserve">Slide 38: Real training curve</w:t>
+        <w:t xml:space="preserve">Slide 36: Common pitfalls</w:t>
       </w:r>
     </w:p>
     <w:p>
@@ -15103,7 +16217,14 @@
         <w:spacing w:after="80" w:line="276"/>
       </w:pPr>
       <w:r>
-        <w:t xml:space="preserve">For this one-epoch run, answer-token training loss and validation loss both fell; the curve shows no clear overfitting.</w:t>
+        <w:rPr>
+          <w:b/>
+          <w:bCs/>
+        </w:rPr>
+        <w:t xml:space="preserve">Overfitting:</w:t>
+      </w:r>
+      <w:r>
+        <w:t xml:space="preserve"> The model learns training examples too closely. Rising validation loss is a warning; try fewer passes or more varied data.</w:t>
       </w:r>
     </w:p>
     <w:p>
@@ -15117,7 +16238,14 @@
         <w:spacing w:after="80" w:line="276"/>
       </w:pPr>
       <w:r>
-        <w:t xml:space="preserve">Saved adapter: 8.7 MB; base weights: 1,976 MB.</w:t>
+        <w:rPr>
+          <w:b/>
+          <w:bCs/>
+        </w:rPr>
+        <w:t xml:space="preserve">Catastrophic forgetting:</w:t>
+      </w:r>
+      <w:r>
+        <w:t xml:space="preserve"> The adapted model loses an earlier ability. Keep general checks and, where useful, mix in general training examples.</w:t>
       </w:r>
     </w:p>
     <w:p>
@@ -15127,6 +16255,188 @@
         <w:numPr>
           <w:ilvl w:val="0"/>
           <w:numId w:val="41"/>
+        </w:numPr>
+        <w:spacing w:after="80" w:line="276"/>
+      </w:pPr>
+      <w:r>
+        <w:rPr>
+          <w:b/>
+          <w:bCs/>
+        </w:rPr>
+        <w:t xml:space="preserve">Data leakage:</w:t>
+      </w:r>
+      <w:r>
+        <w:t xml:space="preserve"> A test example or near-duplicate appears in training, making the final score misleading.</w:t>
+      </w:r>
+    </w:p>
+    <w:p>
+      <w:pPr>
+        <w:pStyle w:val="ListParagraph"/>
+        <w:keepLines/>
+        <w:numPr>
+          <w:ilvl w:val="0"/>
+          <w:numId w:val="41"/>
+        </w:numPr>
+        <w:spacing w:after="80" w:line="276"/>
+      </w:pPr>
+      <w:r>
+        <w:rPr>
+          <w:b/>
+          <w:bCs/>
+        </w:rPr>
+        <w:t xml:space="preserve">Template mismatch:</w:t>
+      </w:r>
+      <w:r>
+        <w:t xml:space="preserve"> Using a different chat format at prediction time can produce unexpected replies.</w:t>
+      </w:r>
+    </w:p>
+    <w:p>
+      <w:pPr>
+        <w:pStyle w:val="ListParagraph"/>
+        <w:keepLines/>
+        <w:numPr>
+          <w:ilvl w:val="0"/>
+          <w:numId w:val="41"/>
+        </w:numPr>
+        <w:spacing w:after="80" w:line="276"/>
+      </w:pPr>
+      <w:r>
+        <w:rPr>
+          <w:b/>
+          <w:bCs/>
+        </w:rPr>
+        <w:t xml:space="preserve">Learning rate:</w:t>
+      </w:r>
+      <w:r>
+        <w:t xml:space="preserve"> The step size controls weight changes. Start small, monitor validation, and tune it on development data.</w:t>
+      </w:r>
+    </w:p>
+    <w:p>
+      <w:pPr>
+        <w:pStyle w:val="ListParagraph"/>
+        <w:keepLines/>
+        <w:numPr>
+          <w:ilvl w:val="0"/>
+          <w:numId w:val="41"/>
+        </w:numPr>
+        <w:spacing w:after="80" w:line="276"/>
+      </w:pPr>
+      <w:r>
+        <w:rPr>
+          <w:b/>
+          <w:bCs/>
+        </w:rPr>
+        <w:t xml:space="preserve">Weak evaluation:</w:t>
+      </w:r>
+      <w:r>
+        <w:t xml:space="preserve"> A falling training loss alone does not show better answers. Use a separate test and inspect errors.</w:t>
+      </w:r>
+    </w:p>
+    <w:p>
+      <w:pPr>
+        <w:pStyle w:val="Heading2"/>
+        <w:keepNext/>
+      </w:pPr>
+      <w:r>
+        <w:t xml:space="preserve">Slide 37: Real results: prompting vs. LoRA fine-tuning (Banking77, 10 intents)</w:t>
+      </w:r>
+    </w:p>
+    <w:p>
+      <w:pPr>
+        <w:pStyle w:val="ListParagraph"/>
+        <w:keepLines/>
+        <w:numPr>
+          <w:ilvl w:val="0"/>
+          <w:numId w:val="42"/>
+        </w:numPr>
+        <w:spacing w:after="80" w:line="276"/>
+      </w:pPr>
+      <w:r>
+        <w:t xml:space="preserve">Accuracy on 200 held-out messages: base zero-shot 52.5%; base few-shot 85.0%; LoRA fine-tuned 97.0%.</w:t>
+      </w:r>
+    </w:p>
+    <w:p>
+      <w:pPr>
+        <w:pStyle w:val="ListParagraph"/>
+        <w:keepLines/>
+        <w:numPr>
+          <w:ilvl w:val="0"/>
+          <w:numId w:val="42"/>
+        </w:numPr>
+        <w:spacing w:after="80" w:line="276"/>
+      </w:pPr>
+      <w:r>
+        <w:t xml:space="preserve">Same base model (Qwen2.5-0.5B-Instruct), same held-out test messages, greedy decoding.</w:t>
+      </w:r>
+    </w:p>
+    <w:p>
+      <w:pPr>
+        <w:pStyle w:val="ListParagraph"/>
+        <w:keepLines/>
+        <w:numPr>
+          <w:ilvl w:val="0"/>
+          <w:numId w:val="42"/>
+        </w:numPr>
+        <w:spacing w:after="80" w:line="276"/>
+      </w:pPr>
+      <w:r>
+        <w:t xml:space="preserve">The bar to beat is the </w:t>
+      </w:r>
+      <w:r>
+        <w:rPr>
+          <w:b/>
+          <w:bCs/>
+        </w:rPr>
+        <w:t xml:space="preserve">best prompt</w:t>
+      </w:r>
+      <w:r>
+        <w:t xml:space="preserve"> (few-shot), not zero-shot: fine-tuning must earn its cost.</w:t>
+      </w:r>
+    </w:p>
+    <w:p>
+      <w:pPr>
+        <w:pStyle w:val="Heading2"/>
+        <w:keepNext/>
+      </w:pPr>
+      <w:r>
+        <w:t xml:space="preserve">Slide 38: Real training curve</w:t>
+      </w:r>
+    </w:p>
+    <w:p>
+      <w:pPr>
+        <w:pStyle w:val="ListParagraph"/>
+        <w:keepLines/>
+        <w:numPr>
+          <w:ilvl w:val="0"/>
+          <w:numId w:val="43"/>
+        </w:numPr>
+        <w:spacing w:after="80" w:line="276"/>
+      </w:pPr>
+      <w:r>
+        <w:t xml:space="preserve">For this one-epoch run, answer-token training loss and validation loss both fell; the curve shows no clear overfitting.</w:t>
+      </w:r>
+    </w:p>
+    <w:p>
+      <w:pPr>
+        <w:pStyle w:val="ListParagraph"/>
+        <w:keepLines/>
+        <w:numPr>
+          <w:ilvl w:val="0"/>
+          <w:numId w:val="43"/>
+        </w:numPr>
+        <w:spacing w:after="80" w:line="276"/>
+      </w:pPr>
+      <w:r>
+        <w:t xml:space="preserve">Saved adapter: 8.7 MB; base weights: 1,976 MB.</w:t>
+      </w:r>
+    </w:p>
+    <w:p>
+      <w:pPr>
+        <w:pStyle w:val="ListParagraph"/>
+        <w:keepLines/>
+        <w:numPr>
+          <w:ilvl w:val="0"/>
+          <w:numId w:val="43"/>
         </w:numPr>
         <w:spacing w:after="80" w:line="276"/>
       </w:pPr>
@@ -15627,177 +16937,12 @@
         <w:keepLines/>
         <w:numPr>
           <w:ilvl w:val="0"/>
-          <w:numId w:val="42"/>
+          <w:numId w:val="44"/>
         </w:numPr>
         <w:spacing w:after="80" w:line="276"/>
       </w:pPr>
       <w:r>
         <w:t xml:space="preserve">Some models receive extensive domain training: BloombergGPT used financial and general data (50 B parameters, 2023).</w:t>
-      </w:r>
-    </w:p>
-    <w:p>
-      <w:pPr>
-        <w:pStyle w:val="ListParagraph"/>
-        <w:keepLines/>
-        <w:numPr>
-          <w:ilvl w:val="0"/>
-          <w:numId w:val="42"/>
-        </w:numPr>
-        <w:spacing w:after="80" w:line="276"/>
-      </w:pPr>
-      <w:r>
-        <w:t xml:space="preserve">Other applications adapt a general model with specialist examples.</w:t>
-      </w:r>
-    </w:p>
-    <w:p>
-      <w:pPr>
-        <w:pStyle w:val="ListParagraph"/>
-        <w:keepLines/>
-        <w:numPr>
-          <w:ilvl w:val="0"/>
-          <w:numId w:val="42"/>
-        </w:numPr>
-        <w:spacing w:after="80" w:line="276"/>
-      </w:pPr>
-      <w:r>
-        <w:t xml:space="preserve">Compare a strong prompted model plus retrieval before investing in further training.</w:t>
-      </w:r>
-    </w:p>
-    <w:p>
-      <w:pPr>
-        <w:pStyle w:val="ListParagraph"/>
-        <w:keepLines/>
-        <w:numPr>
-          <w:ilvl w:val="0"/>
-          <w:numId w:val="42"/>
-        </w:numPr>
-        <w:spacing w:after="80" w:line="276"/>
-      </w:pPr>
-      <w:r>
-        <w:t xml:space="preserve">Specialist data can be sensitive; check privacy, permission and data governance before use.</w:t>
-      </w:r>
-    </w:p>
-    <w:p>
-      <w:pPr>
-        <w:pStyle w:val="Heading2"/>
-        <w:keepNext/>
-      </w:pPr>
-      <w:r>
-        <w:t xml:space="preserve">Slide 42: Responsible AI lens: fine-tuning</w:t>
-      </w:r>
-    </w:p>
-    <w:p>
-      <w:pPr>
-        <w:pStyle w:val="ListParagraph"/>
-        <w:keepLines/>
-        <w:numPr>
-          <w:ilvl w:val="0"/>
-          <w:numId w:val="43"/>
-        </w:numPr>
-        <w:spacing w:after="80" w:line="276"/>
-      </w:pPr>
-      <w:r>
-        <w:rPr>
-          <w:b/>
-          <w:bCs/>
-        </w:rPr>
-        <w:t xml:space="preserve">Safety can erode</w:t>
-      </w:r>
-      <w:r>
-        <w:t xml:space="preserve">: fine-tuning aligned models, even on benign data, can weaken refusals (Qi et al., 2023); re-test safety.</w:t>
-      </w:r>
-    </w:p>
-    <w:p>
-      <w:pPr>
-        <w:pStyle w:val="ListParagraph"/>
-        <w:keepLines/>
-        <w:numPr>
-          <w:ilvl w:val="0"/>
-          <w:numId w:val="43"/>
-        </w:numPr>
-        <w:spacing w:after="80" w:line="276"/>
-      </w:pPr>
-      <w:r>
-        <w:rPr>
-          <w:b/>
-          <w:bCs/>
-        </w:rPr>
-        <w:t xml:space="preserve">Memorisation</w:t>
-      </w:r>
-      <w:r>
-        <w:t xml:space="preserve">: fine-tuned models can reproduce training records; remove personal data, test for leakage.</w:t>
-      </w:r>
-    </w:p>
-    <w:p>
-      <w:pPr>
-        <w:pStyle w:val="ListParagraph"/>
-        <w:keepLines/>
-        <w:numPr>
-          <w:ilvl w:val="0"/>
-          <w:numId w:val="43"/>
-        </w:numPr>
-        <w:spacing w:after="80" w:line="276"/>
-      </w:pPr>
-      <w:r>
-        <w:rPr>
-          <w:b/>
-          <w:bCs/>
-        </w:rPr>
-        <w:t xml:space="preserve">Bias amplification</w:t>
-      </w:r>
-      <w:r>
-        <w:t xml:space="preserve">: skewed labels teach skewed decisions; audit performance by group.</w:t>
-      </w:r>
-    </w:p>
-    <w:p>
-      <w:pPr>
-        <w:pStyle w:val="ListParagraph"/>
-        <w:keepLines/>
-        <w:numPr>
-          <w:ilvl w:val="0"/>
-          <w:numId w:val="43"/>
-        </w:numPr>
-        <w:spacing w:after="80" w:line="276"/>
-      </w:pPr>
-      <w:r>
-        <w:rPr>
-          <w:b/>
-          <w:bCs/>
-        </w:rPr>
-        <w:t xml:space="preserve">Licences and terms</w:t>
-      </w:r>
-      <w:r>
-        <w:t xml:space="preserve">: base-model licences and API terms may restrict fine-tuning or use of outputs.</w:t>
-      </w:r>
-    </w:p>
-    <w:p>
-      <w:pPr>
-        <w:pStyle w:val="ListParagraph"/>
-        <w:keepLines/>
-        <w:numPr>
-          <w:ilvl w:val="0"/>
-          <w:numId w:val="43"/>
-        </w:numPr>
-        <w:spacing w:after="80" w:line="276"/>
-      </w:pPr>
-      <w:r>
-        <w:rPr>
-          <w:b/>
-          <w:bCs/>
-        </w:rPr>
-        <w:t xml:space="preserve">Documentation</w:t>
-      </w:r>
-      <w:r>
-        <w:t xml:space="preserve">: publish a model card for your adapter: data, evaluation, limits.</w:t>
-      </w:r>
-    </w:p>
-    <w:p>
-      <w:pPr>
-        <w:pStyle w:val="Heading2"/>
-        <w:keepNext/>
-      </w:pPr>
-      <w:r>
-        <w:t xml:space="preserve">Slide 44: Lab 8: LoRA fine-tuning for a banking domain task</w:t>
       </w:r>
     </w:p>
     <w:p>
@@ -15811,17 +16956,7 @@
         <w:spacing w:after="80" w:line="276"/>
       </w:pPr>
       <w:r>
-        <w:t xml:space="preserve">Prepare Banking77 messages for 10 </w:t>
-      </w:r>
-      <w:r>
-        <w:rPr>
-          <w:b/>
-          <w:bCs/>
-        </w:rPr>
-        <w:t xml:space="preserve">intents</w:t>
-      </w:r>
-      <w:r>
-        <w:t xml:space="preserve">: categories describing the customer's request. Keep a separate final test.</w:t>
+        <w:t xml:space="preserve">Other applications adapt a general model with specialist examples.</w:t>
       </w:r>
     </w:p>
     <w:p>
@@ -15835,7 +16970,7 @@
         <w:spacing w:after="80" w:line="276"/>
       </w:pPr>
       <w:r>
-        <w:t xml:space="preserve">Measure the unadapted model with zero-shot and few-shot prompts.</w:t>
+        <w:t xml:space="preserve">Compare a strong prompted model plus retrieval before investing in further training.</w:t>
       </w:r>
     </w:p>
     <w:p>
@@ -15849,49 +16984,7 @@
         <w:spacing w:after="80" w:line="276"/>
       </w:pPr>
       <w:r>
-        <w:t xml:space="preserve">Add LoRA paths with rank r = 16 using PEFT; count the trainable weights.</w:t>
-      </w:r>
-    </w:p>
-    <w:p>
-      <w:pPr>
-        <w:pStyle w:val="ListParagraph"/>
-        <w:keepLines/>
-        <w:numPr>
-          <w:ilvl w:val="0"/>
-          <w:numId w:val="44"/>
-        </w:numPr>
-        <w:spacing w:after="80" w:line="276"/>
-      </w:pPr>
-      <w:r>
-        <w:t xml:space="preserve">Train with TRL's SFTTrainer; plot training and validation loss.</w:t>
-      </w:r>
-    </w:p>
-    <w:p>
-      <w:pPr>
-        <w:pStyle w:val="ListParagraph"/>
-        <w:keepLines/>
-        <w:numPr>
-          <w:ilvl w:val="0"/>
-          <w:numId w:val="44"/>
-        </w:numPr>
-        <w:spacing w:after="80" w:line="276"/>
-      </w:pPr>
-      <w:r>
-        <w:t xml:space="preserve">Compare models on the same test; inspect mistaken labels in a confusion table.</w:t>
-      </w:r>
-    </w:p>
-    <w:p>
-      <w:pPr>
-        <w:pStyle w:val="ListParagraph"/>
-        <w:keepLines/>
-        <w:numPr>
-          <w:ilvl w:val="0"/>
-          <w:numId w:val="44"/>
-        </w:numPr>
-        <w:spacing w:after="80" w:line="276"/>
-      </w:pPr>
-      <w:r>
-        <w:t xml:space="preserve">Check older abilities, turn the adapter off, and compare saved file sizes. Optional: QLoRA or DPO.</w:t>
+        <w:t xml:space="preserve">Specialist data can be sensitive; check privacy, permission and data governance before use.</w:t>
       </w:r>
     </w:p>
     <w:p>
@@ -15900,7 +16993,7 @@
         <w:keepNext/>
       </w:pPr>
       <w:r>
-        <w:t xml:space="preserve">Slide 46: Summary</w:t>
+        <w:t xml:space="preserve">Slide 42: Responsible AI lens: fine-tuning</w:t>
       </w:r>
     </w:p>
     <w:p>
@@ -15914,7 +17007,14 @@
         <w:spacing w:after="80" w:line="276"/>
       </w:pPr>
       <w:r>
-        <w:t xml:space="preserve">Start with a prompt; search documents for facts; train further when behaviour needs to change.</w:t>
+        <w:rPr>
+          <w:b/>
+          <w:bCs/>
+        </w:rPr>
+        <w:t xml:space="preserve">Safety can erode</w:t>
+      </w:r>
+      <w:r>
+        <w:t xml:space="preserve">: fine-tuning aligned models, even on benign data, can weaken refusals (Qi et al., 2023); re-test safety.</w:t>
       </w:r>
     </w:p>
     <w:p>
@@ -15928,7 +17028,14 @@
         <w:spacing w:after="80" w:line="276"/>
       </w:pPr>
       <w:r>
-        <w:t xml:space="preserve">SFT learns desired answers from input-answer pairs. Instruction tuning uses varied instructions.</w:t>
+        <w:rPr>
+          <w:b/>
+          <w:bCs/>
+        </w:rPr>
+        <w:t xml:space="preserve">Memorisation</w:t>
+      </w:r>
+      <w:r>
+        <w:t xml:space="preserve">: fine-tuned models can reproduce training records; remove personal data, test for leakage.</w:t>
       </w:r>
     </w:p>
     <w:p>
@@ -15942,7 +17049,14 @@
         <w:spacing w:after="80" w:line="276"/>
       </w:pPr>
       <w:r>
-        <w:t xml:space="preserve">Use the model's chat template and separate train, validation and test examples.</w:t>
+        <w:rPr>
+          <w:b/>
+          <w:bCs/>
+        </w:rPr>
+        <w:t xml:space="preserve">Bias amplification</w:t>
+      </w:r>
+      <w:r>
+        <w:t xml:space="preserve">: skewed labels teach skewed decisions; audit performance by group.</w:t>
       </w:r>
     </w:p>
     <w:p>
@@ -15956,7 +17070,14 @@
         <w:spacing w:after="80" w:line="276"/>
       </w:pPr>
       <w:r>
-        <w:t xml:space="preserve">RLHF uses a reward model and RL; DPO learns directly from preferences; verified rewards can train reasoning.</w:t>
+        <w:rPr>
+          <w:b/>
+          <w:bCs/>
+        </w:rPr>
+        <w:t xml:space="preserve">Licences and terms</w:t>
+      </w:r>
+      <w:r>
+        <w:t xml:space="preserve">: base-model licences and API terms may restrict fine-tuning or use of outputs.</w:t>
       </w:r>
     </w:p>
     <w:p>
@@ -15970,7 +17091,23 @@
         <w:spacing w:after="80" w:line="276"/>
       </w:pPr>
       <w:r>
-        <w:t xml:space="preserve">LoRA trains small added matrices; QLoRA also compresses the fixed base weights.</w:t>
+        <w:rPr>
+          <w:b/>
+          <w:bCs/>
+        </w:rPr>
+        <w:t xml:space="preserve">Documentation</w:t>
+      </w:r>
+      <w:r>
+        <w:t xml:space="preserve">: publish a model card for your adapter: data, evaluation, limits.</w:t>
+      </w:r>
+    </w:p>
+    <w:p>
+      <w:pPr>
+        <w:pStyle w:val="Heading2"/>
+        <w:keepNext/>
+      </w:pPr>
+      <w:r>
+        <w:t xml:space="preserve">Slide 44: Lab 8: LoRA fine-tuning for a banking domain task</w:t>
       </w:r>
     </w:p>
     <w:p>
@@ -15979,12 +17116,22 @@
         <w:keepLines/>
         <w:numPr>
           <w:ilvl w:val="0"/>
-          <w:numId w:val="45"/>
+          <w:numId w:val="46"/>
         </w:numPr>
         <w:spacing w:after="80" w:line="276"/>
       </w:pPr>
       <w:r>
-        <w:t xml:space="preserve">Distillation teaches a small model to imitate a larger one.</w:t>
+        <w:t xml:space="preserve">Prepare Banking77 messages for 5 </w:t>
+      </w:r>
+      <w:r>
+        <w:rPr>
+          <w:b/>
+          <w:bCs/>
+        </w:rPr>
+        <w:t xml:space="preserve">intents</w:t>
+      </w:r>
+      <w:r>
+        <w:t xml:space="preserve">: categories describing the customer's request. Keep a separate final test.</w:t>
       </w:r>
     </w:p>
     <w:p>
@@ -15993,12 +17140,12 @@
         <w:keepLines/>
         <w:numPr>
           <w:ilvl w:val="0"/>
-          <w:numId w:val="45"/>
+          <w:numId w:val="46"/>
         </w:numPr>
         <w:spacing w:after="80" w:line="276"/>
       </w:pPr>
       <w:r>
-        <w:t xml:space="preserve">Compare with the best prompt on new examples; check lost abilities, safety and cost.</w:t>
+        <w:t xml:space="preserve">Measure the unadapted model with zero-shot and few-shot prompts.</w:t>
       </w:r>
     </w:p>
     <w:p>
@@ -16007,12 +17154,54 @@
         <w:keepLines/>
         <w:numPr>
           <w:ilvl w:val="0"/>
-          <w:numId w:val="45"/>
+          <w:numId w:val="46"/>
         </w:numPr>
         <w:spacing w:after="80" w:line="276"/>
       </w:pPr>
       <w:r>
-        <w:t xml:space="preserve">Record the data, model licence, settings, scores and remaining limits.</w:t>
+        <w:t xml:space="preserve">Add LoRA paths with rank r = 8 using PEFT; check the trainable count by hand.</w:t>
+      </w:r>
+    </w:p>
+    <w:p>
+      <w:pPr>
+        <w:pStyle w:val="ListParagraph"/>
+        <w:keepLines/>
+        <w:numPr>
+          <w:ilvl w:val="0"/>
+          <w:numId w:val="46"/>
+        </w:numPr>
+        <w:spacing w:after="80" w:line="276"/>
+      </w:pPr>
+      <w:r>
+        <w:t xml:space="preserve">Train with TRL's SFTTrainer; plot training and validation loss.</w:t>
+      </w:r>
+    </w:p>
+    <w:p>
+      <w:pPr>
+        <w:pStyle w:val="ListParagraph"/>
+        <w:keepLines/>
+        <w:numPr>
+          <w:ilvl w:val="0"/>
+          <w:numId w:val="46"/>
+        </w:numPr>
+        <w:spacing w:after="80" w:line="276"/>
+      </w:pPr>
+      <w:r>
+        <w:t xml:space="preserve">Compare models on the same test; inspect mistaken labels in a confusion table.</w:t>
+      </w:r>
+    </w:p>
+    <w:p>
+      <w:pPr>
+        <w:pStyle w:val="ListParagraph"/>
+        <w:keepLines/>
+        <w:numPr>
+          <w:ilvl w:val="0"/>
+          <w:numId w:val="46"/>
+        </w:numPr>
+        <w:spacing w:after="80" w:line="276"/>
+      </w:pPr>
+      <w:r>
+        <w:t xml:space="preserve">Check older abilities, turn the adapter off, and compare saved file sizes. Optional: QLoRA or DPO.</w:t>
       </w:r>
     </w:p>
     <w:p>
@@ -16021,6 +17210,127 @@
         <w:keepNext/>
       </w:pPr>
       <w:r>
+        <w:t xml:space="preserve">Slide 46: Summary</w:t>
+      </w:r>
+    </w:p>
+    <w:p>
+      <w:pPr>
+        <w:pStyle w:val="ListParagraph"/>
+        <w:keepLines/>
+        <w:numPr>
+          <w:ilvl w:val="0"/>
+          <w:numId w:val="47"/>
+        </w:numPr>
+        <w:spacing w:after="80" w:line="276"/>
+      </w:pPr>
+      <w:r>
+        <w:t xml:space="preserve">Start with a prompt; search documents for facts; train further when behaviour needs to change.</w:t>
+      </w:r>
+    </w:p>
+    <w:p>
+      <w:pPr>
+        <w:pStyle w:val="ListParagraph"/>
+        <w:keepLines/>
+        <w:numPr>
+          <w:ilvl w:val="0"/>
+          <w:numId w:val="47"/>
+        </w:numPr>
+        <w:spacing w:after="80" w:line="276"/>
+      </w:pPr>
+      <w:r>
+        <w:t xml:space="preserve">SFT learns desired answers from input-answer pairs. Instruction tuning uses varied instructions.</w:t>
+      </w:r>
+    </w:p>
+    <w:p>
+      <w:pPr>
+        <w:pStyle w:val="ListParagraph"/>
+        <w:keepLines/>
+        <w:numPr>
+          <w:ilvl w:val="0"/>
+          <w:numId w:val="47"/>
+        </w:numPr>
+        <w:spacing w:after="80" w:line="276"/>
+      </w:pPr>
+      <w:r>
+        <w:t xml:space="preserve">Use the model's chat template and separate train, validation and test examples.</w:t>
+      </w:r>
+    </w:p>
+    <w:p>
+      <w:pPr>
+        <w:pStyle w:val="ListParagraph"/>
+        <w:keepLines/>
+        <w:numPr>
+          <w:ilvl w:val="0"/>
+          <w:numId w:val="47"/>
+        </w:numPr>
+        <w:spacing w:after="80" w:line="276"/>
+      </w:pPr>
+      <w:r>
+        <w:t xml:space="preserve">RLHF uses a reward model and RL; DPO learns directly from preferences; verified rewards can train reasoning.</w:t>
+      </w:r>
+    </w:p>
+    <w:p>
+      <w:pPr>
+        <w:pStyle w:val="ListParagraph"/>
+        <w:keepLines/>
+        <w:numPr>
+          <w:ilvl w:val="0"/>
+          <w:numId w:val="47"/>
+        </w:numPr>
+        <w:spacing w:after="80" w:line="276"/>
+      </w:pPr>
+      <w:r>
+        <w:t xml:space="preserve">LoRA trains small added matrices; QLoRA also compresses the fixed base weights.</w:t>
+      </w:r>
+    </w:p>
+    <w:p>
+      <w:pPr>
+        <w:pStyle w:val="ListParagraph"/>
+        <w:keepLines/>
+        <w:numPr>
+          <w:ilvl w:val="0"/>
+          <w:numId w:val="47"/>
+        </w:numPr>
+        <w:spacing w:after="80" w:line="276"/>
+      </w:pPr>
+      <w:r>
+        <w:t xml:space="preserve">Distillation teaches a small model to imitate a larger one.</w:t>
+      </w:r>
+    </w:p>
+    <w:p>
+      <w:pPr>
+        <w:pStyle w:val="ListParagraph"/>
+        <w:keepLines/>
+        <w:numPr>
+          <w:ilvl w:val="0"/>
+          <w:numId w:val="47"/>
+        </w:numPr>
+        <w:spacing w:after="80" w:line="276"/>
+      </w:pPr>
+      <w:r>
+        <w:t xml:space="preserve">Compare with the best prompt on new examples; check lost abilities, safety and cost.</w:t>
+      </w:r>
+    </w:p>
+    <w:p>
+      <w:pPr>
+        <w:pStyle w:val="ListParagraph"/>
+        <w:keepLines/>
+        <w:numPr>
+          <w:ilvl w:val="0"/>
+          <w:numId w:val="47"/>
+        </w:numPr>
+        <w:spacing w:after="80" w:line="276"/>
+      </w:pPr>
+      <w:r>
+        <w:t xml:space="preserve">Record the data, model licence, settings, scores and remaining limits.</w:t>
+      </w:r>
+    </w:p>
+    <w:p>
+      <w:pPr>
+        <w:pStyle w:val="Heading2"/>
+        <w:keepNext/>
+      </w:pPr>
+      <w:r>
         <w:t xml:space="preserve">Implementation and recorded-run checks</w:t>
       </w:r>
     </w:p>
@@ -16051,7 +17361,7 @@
         <w:spacing w:after="140" w:line="288"/>
       </w:pPr>
       <w:r>
-        <w:t xml:space="preserve">The parameter chart reads the stored count and fails clearly if evidence is missing; it has no invented fallback or unmeasured rank 8 bar. Stored total includes adapters: original base count is total minus trainable. The recorded run fine-tuned Qwen2.5-0.5B-Instruct on 1,216 examples for one epoch in about 76 minutes on a laptop CPU. The LoRA model still gave 1 unparsed reply (0.5%). Evaluation adds more time. Falling validation loss is useful evidence but does not rule out all overfitting or lost abilities.</w:t>
+        <w:t xml:space="preserve">The parameter chart reads the stored rank-16 count and fails clearly if evidence is missing; the CPU core's rank-8 count (1,081,344) is printed and checked in the notebook. Stored total includes adapters: original base count is total minus trainable. The recorded run fine-tuned Qwen2.5-0.5B-Instruct on 1,216 examples for one epoch in about 76 minutes on a laptop CPU. The LoRA model still gave 1 unparsed reply (0.5%). Evaluation adds more time. Falling validation loss is useful evidence but does not rule out all overfitting or lost abilities.</w:t>
       </w:r>
     </w:p>
     <w:p>
@@ -16135,7 +17445,7 @@
                 <w:sz w:val="18"/>
                 <w:szCs w:val="18"/>
               </w:rPr>
-              <w:t xml:space="preserve">    {"role": "system", "content": "You classify banking messages."},</w:t>
+              <w:t xml:space="preserve">    {"role": "system", "content": "Name the intent."},</w:t>
             </w:r>
           </w:p>
           <w:p>
@@ -16149,7 +17459,7 @@
                 <w:sz w:val="18"/>
                 <w:szCs w:val="18"/>
               </w:rPr>
-              <w:t xml:space="preserve">    {"role": "user", "content": "I lost my card!"},</w:t>
+              <w:t xml:space="preserve">    {"role": "user", "content": "Card lost!"},</w:t>
             </w:r>
           </w:p>
           <w:p>
@@ -16233,7 +17543,7 @@
                 <w:sz w:val="18"/>
                 <w:szCs w:val="18"/>
               </w:rPr>
-              <w:t xml:space="preserve"># You classify banking messages.&lt;|im_end|&gt;</w:t>
+              <w:t xml:space="preserve"># Name the intent.&lt;|im_end|&gt;</w:t>
             </w:r>
           </w:p>
           <w:p>
@@ -16261,7 +17571,7 @@
                 <w:sz w:val="18"/>
                 <w:szCs w:val="18"/>
               </w:rPr>
-              <w:t xml:space="preserve"># I lost my card!&lt;|im_end|&gt;</w:t>
+              <w:t xml:space="preserve"># Card lost!&lt;|im_end|&gt;</w:t>
             </w:r>
           </w:p>
           <w:p>
@@ -16315,7 +17625,7 @@
         <w:keepLines/>
         <w:numPr>
           <w:ilvl w:val="0"/>
-          <w:numId w:val="46"/>
+          <w:numId w:val="48"/>
         </w:numPr>
         <w:spacing w:after="80" w:line="276"/>
       </w:pPr>
@@ -16329,12 +17639,12 @@
         <w:keepLines/>
         <w:numPr>
           <w:ilvl w:val="0"/>
-          <w:numId w:val="46"/>
+          <w:numId w:val="48"/>
         </w:numPr>
         <w:spacing w:after="80" w:line="276"/>
       </w:pPr>
       <w:r>
-        <w:t xml:space="preserve">SFT learns desired answer tokens.</w:t>
+        <w:t xml:space="preserve">SFT scores answer tokens.</w:t>
       </w:r>
     </w:p>
     <w:p>
@@ -16343,12 +17653,12 @@
         <w:keepLines/>
         <w:numPr>
           <w:ilvl w:val="0"/>
-          <w:numId w:val="46"/>
+          <w:numId w:val="48"/>
         </w:numPr>
         <w:spacing w:after="80" w:line="276"/>
       </w:pPr>
       <w:r>
-        <w:t xml:space="preserve">Templates and separate splits matter.</w:t>
+        <w:t xml:space="preserve">Preferences shape behaviour.</w:t>
       </w:r>
     </w:p>
     <w:p>
@@ -16357,12 +17667,12 @@
         <w:keepLines/>
         <w:numPr>
           <w:ilvl w:val="0"/>
-          <w:numId w:val="46"/>
+          <w:numId w:val="48"/>
         </w:numPr>
         <w:spacing w:after="80" w:line="276"/>
       </w:pPr>
       <w:r>
-        <w:t xml:space="preserve">Preferences can train behaviour; inspect their source.</w:t>
+        <w:t xml:space="preserve">LoRA trains small paths.</w:t>
       </w:r>
     </w:p>
     <w:p>
@@ -16371,12 +17681,12 @@
         <w:keepLines/>
         <w:numPr>
           <w:ilvl w:val="0"/>
-          <w:numId w:val="46"/>
+          <w:numId w:val="48"/>
         </w:numPr>
         <w:spacing w:after="80" w:line="276"/>
       </w:pPr>
       <w:r>
-        <w:t xml:space="preserve">LoRA adds small paths; QLoRA compresses the base.</w:t>
+        <w:t xml:space="preserve">Keep test data separate.</w:t>
       </w:r>
     </w:p>
     <w:p>
@@ -16385,12 +17695,46 @@
         <w:keepLines/>
         <w:numPr>
           <w:ilvl w:val="0"/>
-          <w:numId w:val="46"/>
+          <w:numId w:val="48"/>
         </w:numPr>
         <w:spacing w:after="80" w:line="276"/>
       </w:pPr>
       <w:r>
-        <w:t xml:space="preserve">Re-test task, older abilities, safety and cost.</w:t>
+        <w:t xml:space="preserve">Re-test safety and cost.</w:t>
+      </w:r>
+    </w:p>
+    <w:p>
+      <w:pPr>
+        <w:keepNext/>
+        <w:keepLines/>
+        <w:spacing w:after="140" w:line="288"/>
+      </w:pPr>
+      <w:r>
+        <w:rPr>
+          <w:b/>
+          <w:bCs/>
+        </w:rPr>
+        <w:t xml:space="preserve">Exit question.</w:t>
+      </w:r>
+      <w:r>
+        <w:t xml:space="preserve"> Lower loss proves better?</w:t>
+      </w:r>
+    </w:p>
+    <w:p>
+      <w:pPr>
+        <w:keepNext/>
+        <w:keepLines/>
+        <w:spacing w:after="140" w:line="288"/>
+      </w:pPr>
+      <w:r>
+        <w:rPr>
+          <w:b/>
+          <w:bCs/>
+        </w:rPr>
+        <w:t xml:space="preserve">Answer.</w:t>
+      </w:r>
+      <w:r>
+        <w:t xml:space="preserve"> No; test on held-out data.</w:t>
       </w:r>
     </w:p>
     <w:p>
@@ -16404,7 +17748,7 @@
           <wp:inline distT="0" distB="0" distL="0" distR="0">
             <wp:extent cx="5334000" cy="2266950"/>
             <wp:effectExtent t="0" r="0" b="0" l="0"/>
-            <wp:docPr id="18" name="What we learned: fine-tuning" descr="What we learned: fine-tuning" title="What we learned: fine-tuning"/>
+            <wp:docPr id="19" name="What we learned: fine-tuning" descr="What we learned: fine-tuning" title="What we learned: fine-tuning"/>
             <wp:cNvGraphicFramePr>
               <a:graphicFrameLocks xmlns:a="http://schemas.openxmlformats.org/drawingml/2006/main" noChangeAspect="1"/>
             </wp:cNvGraphicFramePr>
@@ -16418,7 +17762,7 @@
                     </pic:cNvPicPr>
                   </pic:nvPicPr>
                   <pic:blipFill>
-                    <a:blip r:embed="rId26" cstate="none"/>
+                    <a:blip r:embed="rId27" cstate="none"/>
                     <a:srcRect/>
                     <a:stretch>
                       <a:fillRect/>
@@ -16454,40 +17798,6 @@
           <w:szCs w:val="19"/>
         </w:rPr>
         <w:t xml:space="preserve">What we learned: fine-tuning</w:t>
-      </w:r>
-    </w:p>
-    <w:p>
-      <w:pPr>
-        <w:keepNext/>
-        <w:keepLines/>
-        <w:spacing w:after="140" w:line="288"/>
-      </w:pPr>
-      <w:r>
-        <w:rPr>
-          <w:b/>
-          <w:bCs/>
-        </w:rPr>
-        <w:t xml:space="preserve">Exit question.</w:t>
-      </w:r>
-      <w:r>
-        <w:t xml:space="preserve"> Does falling training loss prove that fine-tuning helped?</w:t>
-      </w:r>
-    </w:p>
-    <w:p>
-      <w:pPr>
-        <w:keepNext w:val="false"/>
-        <w:keepLines/>
-        <w:spacing w:after="140" w:line="288"/>
-      </w:pPr>
-      <w:r>
-        <w:rPr>
-          <w:b/>
-          <w:bCs/>
-        </w:rPr>
-        <w:t xml:space="preserve">Answer.</w:t>
-      </w:r>
-      <w:r>
-        <w:t xml:space="preserve"> No. Compare with the best prompt on held-out examples; inspect errors, validation, earlier abilities and cost.</w:t>
       </w:r>
     </w:p>
     <w:sectPr>
@@ -16831,13 +18141,13 @@
     </w:lvlOverride>
   </w:num>
   <w:num w:numId="10">
-    <w:abstractNumId w:val="2"/>
+    <w:abstractNumId w:val="3"/>
     <w:lvlOverride w:ilvl="0">
       <w:startOverride w:val="1"/>
     </w:lvlOverride>
   </w:num>
   <w:num w:numId="11">
-    <w:abstractNumId w:val="2"/>
+    <w:abstractNumId w:val="3"/>
     <w:lvlOverride w:ilvl="0">
       <w:startOverride w:val="1"/>
     </w:lvlOverride>
@@ -16849,25 +18159,25 @@
     </w:lvlOverride>
   </w:num>
   <w:num w:numId="13">
+    <w:abstractNumId w:val="2"/>
+    <w:lvlOverride w:ilvl="0">
+      <w:startOverride w:val="1"/>
+    </w:lvlOverride>
+  </w:num>
+  <w:num w:numId="14">
+    <w:abstractNumId w:val="2"/>
+    <w:lvlOverride w:ilvl="0">
+      <w:startOverride w:val="1"/>
+    </w:lvlOverride>
+  </w:num>
+  <w:num w:numId="15">
     <w:abstractNumId w:val="3"/>
     <w:lvlOverride w:ilvl="0">
       <w:startOverride w:val="1"/>
     </w:lvlOverride>
   </w:num>
-  <w:num w:numId="14">
+  <w:num w:numId="16">
     <w:abstractNumId w:val="3"/>
-    <w:lvlOverride w:ilvl="0">
-      <w:startOverride w:val="1"/>
-    </w:lvlOverride>
-  </w:num>
-  <w:num w:numId="15">
-    <w:abstractNumId w:val="2"/>
-    <w:lvlOverride w:ilvl="0">
-      <w:startOverride w:val="1"/>
-    </w:lvlOverride>
-  </w:num>
-  <w:num w:numId="16">
-    <w:abstractNumId w:val="2"/>
     <w:lvlOverride w:ilvl="0">
       <w:startOverride w:val="1"/>
     </w:lvlOverride>
@@ -17047,6 +18357,18 @@
     </w:lvlOverride>
   </w:num>
   <w:num w:numId="46">
+    <w:abstractNumId w:val="2"/>
+    <w:lvlOverride w:ilvl="0">
+      <w:startOverride w:val="1"/>
+    </w:lvlOverride>
+  </w:num>
+  <w:num w:numId="47">
+    <w:abstractNumId w:val="2"/>
+    <w:lvlOverride w:ilvl="0">
+      <w:startOverride w:val="1"/>
+    </w:lvlOverride>
+  </w:num>
+  <w:num w:numId="48">
     <w:abstractNumId w:val="2"/>
     <w:lvlOverride w:ilvl="0">
       <w:startOverride w:val="1"/>
